--- a/World-Builds/01-Post-Apostolic-House-Church/CiC_W1_Doc03_Lexicon_Candidate_List_FINAL.docx
+++ b/World-Builds/01-Post-Apostolic-House-Church/CiC_W1_Doc03_Lexicon_Candidate_List_FINAL.docx
@@ -2,15 +2,14 @@
 <file path=word/document.xml><?xml version="1.0" encoding="utf-8"?>
 <w:document xmlns:w="http://schemas.openxmlformats.org/wordprocessingml/2006/main" xmlns:m="http://schemas.openxmlformats.org/officeDocument/2006/math" xmlns:r="http://schemas.openxmlformats.org/officeDocument/2006/relationships" xmlns:o="urn:schemas-microsoft-com:office:office" xmlns:v="urn:schemas-microsoft-com:vml" xmlns:w10="urn:schemas-microsoft-com:office:word" xmlns:a="http://schemas.openxmlformats.org/drawingml/2006/main" xmlns:pic="http://schemas.openxmlformats.org/drawingml/2006/picture" xmlns:wp="http://schemas.openxmlformats.org/drawingml/2006/wordprocessingDrawing">
   <w:body>
+    <w:bookmarkStart w:id="28" w:name="doc_03-lexicon-candidate-list"/>
     <w:p>
       <w:pPr>
         <w:pStyle w:val="Heading1"/>
       </w:pPr>
-      <w:bookmarkStart w:id="20" w:name="doc_03-lexicon-candidate-list"/>
       <w:r>
         <w:t xml:space="preserve">Doc_03 — Lexicon Candidate List</w:t>
       </w:r>
-      <w:bookmarkEnd w:id="20"/>
     </w:p>
     <w:p>
       <w:pPr>
@@ -18,6 +17,7 @@
       </w:pPr>
       <w:r>
         <w:rPr>
+          <w:bCs/>
           <w:b/>
         </w:rPr>
         <w:t xml:space="preserve">World #1: Post-Apostolic/Sub-Apostolic House-Church Christianity</w:t>
@@ -29,6 +29,7 @@
       </w:pPr>
       <w:r>
         <w:rPr>
+          <w:bCs/>
           <w:b/>
         </w:rPr>
         <w:t xml:space="preserve">Status:</w:t>
@@ -64,6 +65,7 @@
       </w:pPr>
       <w:r>
         <w:rPr>
+          <w:bCs/>
           <w:b/>
         </w:rPr>
         <w:t xml:space="preserve">Governed by:</w:t>
@@ -81,6 +83,7 @@
       </w:pPr>
       <w:r>
         <w:rPr>
+          <w:bCs/>
           <w:b/>
         </w:rPr>
         <w:t xml:space="preserve">Built from:</w:t>
@@ -96,6 +99,7 @@
       </w:r>
       <w:r>
         <w:rPr>
+          <w:bCs/>
           <w:b/>
         </w:rPr>
         <w:t xml:space="preserve">the Source Registry’s Native entries specifically — not from Doc_02’s raw narrative directly</w:t>
@@ -113,6 +117,7 @@
       </w:pPr>
       <w:r>
         <w:rPr>
+          <w:bCs/>
           <w:b/>
         </w:rPr>
         <w:t xml:space="preserve">Scope note, stated up front per this step’s own purpose:</w:t>
@@ -128,6 +133,7 @@
       </w:r>
       <w:r>
         <w:rPr>
+          <w:bCs/>
           <w:b/>
         </w:rPr>
         <w:t xml:space="preserve">candidate list</w:t>
@@ -160,6 +166,7 @@
       </w:pPr>
       <w:r>
         <w:rPr>
+          <w:bCs/>
           <w:b/>
         </w:rPr>
         <w:t xml:space="preserve">Confidence vocabulary:</w:t>
@@ -178,15 +185,14 @@
         </w:pict>
       </w:r>
     </w:p>
+    <w:bookmarkStart w:id="20" w:name="method"/>
     <w:p>
       <w:pPr>
         <w:pStyle w:val="Heading2"/>
       </w:pPr>
-      <w:bookmarkStart w:id="21" w:name="method"/>
       <w:r>
         <w:t xml:space="preserve">1. Method</w:t>
       </w:r>
-      <w:bookmarkEnd w:id="21"/>
     </w:p>
     <w:p>
       <w:pPr>
@@ -228,6 +234,7 @@
       </w:pPr>
       <w:r>
         <w:rPr>
+          <w:bCs/>
           <w:b/>
         </w:rPr>
         <w:t xml:space="preserve">Round-1 revision addition — Registry Priority-Review-Flag density.</w:t>
@@ -243,6 +250,7 @@
       </w:r>
       <w:r>
         <w:rPr>
+          <w:bCs/>
           <w:b/>
         </w:rPr>
         <w:t xml:space="preserve">Registry Flag Density</w:t>
@@ -261,71 +269,380 @@
         </w:pict>
       </w:r>
     </w:p>
+    <w:bookmarkEnd w:id="20"/>
+    <w:bookmarkStart w:id="24" w:name="candidate-terms"/>
     <w:p>
       <w:pPr>
         <w:pStyle w:val="Heading2"/>
       </w:pPr>
-      <w:bookmarkStart w:id="22" w:name="candidate-terms"/>
       <w:r>
         <w:t xml:space="preserve">2. Candidate Terms</w:t>
       </w:r>
-      <w:bookmarkEnd w:id="22"/>
+    </w:p>
+    <w:bookmarkStart w:id="21" w:name="X80cc20624266a69641ee2e21df16f0066a172c7"/>
+    <w:p>
+      <w:pPr>
+        <w:pStyle w:val="Heading3"/>
+      </w:pPr>
+      <w:r>
+        <w:t xml:space="preserve">Tier 1 candidates (central to this world’s own self-organization; will need full ecological treatment at Step 6)</w:t>
+      </w:r>
     </w:p>
     <w:p>
       <w:pPr>
-        <w:pStyle w:val="Heading3"/>
-      </w:pPr>
-      <w:bookmarkStart w:id="23" w:name="X80cc20624266a69641ee2e21df16f0066a172c7"/>
-      <w:r>
-        <w:t xml:space="preserve">Tier 1 candidates (central to this world’s own self-organization; will need full ecological treatment at Step 6)</w:t>
-      </w:r>
-      <w:bookmarkEnd w:id="23"/>
+        <w:pStyle w:val="FirstParagraph"/>
+      </w:pPr>
+      <w:r>
+        <w:rPr>
+          <w:bCs/>
+          <w:b/>
+        </w:rPr>
+        <w:t xml:space="preserve">2.1 ἐπίσκοπος (episkopos) —</w:t>
+      </w:r>
+      <w:r>
+        <w:rPr>
+          <w:bCs/>
+          <w:b/>
+        </w:rPr>
+        <w:t xml:space="preserve"> </w:t>
+      </w:r>
+      <w:r>
+        <w:rPr>
+          <w:bCs/>
+          <w:b/>
+        </w:rPr>
+        <w:t xml:space="preserve">“</w:t>
+      </w:r>
+      <w:r>
+        <w:rPr>
+          <w:bCs/>
+          <w:b/>
+        </w:rPr>
+        <w:t xml:space="preserve">overseer / bishop</w:t>
+      </w:r>
+      <w:r>
+        <w:rPr>
+          <w:bCs/>
+          <w:b/>
+        </w:rPr>
+        <w:t xml:space="preserve">”</w:t>
+      </w:r>
+      <w:r>
+        <w:t xml:space="preserve"> </w:t>
+      </w:r>
+      <w:r>
+        <w:t xml:space="preserve">-</w:t>
+      </w:r>
+      <w:r>
+        <w:t xml:space="preserve"> </w:t>
+      </w:r>
+      <w:r>
+        <w:rPr>
+          <w:bCs/>
+          <w:b/>
+        </w:rPr>
+        <w:t xml:space="preserve">Preliminary definition:</w:t>
+      </w:r>
+      <w:r>
+        <w:t xml:space="preserve"> </w:t>
+      </w:r>
+      <w:r>
+        <w:t xml:space="preserve">A leadership office named across this world’s institutional evidence, but whose actual content — a single, monarchical office versus one of several interchangeable terms for a plural governing college — is exactly this world’s central, unresolved institutional question.</w:t>
+      </w:r>
+      <w:r>
+        <w:t xml:space="preserve"> </w:t>
+      </w:r>
+      <w:r>
+        <w:t xml:space="preserve">-</w:t>
+      </w:r>
+      <w:r>
+        <w:t xml:space="preserve"> </w:t>
+      </w:r>
+      <w:r>
+        <w:rPr>
+          <w:bCs/>
+          <w:b/>
+        </w:rPr>
+        <w:t xml:space="preserve">Strand attribution:</w:t>
+      </w:r>
+      <w:r>
+        <w:t xml:space="preserve"> </w:t>
+      </w:r>
+      <w:r>
+        <w:t xml:space="preserve">This term is the single clearest strand-differentiating word in the whole source set. Strand A (Antioch/Asia Minor, per Doc_01 Section 6): Ignatius uses</w:t>
+      </w:r>
+      <w:r>
+        <w:t xml:space="preserve"> </w:t>
+      </w:r>
+      <w:r>
+        <w:rPr>
+          <w:iCs/>
+          <w:i/>
+        </w:rPr>
+        <w:t xml:space="preserve">episkopos</w:t>
+      </w:r>
+      <w:r>
+        <w:t xml:space="preserve"> </w:t>
+      </w:r>
+      <w:r>
+        <w:t xml:space="preserve">for a single, monarchical office distinct from and superior to the</w:t>
+      </w:r>
+      <w:r>
+        <w:t xml:space="preserve"> </w:t>
+      </w:r>
+      <w:r>
+        <w:rPr>
+          <w:iCs/>
+          <w:i/>
+        </w:rPr>
+        <w:t xml:space="preserve">presbyteroi</w:t>
+      </w:r>
+      <w:r>
+        <w:t xml:space="preserve"> </w:t>
+      </w:r>
+      <w:r>
+        <w:t xml:space="preserve">(P03; Doc_02 Sections 1.3, 3, 4, 9). Strand B (Rome, per Doc_01 Section 6): 1 Clement uses</w:t>
+      </w:r>
+      <w:r>
+        <w:t xml:space="preserve"> </w:t>
+      </w:r>
+      <w:r>
+        <w:rPr>
+          <w:iCs/>
+          <w:i/>
+        </w:rPr>
+        <w:t xml:space="preserve">episkopos</w:t>
+      </w:r>
+      <w:r>
+        <w:t xml:space="preserve"> </w:t>
+      </w:r>
+      <w:r>
+        <w:t xml:space="preserve">and</w:t>
+      </w:r>
+      <w:r>
+        <w:t xml:space="preserve"> </w:t>
+      </w:r>
+      <w:r>
+        <w:rPr>
+          <w:iCs/>
+          <w:i/>
+        </w:rPr>
+        <w:t xml:space="preserve">presbyteros</w:t>
+      </w:r>
+      <w:r>
+        <w:t xml:space="preserve"> </w:t>
+      </w:r>
+      <w:r>
+        <w:t xml:space="preserve">interchangeably for a plural governing college (chs. 42, 44; P02; Doc_02 Section 3) — Hermas’s plural</w:t>
+      </w:r>
+      <w:r>
+        <w:t xml:space="preserve"> </w:t>
+      </w:r>
+      <w:r>
+        <w:t xml:space="preserve">“</w:t>
+      </w:r>
+      <w:r>
+        <w:t xml:space="preserve">presbyters who preside over the Church</w:t>
+      </w:r>
+      <w:r>
+        <w:t xml:space="preserve">”</w:t>
+      </w:r>
+      <w:r>
+        <w:t xml:space="preserve"> </w:t>
+      </w:r>
+      <w:r>
+        <w:t xml:space="preserve">(</w:t>
+      </w:r>
+      <w:r>
+        <w:rPr>
+          <w:iCs/>
+          <w:i/>
+        </w:rPr>
+        <w:t xml:space="preserve">Vision</w:t>
+      </w:r>
+      <w:r>
+        <w:t xml:space="preserve"> </w:t>
+      </w:r>
+      <w:r>
+        <w:t xml:space="preserve">2.4.3; P05) reinforces this reading for Rome specifically.</w:t>
+      </w:r>
+      <w:r>
+        <w:t xml:space="preserve"> </w:t>
+      </w:r>
+      <w:r>
+        <w:t xml:space="preserve">-</w:t>
+      </w:r>
+      <w:r>
+        <w:t xml:space="preserve"> </w:t>
+      </w:r>
+      <w:r>
+        <w:rPr>
+          <w:bCs/>
+          <w:b/>
+        </w:rPr>
+        <w:t xml:space="preserve">Primary source anchors:</w:t>
+      </w:r>
+      <w:r>
+        <w:t xml:space="preserve"> </w:t>
+      </w:r>
+      <w:r>
+        <w:t xml:space="preserve">P02 (1 Clement), P03 (Ignatius), P05 (Hermas), Didache 15:1 (P01, transitional instruction to appoint</w:t>
+      </w:r>
+      <w:r>
+        <w:t xml:space="preserve"> </w:t>
+      </w:r>
+      <w:r>
+        <w:t xml:space="preserve">“</w:t>
+      </w:r>
+      <w:r>
+        <w:t xml:space="preserve">bishops and deacons</w:t>
+      </w:r>
+      <w:r>
+        <w:t xml:space="preserve">”</w:t>
+      </w:r>
+      <w:r>
+        <w:t xml:space="preserve">).</w:t>
+      </w:r>
+      <w:r>
+        <w:t xml:space="preserve"> </w:t>
+      </w:r>
+      <w:r>
+        <w:t xml:space="preserve">-</w:t>
+      </w:r>
+      <w:r>
+        <w:t xml:space="preserve"> </w:t>
+      </w:r>
+      <w:r>
+        <w:rPr>
+          <w:bCs/>
+          <w:b/>
+        </w:rPr>
+        <w:t xml:space="preserve">Author Gravity risk:</w:t>
+      </w:r>
+      <w:r>
+        <w:t xml:space="preserve"> </w:t>
+      </w:r>
+      <w:r>
+        <w:t xml:space="preserve">Yes — the Strand A picture rests overwhelmingly on one voice (Ignatius) writing under armed guard, en route to execution, in a documented rhetorical genre (Doc_02 Section 1.3 flags this as the most contested representativeness question in the whole source set: does Ignatius describe an already-secured reality, or argue for one not yet won even among his own addressees?). This is not a settled definition; it is this world’s own live institutional argument.</w:t>
+      </w:r>
+      <w:r>
+        <w:t xml:space="preserve"> </w:t>
+      </w:r>
+      <w:r>
+        <w:t xml:space="preserve">-</w:t>
+      </w:r>
+      <w:r>
+        <w:t xml:space="preserve"> </w:t>
+      </w:r>
+      <w:r>
+        <w:rPr>
+          <w:bCs/>
+          <w:b/>
+        </w:rPr>
+        <w:t xml:space="preserve">Registry cross-reference:</w:t>
+      </w:r>
+      <w:r>
+        <w:t xml:space="preserve"> </w:t>
+      </w:r>
+      <w:r>
+        <w:t xml:space="preserve">P02, P03, P05, S05, S06, S07, S08.</w:t>
+      </w:r>
+      <w:r>
+        <w:t xml:space="preserve"> </w:t>
+      </w:r>
+      <w:r>
+        <w:t xml:space="preserve">-</w:t>
+      </w:r>
+      <w:r>
+        <w:t xml:space="preserve"> </w:t>
+      </w:r>
+      <w:r>
+        <w:rPr>
+          <w:bCs/>
+          <w:b/>
+        </w:rPr>
+        <w:t xml:space="preserve">Registry Flag Density:</w:t>
+      </w:r>
+      <w:r>
+        <w:t xml:space="preserve"> </w:t>
+      </w:r>
+      <w:r>
+        <w:t xml:space="preserve">4/7 cited rows flagged for priority review (P02, P03, P05, S06) — a majority, consistent with how genuinely unsettled this term’s institutional content is.</w:t>
+      </w:r>
+      <w:r>
+        <w:t xml:space="preserve"> </w:t>
+      </w:r>
+      <w:r>
+        <w:t xml:space="preserve">-</w:t>
+      </w:r>
+      <w:r>
+        <w:t xml:space="preserve"> </w:t>
+      </w:r>
+      <w:r>
+        <w:rPr>
+          <w:bCs/>
+          <w:b/>
+        </w:rPr>
+        <w:t xml:space="preserve">Requires full Tier 1 treatment at Step 6:</w:t>
+      </w:r>
+      <w:r>
+        <w:t xml:space="preserve"> </w:t>
+      </w:r>
+      <w:r>
+        <w:t xml:space="preserve">Yes. This term cannot be finalized before Doc_04’s Gravity Discovery and Doc_05’s Ecological Reconstruction address the Strand A/B tension directly.</w:t>
+      </w:r>
     </w:p>
     <w:p>
       <w:pPr>
-        <w:pStyle w:val="FirstParagraph"/>
-      </w:pPr>
-      <w:r>
-        <w:rPr>
-          <w:b/>
-        </w:rPr>
-        <w:t xml:space="preserve">2.1 ἐπίσκοπος (episkopos) —</w:t>
-      </w:r>
-      <w:r>
-        <w:rPr>
-          <w:b/>
-        </w:rPr>
-        <w:t xml:space="preserve"> </w:t>
-      </w:r>
-      <w:r>
-        <w:rPr>
-          <w:b/>
-        </w:rPr>
-        <w:t xml:space="preserve">“</w:t>
-      </w:r>
-      <w:r>
-        <w:rPr>
-          <w:b/>
-        </w:rPr>
-        <w:t xml:space="preserve">overseer / bishop</w:t>
-      </w:r>
-      <w:r>
-        <w:rPr>
-          <w:b/>
-        </w:rPr>
-        <w:t xml:space="preserve">”</w:t>
-      </w:r>
-      <w:r>
-        <w:t xml:space="preserve"> </w:t>
-      </w:r>
-      <w:r>
-        <w:t xml:space="preserve">-</w:t>
-      </w:r>
-      <w:r>
-        <w:t xml:space="preserve"> </w:t>
-      </w:r>
-      <w:r>
-        <w:rPr>
+        <w:pStyle w:val="BodyText"/>
+      </w:pPr>
+      <w:r>
+        <w:rPr>
+          <w:bCs/>
+          <w:b/>
+        </w:rPr>
+        <w:t xml:space="preserve">2.2 πρεσβύτερος (presbyteros) —</w:t>
+      </w:r>
+      <w:r>
+        <w:rPr>
+          <w:bCs/>
+          <w:b/>
+        </w:rPr>
+        <w:t xml:space="preserve"> </w:t>
+      </w:r>
+      <w:r>
+        <w:rPr>
+          <w:bCs/>
+          <w:b/>
+        </w:rPr>
+        <w:t xml:space="preserve">“</w:t>
+      </w:r>
+      <w:r>
+        <w:rPr>
+          <w:bCs/>
+          <w:b/>
+        </w:rPr>
+        <w:t xml:space="preserve">elder</w:t>
+      </w:r>
+      <w:r>
+        <w:rPr>
+          <w:bCs/>
+          <w:b/>
+        </w:rPr>
+        <w:t xml:space="preserve">”</w:t>
+      </w:r>
+      <w:r>
+        <w:t xml:space="preserve"> </w:t>
+      </w:r>
+      <w:r>
+        <w:t xml:space="preserve">-</w:t>
+      </w:r>
+      <w:r>
+        <w:t xml:space="preserve"> </w:t>
+      </w:r>
+      <w:r>
+        <w:rPr>
+          <w:bCs/>
           <w:b/>
         </w:rPr>
         <w:t xml:space="preserve">Preliminary definition:</w:t>
@@ -334,19 +651,46 @@
         <w:t xml:space="preserve"> </w:t>
       </w:r>
       <w:r>
-        <w:t xml:space="preserve">A leadership office named across this world’s institutional evidence, but whose actual content — a single, monarchical office versus one of several interchangeable terms for a plural governing college — is exactly this world’s central, unresolved institutional question.</w:t>
-      </w:r>
-      <w:r>
-        <w:t xml:space="preserve"> </w:t>
-      </w:r>
-      <w:r>
-        <w:t xml:space="preserve">-</w:t>
-      </w:r>
-      <w:r>
-        <w:t xml:space="preserve"> </w:t>
-      </w:r>
-      <w:r>
-        <w:rPr>
+        <w:t xml:space="preserve">A leadership-college member; in Strand B usage, interchangeable with</w:t>
+      </w:r>
+      <w:r>
+        <w:t xml:space="preserve"> </w:t>
+      </w:r>
+      <w:r>
+        <w:rPr>
+          <w:iCs/>
+          <w:i/>
+        </w:rPr>
+        <w:t xml:space="preserve">episkopos</w:t>
+      </w:r>
+      <w:r>
+        <w:t xml:space="preserve">; in Strand A usage (per Ignatius), a distinct, subordinate office under a single</w:t>
+      </w:r>
+      <w:r>
+        <w:t xml:space="preserve"> </w:t>
+      </w:r>
+      <w:r>
+        <w:rPr>
+          <w:iCs/>
+          <w:i/>
+        </w:rPr>
+        <w:t xml:space="preserve">episkopos</w:t>
+      </w:r>
+      <w:r>
+        <w:t xml:space="preserve">.</w:t>
+      </w:r>
+      <w:r>
+        <w:t xml:space="preserve"> </w:t>
+      </w:r>
+      <w:r>
+        <w:t xml:space="preserve">-</w:t>
+      </w:r>
+      <w:r>
+        <w:t xml:space="preserve"> </w:t>
+      </w:r>
+      <w:r>
+        <w:rPr>
+          <w:bCs/>
           <w:b/>
         </w:rPr>
         <w:t xml:space="preserve">Strand attribution:</w:t>
@@ -355,109 +699,54 @@
         <w:t xml:space="preserve"> </w:t>
       </w:r>
       <w:r>
-        <w:t xml:space="preserve">This term is the single clearest strand-differentiating word in the whole source set. Strand A (Antioch/Asia Minor, per Doc_01 Section 6): Ignatius uses</w:t>
-      </w:r>
-      <w:r>
-        <w:t xml:space="preserve"> </w:t>
-      </w:r>
-      <w:r>
-        <w:rPr>
+        <w:t xml:space="preserve">Both strands use the word, but assign it different institutional weight — see 2.1 above. Notably, Polycarp — writing from within Strand A’s own geography — identifies</w:t>
+      </w:r>
+      <w:r>
+        <w:t xml:space="preserve"> </w:t>
+      </w:r>
+      <w:r>
+        <w:rPr>
+          <w:iCs/>
           <w:i/>
         </w:rPr>
-        <w:t xml:space="preserve">episkopos</w:t>
-      </w:r>
-      <w:r>
-        <w:t xml:space="preserve"> </w:t>
-      </w:r>
-      <w:r>
-        <w:t xml:space="preserve">for a single, monarchical office distinct from and superior to the</w:t>
-      </w:r>
-      <w:r>
-        <w:t xml:space="preserve"> </w:t>
-      </w:r>
-      <w:r>
-        <w:rPr>
-          <w:i/>
-        </w:rPr>
-        <w:t xml:space="preserve">presbyteroi</w:t>
-      </w:r>
-      <w:r>
-        <w:t xml:space="preserve"> </w:t>
-      </w:r>
-      <w:r>
-        <w:t xml:space="preserve">(P03; Doc_02 Sections 1.3, 3, 4, 9). Strand B (Rome, per Doc_01 Section 6): 1 Clement uses</w:t>
-      </w:r>
-      <w:r>
-        <w:t xml:space="preserve"> </w:t>
-      </w:r>
-      <w:r>
-        <w:rPr>
-          <w:i/>
-        </w:rPr>
-        <w:t xml:space="preserve">episkopos</w:t>
-      </w:r>
-      <w:r>
-        <w:t xml:space="preserve"> </w:t>
-      </w:r>
-      <w:r>
-        <w:t xml:space="preserve">and</w:t>
-      </w:r>
-      <w:r>
-        <w:t xml:space="preserve"> </w:t>
-      </w:r>
-      <w:r>
-        <w:rPr>
-          <w:i/>
-        </w:rPr>
-        <w:t xml:space="preserve">presbyteros</w:t>
-      </w:r>
-      <w:r>
-        <w:t xml:space="preserve"> </w:t>
-      </w:r>
-      <w:r>
-        <w:t xml:space="preserve">interchangeably for a plural governing college (chs. 42, 44; P02; Doc_02 Section 3) — Hermas’s plural</w:t>
-      </w:r>
-      <w:r>
-        <w:t xml:space="preserve"> </w:t>
-      </w:r>
-      <w:r>
-        <w:t xml:space="preserve">“</w:t>
-      </w:r>
-      <w:r>
-        <w:t xml:space="preserve">presbyters who preside over the Church</w:t>
-      </w:r>
-      <w:r>
-        <w:t xml:space="preserve">”</w:t>
-      </w:r>
-      <w:r>
-        <w:t xml:space="preserve"> </w:t>
-      </w:r>
-      <w:r>
-        <w:t xml:space="preserve">(</w:t>
-      </w:r>
-      <w:r>
-        <w:rPr>
-          <w:i/>
-        </w:rPr>
-        <w:t xml:space="preserve">Vision</w:t>
-      </w:r>
-      <w:r>
-        <w:t xml:space="preserve"> </w:t>
-      </w:r>
-      <w:r>
-        <w:t xml:space="preserve">2.4.3; P05) reinforces this reading for Rome specifically.</w:t>
-      </w:r>
-      <w:r>
-        <w:t xml:space="preserve"> </w:t>
-      </w:r>
-      <w:r>
-        <w:t xml:space="preserve">-</w:t>
-      </w:r>
-      <w:r>
-        <w:t xml:space="preserve"> </w:t>
-      </w:r>
-      <w:r>
-        <w:rPr>
+        <w:t xml:space="preserve">himself</w:t>
+      </w:r>
+      <w:r>
+        <w:t xml:space="preserve"> </w:t>
+      </w:r>
+      <w:r>
+        <w:t xml:space="preserve">only as one of</w:t>
+      </w:r>
+      <w:r>
+        <w:t xml:space="preserve"> </w:t>
+      </w:r>
+      <w:r>
+        <w:t xml:space="preserve">“</w:t>
+      </w:r>
+      <w:r>
+        <w:t xml:space="preserve">the presbyters</w:t>
+      </w:r>
+      <w:r>
+        <w:t xml:space="preserve">”</w:t>
+      </w:r>
+      <w:r>
+        <w:t xml:space="preserve"> </w:t>
+      </w:r>
+      <w:r>
+        <w:t xml:space="preserve">in his own letter (P04; Doc_02 Section 1.4), even though Ignatius separately addresses him as Smyrna’s bishop. Doc_01 already treats this as internal counter-evidence against reading Strand A’s monarchical-episcopate program as fully secured.</w:t>
+      </w:r>
+      <w:r>
+        <w:t xml:space="preserve"> </w:t>
+      </w:r>
+      <w:r>
+        <w:t xml:space="preserve">-</w:t>
+      </w:r>
+      <w:r>
+        <w:t xml:space="preserve"> </w:t>
+      </w:r>
+      <w:r>
+        <w:rPr>
+          <w:bCs/>
           <w:b/>
         </w:rPr>
         <w:t xml:space="preserve">Primary source anchors:</w:t>
@@ -466,34 +755,20 @@
         <w:t xml:space="preserve"> </w:t>
       </w:r>
       <w:r>
-        <w:t xml:space="preserve">P02 (1 Clement), P03 (Ignatius), P05 (Hermas), Didache 15:1 (P01, transitional instruction to appoint</w:t>
-      </w:r>
-      <w:r>
-        <w:t xml:space="preserve"> </w:t>
-      </w:r>
-      <w:r>
-        <w:t xml:space="preserve">“</w:t>
-      </w:r>
-      <w:r>
-        <w:t xml:space="preserve">bishops and deacons</w:t>
-      </w:r>
-      <w:r>
-        <w:t xml:space="preserve">”</w:t>
-      </w:r>
-      <w:r>
-        <w:t xml:space="preserve">).</w:t>
-      </w:r>
-      <w:r>
-        <w:t xml:space="preserve"> </w:t>
-      </w:r>
-      <w:r>
-        <w:t xml:space="preserve">-</w:t>
-      </w:r>
-      <w:r>
-        <w:t xml:space="preserve"> </w:t>
-      </w:r>
-      <w:r>
-        <w:rPr>
+        <w:t xml:space="preserve">P02, P03, P04, P05.</w:t>
+      </w:r>
+      <w:r>
+        <w:t xml:space="preserve"> </w:t>
+      </w:r>
+      <w:r>
+        <w:t xml:space="preserve">-</w:t>
+      </w:r>
+      <w:r>
+        <w:t xml:space="preserve"> </w:t>
+      </w:r>
+      <w:r>
+        <w:rPr>
+          <w:bCs/>
           <w:b/>
         </w:rPr>
         <w:t xml:space="preserve">Author Gravity risk:</w:t>
@@ -502,19 +777,20 @@
         <w:t xml:space="preserve"> </w:t>
       </w:r>
       <w:r>
-        <w:t xml:space="preserve">Yes — the Strand A picture rests overwhelmingly on one voice (Ignatius) writing under armed guard, en route to execution, in a documented rhetorical genre (Doc_02 Section 1.3 flags this as the most contested representativeness question in the whole source set: does Ignatius describe an already-secured reality, or argue for one not yet won even among his own addressees?). This is not a settled definition; it is this world’s own live institutional argument.</w:t>
-      </w:r>
-      <w:r>
-        <w:t xml:space="preserve"> </w:t>
-      </w:r>
-      <w:r>
-        <w:t xml:space="preserve">-</w:t>
-      </w:r>
-      <w:r>
-        <w:t xml:space="preserve"> </w:t>
-      </w:r>
-      <w:r>
-        <w:rPr>
+        <w:t xml:space="preserve">Yes, but for a different reason than 2.1 — the term’s Strand A meaning depends on reading Ignatius’s usage as authoritative over Polycarp’s own self-designation, which is itself a live interpretive choice, not a given.</w:t>
+      </w:r>
+      <w:r>
+        <w:t xml:space="preserve"> </w:t>
+      </w:r>
+      <w:r>
+        <w:t xml:space="preserve">-</w:t>
+      </w:r>
+      <w:r>
+        <w:t xml:space="preserve"> </w:t>
+      </w:r>
+      <w:r>
+        <w:rPr>
+          <w:bCs/>
           <w:b/>
         </w:rPr>
         <w:t xml:space="preserve">Registry cross-reference:</w:t>
@@ -523,19 +799,20 @@
         <w:t xml:space="preserve"> </w:t>
       </w:r>
       <w:r>
-        <w:t xml:space="preserve">P02, P03, P05, S05, S06, S07, S08.</w:t>
-      </w:r>
-      <w:r>
-        <w:t xml:space="preserve"> </w:t>
-      </w:r>
-      <w:r>
-        <w:t xml:space="preserve">-</w:t>
-      </w:r>
-      <w:r>
-        <w:t xml:space="preserve"> </w:t>
-      </w:r>
-      <w:r>
-        <w:rPr>
+        <w:t xml:space="preserve">P02, P03, P04, P05, S06, S07.</w:t>
+      </w:r>
+      <w:r>
+        <w:t xml:space="preserve"> </w:t>
+      </w:r>
+      <w:r>
+        <w:t xml:space="preserve">-</w:t>
+      </w:r>
+      <w:r>
+        <w:t xml:space="preserve"> </w:t>
+      </w:r>
+      <w:r>
+        <w:rPr>
+          <w:bCs/>
           <w:b/>
         </w:rPr>
         <w:t xml:space="preserve">Registry Flag Density:</w:t>
@@ -544,19 +821,20 @@
         <w:t xml:space="preserve"> </w:t>
       </w:r>
       <w:r>
-        <w:t xml:space="preserve">4/7 cited rows flagged for priority review (P02, P03, P05, S06) — a majority, consistent with how genuinely unsettled this term’s institutional content is.</w:t>
-      </w:r>
-      <w:r>
-        <w:t xml:space="preserve"> </w:t>
-      </w:r>
-      <w:r>
-        <w:t xml:space="preserve">-</w:t>
-      </w:r>
-      <w:r>
-        <w:t xml:space="preserve"> </w:t>
-      </w:r>
-      <w:r>
-        <w:rPr>
+        <w:t xml:space="preserve">5/6 cited rows flagged for priority review (P02, P03, P04, P05, S06).</w:t>
+      </w:r>
+      <w:r>
+        <w:t xml:space="preserve"> </w:t>
+      </w:r>
+      <w:r>
+        <w:t xml:space="preserve">-</w:t>
+      </w:r>
+      <w:r>
+        <w:t xml:space="preserve"> </w:t>
+      </w:r>
+      <w:r>
+        <w:rPr>
+          <w:bCs/>
           <w:b/>
         </w:rPr>
         <w:t xml:space="preserve">Requires full Tier 1 treatment at Step 6:</w:t>
@@ -565,7 +843,7 @@
         <w:t xml:space="preserve"> </w:t>
       </w:r>
       <w:r>
-        <w:t xml:space="preserve">Yes. This term cannot be finalized before Doc_04’s Gravity Discovery and Doc_05’s Ecological Reconstruction address the Strand A/B tension directly.</w:t>
+        <w:t xml:space="preserve">Yes, paired with 2.1 — the two terms cannot be treated separately without reproducing the same Strand A/B tension twice.</w:t>
       </w:r>
     </w:p>
     <w:p>
@@ -574,45 +852,51 @@
       </w:pPr>
       <w:r>
         <w:rPr>
-          <w:b/>
-        </w:rPr>
-        <w:t xml:space="preserve">2.2 πρεσβύτερος (presbyteros) —</w:t>
-      </w:r>
-      <w:r>
-        <w:rPr>
-          <w:b/>
-        </w:rPr>
-        <w:t xml:space="preserve"> </w:t>
-      </w:r>
-      <w:r>
-        <w:rPr>
-          <w:b/>
-        </w:rPr>
-        <w:t xml:space="preserve">“</w:t>
-      </w:r>
-      <w:r>
-        <w:rPr>
-          <w:b/>
-        </w:rPr>
-        <w:t xml:space="preserve">elder</w:t>
-      </w:r>
-      <w:r>
-        <w:rPr>
-          <w:b/>
-        </w:rPr>
-        <w:t xml:space="preserve">”</w:t>
-      </w:r>
-      <w:r>
-        <w:t xml:space="preserve"> </w:t>
-      </w:r>
-      <w:r>
-        <w:t xml:space="preserve">-</w:t>
-      </w:r>
-      <w:r>
-        <w:t xml:space="preserve"> </w:t>
-      </w:r>
-      <w:r>
-        <w:rPr>
+          <w:bCs/>
+          <w:b/>
+        </w:rPr>
+        <w:t xml:space="preserve">2.3 ἐκκλησία (ekklesia) —</w:t>
+      </w:r>
+      <w:r>
+        <w:rPr>
+          <w:bCs/>
+          <w:b/>
+        </w:rPr>
+        <w:t xml:space="preserve"> </w:t>
+      </w:r>
+      <w:r>
+        <w:rPr>
+          <w:bCs/>
+          <w:b/>
+        </w:rPr>
+        <w:t xml:space="preserve">“</w:t>
+      </w:r>
+      <w:r>
+        <w:rPr>
+          <w:bCs/>
+          <w:b/>
+        </w:rPr>
+        <w:t xml:space="preserve">assembly / church</w:t>
+      </w:r>
+      <w:r>
+        <w:rPr>
+          <w:bCs/>
+          <w:b/>
+        </w:rPr>
+        <w:t xml:space="preserve">”</w:t>
+      </w:r>
+      <w:r>
+        <w:t xml:space="preserve"> </w:t>
+      </w:r>
+      <w:r>
+        <w:t xml:space="preserve">-</w:t>
+      </w:r>
+      <w:r>
+        <w:t xml:space="preserve"> </w:t>
+      </w:r>
+      <w:r>
+        <w:rPr>
+          <w:bCs/>
           <w:b/>
         </w:rPr>
         <w:t xml:space="preserve">Preliminary definition:</w:t>
@@ -621,97 +905,76 @@
         <w:t xml:space="preserve"> </w:t>
       </w:r>
       <w:r>
-        <w:t xml:space="preserve">A leadership-college member; in Strand B usage, interchangeable with</w:t>
-      </w:r>
-      <w:r>
-        <w:t xml:space="preserve"> </w:t>
-      </w:r>
-      <w:r>
-        <w:rPr>
+        <w:t xml:space="preserve">The community’s own self-designation for itself as a gathered body, used by every primary voice in this source set to address or describe a given local community (1 Clement’s own opening address,</w:t>
+      </w:r>
+      <w:r>
+        <w:t xml:space="preserve"> </w:t>
+      </w:r>
+      <w:r>
+        <w:t xml:space="preserve">“</w:t>
+      </w:r>
+      <w:r>
+        <w:t xml:space="preserve">the church of God which sojourns at Rome, to the church of God which sojourns at Corinth,</w:t>
+      </w:r>
+      <w:r>
+        <w:t xml:space="preserve">”</w:t>
+      </w:r>
+      <w:r>
+        <w:t xml:space="preserve"> </w:t>
+      </w:r>
+      <w:r>
+        <w:t xml:space="preserve">is the clearest single instance).</w:t>
+      </w:r>
+      <w:r>
+        <w:t xml:space="preserve"> </w:t>
+      </w:r>
+      <w:r>
+        <w:t xml:space="preserve">-</w:t>
+      </w:r>
+      <w:r>
+        <w:t xml:space="preserve"> </w:t>
+      </w:r>
+      <w:r>
+        <w:rPr>
+          <w:bCs/>
+          <w:b/>
+        </w:rPr>
+        <w:t xml:space="preserve">Strand attribution:</w:t>
+      </w:r>
+      <w:r>
+        <w:t xml:space="preserve"> </w:t>
+      </w:r>
+      <w:r>
+        <w:t xml:space="preserve">Used across both strands without apparent variation in the word itself — the variation this world shows is in what office structure the word’s own internal governance implies (see 2.1–2.2), not in the word</w:t>
+      </w:r>
+      <w:r>
+        <w:t xml:space="preserve"> </w:t>
+      </w:r>
+      <w:r>
+        <w:rPr>
+          <w:iCs/>
           <w:i/>
         </w:rPr>
-        <w:t xml:space="preserve">episkopos</w:t>
-      </w:r>
-      <w:r>
-        <w:t xml:space="preserve">; in Strand A usage (per Ignatius), a distinct, subordinate office under a single</w:t>
-      </w:r>
-      <w:r>
-        <w:t xml:space="preserve"> </w:t>
-      </w:r>
-      <w:r>
-        <w:rPr>
-          <w:i/>
-        </w:rPr>
-        <w:t xml:space="preserve">episkopos</w:t>
-      </w:r>
-      <w:r>
-        <w:t xml:space="preserve">.</w:t>
-      </w:r>
-      <w:r>
-        <w:t xml:space="preserve"> </w:t>
-      </w:r>
-      <w:r>
-        <w:t xml:space="preserve">-</w:t>
-      </w:r>
-      <w:r>
-        <w:t xml:space="preserve"> </w:t>
-      </w:r>
-      <w:r>
-        <w:rPr>
-          <w:b/>
-        </w:rPr>
-        <w:t xml:space="preserve">Strand attribution:</w:t>
-      </w:r>
-      <w:r>
-        <w:t xml:space="preserve"> </w:t>
-      </w:r>
-      <w:r>
-        <w:t xml:space="preserve">Both strands use the word, but assign it different institutional weight — see 2.1 above. Notably, Polycarp — writing from within Strand A’s own geography — identifies</w:t>
-      </w:r>
-      <w:r>
-        <w:t xml:space="preserve"> </w:t>
-      </w:r>
-      <w:r>
-        <w:rPr>
-          <w:i/>
-        </w:rPr>
-        <w:t xml:space="preserve">himself</w:t>
-      </w:r>
-      <w:r>
-        <w:t xml:space="preserve"> </w:t>
-      </w:r>
-      <w:r>
-        <w:t xml:space="preserve">only as one of</w:t>
-      </w:r>
-      <w:r>
-        <w:t xml:space="preserve"> </w:t>
-      </w:r>
-      <w:r>
-        <w:t xml:space="preserve">“</w:t>
-      </w:r>
-      <w:r>
-        <w:t xml:space="preserve">the presbyters</w:t>
-      </w:r>
-      <w:r>
-        <w:t xml:space="preserve">”</w:t>
-      </w:r>
-      <w:r>
-        <w:t xml:space="preserve"> </w:t>
-      </w:r>
-      <w:r>
-        <w:t xml:space="preserve">in his own letter (P04; Doc_02 Section 1.4), even though Ignatius separately addresses him as Smyrna’s bishop. Doc_01 already treats this as internal counter-evidence against reading Strand A’s monarchical-episcopate program as fully secured.</w:t>
-      </w:r>
-      <w:r>
-        <w:t xml:space="preserve"> </w:t>
-      </w:r>
-      <w:r>
-        <w:t xml:space="preserve">-</w:t>
-      </w:r>
-      <w:r>
-        <w:t xml:space="preserve"> </w:t>
-      </w:r>
-      <w:r>
-        <w:rPr>
+        <w:t xml:space="preserve">ekklesia</w:t>
+      </w:r>
+      <w:r>
+        <w:t xml:space="preserve"> </w:t>
+      </w:r>
+      <w:r>
+        <w:t xml:space="preserve">itself.</w:t>
+      </w:r>
+      <w:r>
+        <w:t xml:space="preserve"> </w:t>
+      </w:r>
+      <w:r>
+        <w:t xml:space="preserve">-</w:t>
+      </w:r>
+      <w:r>
+        <w:t xml:space="preserve"> </w:t>
+      </w:r>
+      <w:r>
+        <w:rPr>
+          <w:bCs/>
           <w:b/>
         </w:rPr>
         <w:t xml:space="preserve">Primary source anchors:</w:t>
@@ -720,19 +983,20 @@
         <w:t xml:space="preserve"> </w:t>
       </w:r>
       <w:r>
-        <w:t xml:space="preserve">P02, P03, P04, P05.</w:t>
-      </w:r>
-      <w:r>
-        <w:t xml:space="preserve"> </w:t>
-      </w:r>
-      <w:r>
-        <w:t xml:space="preserve">-</w:t>
-      </w:r>
-      <w:r>
-        <w:t xml:space="preserve"> </w:t>
-      </w:r>
-      <w:r>
-        <w:rPr>
+        <w:t xml:space="preserve">P02 (opening address), P03, P04, Didache (P01).</w:t>
+      </w:r>
+      <w:r>
+        <w:t xml:space="preserve"> </w:t>
+      </w:r>
+      <w:r>
+        <w:t xml:space="preserve">-</w:t>
+      </w:r>
+      <w:r>
+        <w:t xml:space="preserve"> </w:t>
+      </w:r>
+      <w:r>
+        <w:rPr>
+          <w:bCs/>
           <w:b/>
         </w:rPr>
         <w:t xml:space="preserve">Author Gravity risk:</w:t>
@@ -741,19 +1005,20 @@
         <w:t xml:space="preserve"> </w:t>
       </w:r>
       <w:r>
-        <w:t xml:space="preserve">Yes, but for a different reason than 2.1 — the term’s Strand A meaning depends on reading Ignatius’s usage as authoritative over Polycarp’s own self-designation, which is itself a live interpretive choice, not a given.</w:t>
-      </w:r>
-      <w:r>
-        <w:t xml:space="preserve"> </w:t>
-      </w:r>
-      <w:r>
-        <w:t xml:space="preserve">-</w:t>
-      </w:r>
-      <w:r>
-        <w:t xml:space="preserve"> </w:t>
-      </w:r>
-      <w:r>
-        <w:rPr>
+        <w:t xml:space="preserve">No single-voice dependency — this is the most evenly-attested term in the candidate list.</w:t>
+      </w:r>
+      <w:r>
+        <w:t xml:space="preserve"> </w:t>
+      </w:r>
+      <w:r>
+        <w:t xml:space="preserve">-</w:t>
+      </w:r>
+      <w:r>
+        <w:t xml:space="preserve"> </w:t>
+      </w:r>
+      <w:r>
+        <w:rPr>
+          <w:bCs/>
           <w:b/>
         </w:rPr>
         <w:t xml:space="preserve">Registry cross-reference:</w:t>
@@ -762,19 +1027,20 @@
         <w:t xml:space="preserve"> </w:t>
       </w:r>
       <w:r>
-        <w:t xml:space="preserve">P02, P03, P04, P05, S06, S07.</w:t>
-      </w:r>
-      <w:r>
-        <w:t xml:space="preserve"> </w:t>
-      </w:r>
-      <w:r>
-        <w:t xml:space="preserve">-</w:t>
-      </w:r>
-      <w:r>
-        <w:t xml:space="preserve"> </w:t>
-      </w:r>
-      <w:r>
-        <w:rPr>
+        <w:t xml:space="preserve">P01, P02, P03, P04.</w:t>
+      </w:r>
+      <w:r>
+        <w:t xml:space="preserve"> </w:t>
+      </w:r>
+      <w:r>
+        <w:t xml:space="preserve">-</w:t>
+      </w:r>
+      <w:r>
+        <w:t xml:space="preserve"> </w:t>
+      </w:r>
+      <w:r>
+        <w:rPr>
+          <w:bCs/>
           <w:b/>
         </w:rPr>
         <w:t xml:space="preserve">Registry Flag Density:</w:t>
@@ -783,19 +1049,20 @@
         <w:t xml:space="preserve"> </w:t>
       </w:r>
       <w:r>
-        <w:t xml:space="preserve">5/6 cited rows flagged for priority review (P02, P03, P04, P05, S06).</w:t>
-      </w:r>
-      <w:r>
-        <w:t xml:space="preserve"> </w:t>
-      </w:r>
-      <w:r>
-        <w:t xml:space="preserve">-</w:t>
-      </w:r>
-      <w:r>
-        <w:t xml:space="preserve"> </w:t>
-      </w:r>
-      <w:r>
-        <w:rPr>
+        <w:t xml:space="preserve">4/4 cited rows flagged for priority review — notably, this term’s even attestation across all four voices does not mean the underlying rows are individually uncontested; it means the term itself shows no strand-based variation, a distinct question from row-level confidence.</w:t>
+      </w:r>
+      <w:r>
+        <w:t xml:space="preserve"> </w:t>
+      </w:r>
+      <w:r>
+        <w:t xml:space="preserve">-</w:t>
+      </w:r>
+      <w:r>
+        <w:t xml:space="preserve"> </w:t>
+      </w:r>
+      <w:r>
+        <w:rPr>
+          <w:bCs/>
           <w:b/>
         </w:rPr>
         <w:t xml:space="preserve">Requires full Tier 1 treatment at Step 6:</w:t>
@@ -804,54 +1071,70 @@
         <w:t xml:space="preserve"> </w:t>
       </w:r>
       <w:r>
-        <w:t xml:space="preserve">Yes, paired with 2.1 — the two terms cannot be treated separately without reproducing the same Strand A/B tension twice.</w:t>
+        <w:t xml:space="preserve">Yes — as the base community-identity term, Step 6 should treat it fully even though (unlike 2.1–2.2) it is not itself a site of dispute, because the Framework requires load-bearing organizing vocabulary to receive full treatment regardless of whether it is contested.</w:t>
+      </w:r>
+    </w:p>
+    <w:bookmarkEnd w:id="21"/>
+    <w:bookmarkStart w:id="22" w:name="X77aa42fb3197e1e075213b06a00e6e574b65b29"/>
+    <w:p>
+      <w:pPr>
+        <w:pStyle w:val="Heading3"/>
+      </w:pPr>
+      <w:r>
+        <w:t xml:space="preserve">Tier 2 candidates (significant, but narrower in scope — single-strand, single-community, or single-topic)</w:t>
       </w:r>
     </w:p>
     <w:p>
       <w:pPr>
-        <w:pStyle w:val="BodyText"/>
-      </w:pPr>
-      <w:r>
-        <w:rPr>
-          <w:b/>
-        </w:rPr>
-        <w:t xml:space="preserve">2.3 ἐκκλησία (ekklesia) —</w:t>
-      </w:r>
-      <w:r>
-        <w:rPr>
-          <w:b/>
-        </w:rPr>
-        <w:t xml:space="preserve"> </w:t>
-      </w:r>
-      <w:r>
-        <w:rPr>
-          <w:b/>
-        </w:rPr>
-        <w:t xml:space="preserve">“</w:t>
-      </w:r>
-      <w:r>
-        <w:rPr>
-          <w:b/>
-        </w:rPr>
-        <w:t xml:space="preserve">assembly / church</w:t>
-      </w:r>
-      <w:r>
-        <w:rPr>
-          <w:b/>
-        </w:rPr>
-        <w:t xml:space="preserve">”</w:t>
-      </w:r>
-      <w:r>
-        <w:t xml:space="preserve"> </w:t>
-      </w:r>
-      <w:r>
-        <w:t xml:space="preserve">-</w:t>
-      </w:r>
-      <w:r>
-        <w:t xml:space="preserve"> </w:t>
-      </w:r>
-      <w:r>
-        <w:rPr>
+        <w:pStyle w:val="FirstParagraph"/>
+      </w:pPr>
+      <w:r>
+        <w:rPr>
+          <w:bCs/>
+          <w:b/>
+        </w:rPr>
+        <w:t xml:space="preserve">2.4 διάκονος (diakonos) —</w:t>
+      </w:r>
+      <w:r>
+        <w:rPr>
+          <w:bCs/>
+          <w:b/>
+        </w:rPr>
+        <w:t xml:space="preserve"> </w:t>
+      </w:r>
+      <w:r>
+        <w:rPr>
+          <w:bCs/>
+          <w:b/>
+        </w:rPr>
+        <w:t xml:space="preserve">“</w:t>
+      </w:r>
+      <w:r>
+        <w:rPr>
+          <w:bCs/>
+          <w:b/>
+        </w:rPr>
+        <w:t xml:space="preserve">deacon / servant</w:t>
+      </w:r>
+      <w:r>
+        <w:rPr>
+          <w:bCs/>
+          <w:b/>
+        </w:rPr>
+        <w:t xml:space="preserve">”</w:t>
+      </w:r>
+      <w:r>
+        <w:t xml:space="preserve"> </w:t>
+      </w:r>
+      <w:r>
+        <w:t xml:space="preserve">-</w:t>
+      </w:r>
+      <w:r>
+        <w:t xml:space="preserve"> </w:t>
+      </w:r>
+      <w:r>
+        <w:rPr>
+          <w:bCs/>
           <w:b/>
         </w:rPr>
         <w:t xml:space="preserve">Preliminary definition:</w:t>
@@ -860,37 +1143,20 @@
         <w:t xml:space="preserve"> </w:t>
       </w:r>
       <w:r>
-        <w:t xml:space="preserve">The community’s own self-designation for itself as a gathered body, used by every primary voice in this source set to address or describe a given local community (1 Clement’s own opening address,</w:t>
-      </w:r>
-      <w:r>
-        <w:t xml:space="preserve"> </w:t>
-      </w:r>
-      <w:r>
-        <w:t xml:space="preserve">“</w:t>
-      </w:r>
-      <w:r>
-        <w:t xml:space="preserve">the church of God which sojourns at Rome, to the church of God which sojourns at Corinth,</w:t>
-      </w:r>
-      <w:r>
-        <w:t xml:space="preserve">”</w:t>
-      </w:r>
-      <w:r>
-        <w:t xml:space="preserve"> </w:t>
-      </w:r>
-      <w:r>
-        <w:t xml:space="preserve">is the clearest single instance).</w:t>
-      </w:r>
-      <w:r>
-        <w:t xml:space="preserve"> </w:t>
-      </w:r>
-      <w:r>
-        <w:t xml:space="preserve">-</w:t>
-      </w:r>
-      <w:r>
-        <w:t xml:space="preserve"> </w:t>
-      </w:r>
-      <w:r>
-        <w:rPr>
+        <w:t xml:space="preserve">A ministry office attested in both regions, but with different structural weight: a named, subordinate third tier of an explicit hierarchy in Strand A; a functioning but structurally under-described role in Strand B.</w:t>
+      </w:r>
+      <w:r>
+        <w:t xml:space="preserve"> </w:t>
+      </w:r>
+      <w:r>
+        <w:t xml:space="preserve">-</w:t>
+      </w:r>
+      <w:r>
+        <w:t xml:space="preserve"> </w:t>
+      </w:r>
+      <w:r>
+        <w:rPr>
+          <w:bCs/>
           <w:b/>
         </w:rPr>
         <w:t xml:space="preserve">Strand attribution:</w:t>
@@ -899,55 +1165,112 @@
         <w:t xml:space="preserve"> </w:t>
       </w:r>
       <w:r>
-        <w:t xml:space="preserve">Used across both strands without apparent variation in the word itself — the variation this world shows is in what office structure the word’s own internal governance implies (see 2.1–2.2), not in the word</w:t>
-      </w:r>
-      <w:r>
-        <w:t xml:space="preserve"> </w:t>
-      </w:r>
-      <w:r>
-        <w:rPr>
+        <w:t xml:space="preserve">diakonos is cross-strand attested — the office itself is not strand-exclusive. Justin (P06), writing from Rome, is Strand B territory per Doc_01’s own geography, and his deacons distributing the eucharist to the absent (First Apology 65) are real Strand B evidence for the office. What is strand-distinctive is not the existence of deacons but whether they appear as the explicit third tier of a named, three-part hierarchy (Strand A: Ignatius names bishop-presbyters-deacons together as a unit in every genuine letter but Romans) versus performing a charitable/liturgical function without any accompanying statement of a developed three-tier hierarchy (Strand B: Justin describes deacons acting, 1 Clement does not mention deacons distinctly from its bishop/presbyter discussion at all). Doc_05 should treat</w:t>
+      </w:r>
+      <w:r>
+        <w:t xml:space="preserve"> </w:t>
+      </w:r>
+      <w:r>
+        <w:t xml:space="preserve">“</w:t>
+      </w:r>
+      <w:r>
+        <w:t xml:space="preserve">diakonos as office</w:t>
+      </w:r>
+      <w:r>
+        <w:t xml:space="preserve">”</w:t>
+      </w:r>
+      <w:r>
+        <w:t xml:space="preserve"> </w:t>
+      </w:r>
+      <w:r>
+        <w:t xml:space="preserve">and</w:t>
+      </w:r>
+      <w:r>
+        <w:t xml:space="preserve"> </w:t>
+      </w:r>
+      <w:r>
+        <w:t xml:space="preserve">“</w:t>
+      </w:r>
+      <w:r>
+        <w:t xml:space="preserve">diakonos as named third tier of an explicit hierarchy</w:t>
+      </w:r>
+      <w:r>
+        <w:t xml:space="preserve">”</w:t>
+      </w:r>
+      <w:r>
+        <w:t xml:space="preserve"> </w:t>
+      </w:r>
+      <w:r>
+        <w:t xml:space="preserve">as two separable claims, not one.</w:t>
+      </w:r>
+      <w:r>
+        <w:t xml:space="preserve"> </w:t>
+      </w:r>
+      <w:r>
+        <w:t xml:space="preserve">-</w:t>
+      </w:r>
+      <w:r>
+        <w:t xml:space="preserve"> </w:t>
+      </w:r>
+      <w:r>
+        <w:rPr>
+          <w:bCs/>
+          <w:b/>
+        </w:rPr>
+        <w:t xml:space="preserve">Primary source anchors:</w:t>
+      </w:r>
+      <w:r>
+        <w:t xml:space="preserve"> </w:t>
+      </w:r>
+      <w:r>
+        <w:t xml:space="preserve">P03 (Ignatius, threefold hierarchy), P06 (Justin, distribution to the absent — Strand B; the actual Registry row backing the Strand B claim, not an inheritance from Doc_01’s general strand labeling alone — Doc_02 Section 4 explicitly attributes</w:t>
+      </w:r>
+      <w:r>
+        <w:t xml:space="preserve"> </w:t>
+      </w:r>
+      <w:r>
+        <w:t xml:space="preserve">“</w:t>
+      </w:r>
+      <w:r>
+        <w:t xml:space="preserve">distribution to the absent by deacons</w:t>
+      </w:r>
+      <w:r>
+        <w:t xml:space="preserve">”</w:t>
+      </w:r>
+      <w:r>
+        <w:t xml:space="preserve"> </w:t>
+      </w:r>
+      <w:r>
+        <w:t xml:space="preserve">to Justin’s</w:t>
+      </w:r>
+      <w:r>
+        <w:t xml:space="preserve"> </w:t>
+      </w:r>
+      <w:r>
+        <w:rPr>
+          <w:iCs/>
           <w:i/>
         </w:rPr>
-        <w:t xml:space="preserve">ekklesia</w:t>
-      </w:r>
-      <w:r>
-        <w:t xml:space="preserve"> </w:t>
-      </w:r>
-      <w:r>
-        <w:t xml:space="preserve">itself.</w:t>
-      </w:r>
-      <w:r>
-        <w:t xml:space="preserve"> </w:t>
-      </w:r>
-      <w:r>
-        <w:t xml:space="preserve">-</w:t>
-      </w:r>
-      <w:r>
-        <w:t xml:space="preserve"> </w:t>
-      </w:r>
-      <w:r>
-        <w:rPr>
-          <w:b/>
-        </w:rPr>
-        <w:t xml:space="preserve">Primary source anchors:</w:t>
-      </w:r>
-      <w:r>
-        <w:t xml:space="preserve"> </w:t>
-      </w:r>
-      <w:r>
-        <w:t xml:space="preserve">P02 (opening address), P03, P04, Didache (P01).</w:t>
-      </w:r>
-      <w:r>
-        <w:t xml:space="preserve"> </w:t>
-      </w:r>
-      <w:r>
-        <w:t xml:space="preserve">-</w:t>
-      </w:r>
-      <w:r>
-        <w:t xml:space="preserve"> </w:t>
-      </w:r>
-      <w:r>
-        <w:rPr>
+        <w:t xml:space="preserve">First Apology</w:t>
+      </w:r>
+      <w:r>
+        <w:t xml:space="preserve"> </w:t>
+      </w:r>
+      <w:r>
+        <w:t xml:space="preserve">65-67, which is P06’s own licensed scope), Didache 15:1 (P01, transitional instruction naming both bishops and deacons together).</w:t>
+      </w:r>
+      <w:r>
+        <w:t xml:space="preserve"> </w:t>
+      </w:r>
+      <w:r>
+        <w:t xml:space="preserve">-</w:t>
+      </w:r>
+      <w:r>
+        <w:t xml:space="preserve"> </w:t>
+      </w:r>
+      <w:r>
+        <w:rPr>
+          <w:bCs/>
           <w:b/>
         </w:rPr>
         <w:t xml:space="preserve">Author Gravity risk:</w:t>
@@ -956,19 +1279,52 @@
         <w:t xml:space="preserve"> </w:t>
       </w:r>
       <w:r>
-        <w:t xml:space="preserve">No single-voice dependency — this is the most evenly-attested term in the candidate list.</w:t>
-      </w:r>
-      <w:r>
-        <w:t xml:space="preserve"> </w:t>
-      </w:r>
-      <w:r>
-        <w:t xml:space="preserve">-</w:t>
-      </w:r>
-      <w:r>
-        <w:t xml:space="preserve"> </w:t>
-      </w:r>
-      <w:r>
-        <w:rPr>
+        <w:t xml:space="preserve">Yes — Strand A’s</w:t>
+      </w:r>
+      <w:r>
+        <w:t xml:space="preserve"> </w:t>
+      </w:r>
+      <w:r>
+        <w:rPr>
+          <w:iCs/>
+          <w:i/>
+        </w:rPr>
+        <w:t xml:space="preserve">hierarchy-tier</w:t>
+      </w:r>
+      <w:r>
+        <w:t xml:space="preserve"> </w:t>
+      </w:r>
+      <w:r>
+        <w:t xml:space="preserve">claim rests on Ignatius alone; the</w:t>
+      </w:r>
+      <w:r>
+        <w:t xml:space="preserve"> </w:t>
+      </w:r>
+      <w:r>
+        <w:rPr>
+          <w:iCs/>
+          <w:i/>
+        </w:rPr>
+        <w:t xml:space="preserve">bare-office</w:t>
+      </w:r>
+      <w:r>
+        <w:t xml:space="preserve"> </w:t>
+      </w:r>
+      <w:r>
+        <w:t xml:space="preserve">claim is better attested (Didache, Ignatius, Justin all independently).</w:t>
+      </w:r>
+      <w:r>
+        <w:t xml:space="preserve"> </w:t>
+      </w:r>
+      <w:r>
+        <w:t xml:space="preserve">-</w:t>
+      </w:r>
+      <w:r>
+        <w:t xml:space="preserve"> </w:t>
+      </w:r>
+      <w:r>
+        <w:rPr>
+          <w:bCs/>
           <w:b/>
         </w:rPr>
         <w:t xml:space="preserve">Registry cross-reference:</w:t>
@@ -977,19 +1333,20 @@
         <w:t xml:space="preserve"> </w:t>
       </w:r>
       <w:r>
-        <w:t xml:space="preserve">P01, P02, P03, P04.</w:t>
-      </w:r>
-      <w:r>
-        <w:t xml:space="preserve"> </w:t>
-      </w:r>
-      <w:r>
-        <w:t xml:space="preserve">-</w:t>
-      </w:r>
-      <w:r>
-        <w:t xml:space="preserve"> </w:t>
-      </w:r>
-      <w:r>
-        <w:rPr>
+        <w:t xml:space="preserve">P01, P03, P06.</w:t>
+      </w:r>
+      <w:r>
+        <w:t xml:space="preserve"> </w:t>
+      </w:r>
+      <w:r>
+        <w:t xml:space="preserve">-</w:t>
+      </w:r>
+      <w:r>
+        <w:t xml:space="preserve"> </w:t>
+      </w:r>
+      <w:r>
+        <w:rPr>
+          <w:bCs/>
           <w:b/>
         </w:rPr>
         <w:t xml:space="preserve">Registry Flag Density:</w:t>
@@ -998,19 +1355,20 @@
         <w:t xml:space="preserve"> </w:t>
       </w:r>
       <w:r>
-        <w:t xml:space="preserve">4/4 cited rows flagged for priority review — notably, this term’s even attestation across all four voices does not mean the underlying rows are individually uncontested; it means the term itself shows no strand-based variation, a distinct question from row-level confidence.</w:t>
-      </w:r>
-      <w:r>
-        <w:t xml:space="preserve"> </w:t>
-      </w:r>
-      <w:r>
-        <w:t xml:space="preserve">-</w:t>
-      </w:r>
-      <w:r>
-        <w:t xml:space="preserve"> </w:t>
-      </w:r>
-      <w:r>
-        <w:rPr>
+        <w:t xml:space="preserve">3/3 cited rows flagged for priority review.</w:t>
+      </w:r>
+      <w:r>
+        <w:t xml:space="preserve"> </w:t>
+      </w:r>
+      <w:r>
+        <w:t xml:space="preserve">-</w:t>
+      </w:r>
+      <w:r>
+        <w:t xml:space="preserve"> </w:t>
+      </w:r>
+      <w:r>
+        <w:rPr>
+          <w:bCs/>
           <w:b/>
         </w:rPr>
         <w:t xml:space="preserve">Requires full Tier 1 treatment at Step 6:</w:t>
@@ -1019,64 +1377,267 @@
         <w:t xml:space="preserve"> </w:t>
       </w:r>
       <w:r>
-        <w:t xml:space="preserve">Yes — as the base community-identity term, Step 6 should treat it fully even though (unlike 2.1–2.2) it is not itself a site of dispute, because the Framework requires load-bearing organizing vocabulary to receive full treatment regardless of whether it is contested.</w:t>
+        <w:t xml:space="preserve">No — Tier 2 is adequate; this term’s disputed content (the hierarchy-tier question) is derivative of the episkopos/presbyteros question rather than independently contested.</w:t>
       </w:r>
     </w:p>
     <w:p>
       <w:pPr>
-        <w:pStyle w:val="Heading3"/>
-      </w:pPr>
-      <w:bookmarkStart w:id="24" w:name="X77aa42fb3197e1e075213b06a00e6e574b65b29"/>
-      <w:r>
-        <w:t xml:space="preserve">Tier 2 candidates (significant, but narrower in scope — single-strand, single-community, or single-topic)</w:t>
-      </w:r>
-      <w:bookmarkEnd w:id="24"/>
+        <w:pStyle w:val="BodyText"/>
+      </w:pPr>
+      <w:r>
+        <w:rPr>
+          <w:bCs/>
+          <w:b/>
+        </w:rPr>
+        <w:t xml:space="preserve">2.5 πρεσβυτέριον (presbyterion) —</w:t>
+      </w:r>
+      <w:r>
+        <w:rPr>
+          <w:bCs/>
+          <w:b/>
+        </w:rPr>
+        <w:t xml:space="preserve"> </w:t>
+      </w:r>
+      <w:r>
+        <w:rPr>
+          <w:bCs/>
+          <w:b/>
+        </w:rPr>
+        <w:t xml:space="preserve">“</w:t>
+      </w:r>
+      <w:r>
+        <w:rPr>
+          <w:bCs/>
+          <w:b/>
+        </w:rPr>
+        <w:t xml:space="preserve">the presbytery / college of presbyters</w:t>
+      </w:r>
+      <w:r>
+        <w:rPr>
+          <w:bCs/>
+          <w:b/>
+        </w:rPr>
+        <w:t xml:space="preserve">”</w:t>
+      </w:r>
+      <w:r>
+        <w:t xml:space="preserve"> </w:t>
+      </w:r>
+      <w:r>
+        <w:t xml:space="preserve">-</w:t>
+      </w:r>
+      <w:r>
+        <w:t xml:space="preserve"> </w:t>
+      </w:r>
+      <w:r>
+        <w:rPr>
+          <w:bCs/>
+          <w:b/>
+        </w:rPr>
+        <w:t xml:space="preserve">Preliminary definition:</w:t>
+      </w:r>
+      <w:r>
+        <w:t xml:space="preserve"> </w:t>
+      </w:r>
+      <w:r>
+        <w:t xml:space="preserve">Ignatius’s own term for the collective body of presbyters as an institution, used consistently alongside his single-</w:t>
+      </w:r>
+      <w:r>
+        <w:rPr>
+          <w:iCs/>
+          <w:i/>
+        </w:rPr>
+        <w:t xml:space="preserve">episkopos</w:t>
+      </w:r>
+      <w:r>
+        <w:t xml:space="preserve"> </w:t>
+      </w:r>
+      <w:r>
+        <w:t xml:space="preserve">language — i.e., his own texts assume both a single overseer and a plural presbyteral body simultaneously, which is itself worth preserving as a term rather than collapsing into 2.1–2.2.</w:t>
+      </w:r>
+      <w:r>
+        <w:t xml:space="preserve"> </w:t>
+      </w:r>
+      <w:r>
+        <w:t xml:space="preserve">-</w:t>
+      </w:r>
+      <w:r>
+        <w:t xml:space="preserve"> </w:t>
+      </w:r>
+      <w:r>
+        <w:rPr>
+          <w:bCs/>
+          <w:b/>
+        </w:rPr>
+        <w:t xml:space="preserve">Strand attribution:</w:t>
+      </w:r>
+      <w:r>
+        <w:t xml:space="preserve"> </w:t>
+      </w:r>
+      <w:r>
+        <w:t xml:space="preserve">Strand A only (Ignatius-specific coinage/usage within this source set).</w:t>
+      </w:r>
+      <w:r>
+        <w:t xml:space="preserve"> </w:t>
+      </w:r>
+      <w:r>
+        <w:t xml:space="preserve">-</w:t>
+      </w:r>
+      <w:r>
+        <w:t xml:space="preserve"> </w:t>
+      </w:r>
+      <w:r>
+        <w:rPr>
+          <w:bCs/>
+          <w:b/>
+        </w:rPr>
+        <w:t xml:space="preserve">Primary source anchors:</w:t>
+      </w:r>
+      <w:r>
+        <w:t xml:space="preserve"> </w:t>
+      </w:r>
+      <w:r>
+        <w:t xml:space="preserve">P03.</w:t>
+      </w:r>
+      <w:r>
+        <w:t xml:space="preserve"> </w:t>
+      </w:r>
+      <w:r>
+        <w:t xml:space="preserve">-</w:t>
+      </w:r>
+      <w:r>
+        <w:t xml:space="preserve"> </w:t>
+      </w:r>
+      <w:r>
+        <w:rPr>
+          <w:bCs/>
+          <w:b/>
+        </w:rPr>
+        <w:t xml:space="preserve">Author Gravity risk:</w:t>
+      </w:r>
+      <w:r>
+        <w:t xml:space="preserve"> </w:t>
+      </w:r>
+      <w:r>
+        <w:t xml:space="preserve">Yes, single-voice (Ignatius only) within this Native source set.</w:t>
+      </w:r>
+      <w:r>
+        <w:t xml:space="preserve"> </w:t>
+      </w:r>
+      <w:r>
+        <w:t xml:space="preserve">-</w:t>
+      </w:r>
+      <w:r>
+        <w:t xml:space="preserve"> </w:t>
+      </w:r>
+      <w:r>
+        <w:rPr>
+          <w:bCs/>
+          <w:b/>
+        </w:rPr>
+        <w:t xml:space="preserve">Registry cross-reference:</w:t>
+      </w:r>
+      <w:r>
+        <w:t xml:space="preserve"> </w:t>
+      </w:r>
+      <w:r>
+        <w:t xml:space="preserve">P03, S06, S09.</w:t>
+      </w:r>
+      <w:r>
+        <w:t xml:space="preserve"> </w:t>
+      </w:r>
+      <w:r>
+        <w:t xml:space="preserve">-</w:t>
+      </w:r>
+      <w:r>
+        <w:t xml:space="preserve"> </w:t>
+      </w:r>
+      <w:r>
+        <w:rPr>
+          <w:bCs/>
+          <w:b/>
+        </w:rPr>
+        <w:t xml:space="preserve">Registry Flag Density:</w:t>
+      </w:r>
+      <w:r>
+        <w:t xml:space="preserve"> </w:t>
+      </w:r>
+      <w:r>
+        <w:t xml:space="preserve">2/3 cited rows flagged for priority review (P03, S06).</w:t>
+      </w:r>
+      <w:r>
+        <w:t xml:space="preserve"> </w:t>
+      </w:r>
+      <w:r>
+        <w:t xml:space="preserve">-</w:t>
+      </w:r>
+      <w:r>
+        <w:t xml:space="preserve"> </w:t>
+      </w:r>
+      <w:r>
+        <w:rPr>
+          <w:bCs/>
+          <w:b/>
+        </w:rPr>
+        <w:t xml:space="preserve">Requires full Tier 1 treatment at Step 6:</w:t>
+      </w:r>
+      <w:r>
+        <w:t xml:space="preserve"> </w:t>
+      </w:r>
+      <w:r>
+        <w:t xml:space="preserve">No.</w:t>
+      </w:r>
     </w:p>
     <w:p>
       <w:pPr>
-        <w:pStyle w:val="FirstParagraph"/>
-      </w:pPr>
-      <w:r>
-        <w:rPr>
-          <w:b/>
-        </w:rPr>
-        <w:t xml:space="preserve">2.4 διάκονος (diakonos) —</w:t>
-      </w:r>
-      <w:r>
-        <w:rPr>
-          <w:b/>
-        </w:rPr>
-        <w:t xml:space="preserve"> </w:t>
-      </w:r>
-      <w:r>
-        <w:rPr>
-          <w:b/>
-        </w:rPr>
-        <w:t xml:space="preserve">“</w:t>
-      </w:r>
-      <w:r>
-        <w:rPr>
-          <w:b/>
-        </w:rPr>
-        <w:t xml:space="preserve">deacon / servant</w:t>
-      </w:r>
-      <w:r>
-        <w:rPr>
-          <w:b/>
-        </w:rPr>
-        <w:t xml:space="preserve">”</w:t>
-      </w:r>
-      <w:r>
-        <w:t xml:space="preserve"> </w:t>
-      </w:r>
-      <w:r>
-        <w:t xml:space="preserve">-</w:t>
-      </w:r>
-      <w:r>
-        <w:t xml:space="preserve"> </w:t>
-      </w:r>
-      <w:r>
-        <w:rPr>
+        <w:pStyle w:val="BodyText"/>
+      </w:pPr>
+      <w:r>
+        <w:rPr>
+          <w:bCs/>
+          <w:b/>
+        </w:rPr>
+        <w:t xml:space="preserve">2.6 εὐχαριστία (eucharistia) —</w:t>
+      </w:r>
+      <w:r>
+        <w:rPr>
+          <w:bCs/>
+          <w:b/>
+        </w:rPr>
+        <w:t xml:space="preserve"> </w:t>
+      </w:r>
+      <w:r>
+        <w:rPr>
+          <w:bCs/>
+          <w:b/>
+        </w:rPr>
+        <w:t xml:space="preserve">“</w:t>
+      </w:r>
+      <w:r>
+        <w:rPr>
+          <w:bCs/>
+          <w:b/>
+        </w:rPr>
+        <w:t xml:space="preserve">thanksgiving / the eucharist</w:t>
+      </w:r>
+      <w:r>
+        <w:rPr>
+          <w:bCs/>
+          <w:b/>
+        </w:rPr>
+        <w:t xml:space="preserve">”</w:t>
+      </w:r>
+      <w:r>
+        <w:t xml:space="preserve"> </w:t>
+      </w:r>
+      <w:r>
+        <w:t xml:space="preserve">-</w:t>
+      </w:r>
+      <w:r>
+        <w:t xml:space="preserve"> </w:t>
+      </w:r>
+      <w:r>
+        <w:rPr>
+          <w:bCs/>
           <w:b/>
         </w:rPr>
         <w:t xml:space="preserve">Preliminary definition:</w:t>
@@ -1085,109 +1646,158 @@
         <w:t xml:space="preserve"> </w:t>
       </w:r>
       <w:r>
-        <w:t xml:space="preserve">A ministry office attested in both regions, but with different structural weight: a named, subordinate third tier of an explicit hierarchy in Strand A; a functioning but structurally under-described role in Strand B.</w:t>
-      </w:r>
-      <w:r>
-        <w:t xml:space="preserve"> </w:t>
-      </w:r>
-      <w:r>
-        <w:t xml:space="preserve">-</w:t>
-      </w:r>
-      <w:r>
-        <w:t xml:space="preserve"> </w:t>
-      </w:r>
-      <w:r>
-        <w:rPr>
-          <w:b/>
-        </w:rPr>
-        <w:t xml:space="preserve">Strand attribution corrected per round-1 review:</w:t>
-      </w:r>
-      <w:r>
-        <w:t xml:space="preserve"> </w:t>
-      </w:r>
-      <w:r>
-        <w:t xml:space="preserve">this document’s first draft labeled this term clean</w:t>
-      </w:r>
-      <w:r>
-        <w:t xml:space="preserve"> </w:t>
-      </w:r>
-      <w:r>
-        <w:t xml:space="preserve">“</w:t>
-      </w:r>
-      <w:r>
-        <w:t xml:space="preserve">Strand A,</w:t>
-      </w:r>
-      <w:r>
-        <w:t xml:space="preserve">”</w:t>
-      </w:r>
-      <w:r>
-        <w:t xml:space="preserve"> </w:t>
-      </w:r>
-      <w:r>
-        <w:t xml:space="preserve">which round-1 review correctly identified as an error — Justin (P06), writing from Rome, is Strand B territory per Doc_01’s own geography, and his deacons distributing the eucharist to the absent (First Apology 65) are real Strand B evidence for the office, not a mere complication of a Strand A term. Corrected reading:</w:t>
-      </w:r>
-      <w:r>
-        <w:t xml:space="preserve"> </w:t>
-      </w:r>
-      <w:r>
-        <w:rPr>
-          <w:b/>
-        </w:rPr>
-        <w:t xml:space="preserve">diakonos is cross-strand attested — the office itself is not strand-exclusive.</w:t>
-      </w:r>
-      <w:r>
-        <w:t xml:space="preserve"> </w:t>
-      </w:r>
-      <w:r>
-        <w:t xml:space="preserve">What is strand-distinctive is not the existence of deacons but whether they appear as the explicit third tier of a named, three-part hierarchy (Strand A: Ignatius names bishop-presbyters-deacons together as a unit in every genuine letter but Romans) versus performing a charitable/liturgical function without any accompanying statement of a developed three-tier hierarchy (Strand B: Justin describes deacons acting, 1 Clement does not mention deacons distinctly from its bishop/presbyter discussion at all). Doc_05 should treat</w:t>
-      </w:r>
-      <w:r>
-        <w:t xml:space="preserve"> </w:t>
-      </w:r>
-      <w:r>
-        <w:t xml:space="preserve">“</w:t>
-      </w:r>
-      <w:r>
-        <w:t xml:space="preserve">diakonos as office</w:t>
-      </w:r>
-      <w:r>
-        <w:t xml:space="preserve">”</w:t>
-      </w:r>
-      <w:r>
-        <w:t xml:space="preserve"> </w:t>
-      </w:r>
-      <w:r>
-        <w:t xml:space="preserve">and</w:t>
-      </w:r>
-      <w:r>
-        <w:t xml:space="preserve"> </w:t>
-      </w:r>
-      <w:r>
-        <w:t xml:space="preserve">“</w:t>
-      </w:r>
-      <w:r>
-        <w:t xml:space="preserve">diakonos as named third tier of an explicit hierarchy</w:t>
-      </w:r>
-      <w:r>
-        <w:t xml:space="preserve">”</w:t>
-      </w:r>
-      <w:r>
-        <w:t xml:space="preserve"> </w:t>
-      </w:r>
-      <w:r>
-        <w:t xml:space="preserve">as two separable claims, not one.</w:t>
-      </w:r>
-      <w:r>
-        <w:t xml:space="preserve"> </w:t>
-      </w:r>
-      <w:r>
-        <w:t xml:space="preserve">-</w:t>
-      </w:r>
-      <w:r>
-        <w:t xml:space="preserve"> </w:t>
-      </w:r>
-      <w:r>
-        <w:rPr>
+        <w:t xml:space="preserve">The community’s central shared meal-rite; attested with real variation in form and theological framing across the source set rather than one fixed practice.</w:t>
+      </w:r>
+      <w:r>
+        <w:t xml:space="preserve"> </w:t>
+      </w:r>
+      <w:r>
+        <w:t xml:space="preserve">-</w:t>
+      </w:r>
+      <w:r>
+        <w:t xml:space="preserve"> </w:t>
+      </w:r>
+      <w:r>
+        <w:rPr>
+          <w:bCs/>
+          <w:b/>
+        </w:rPr>
+        <w:t xml:space="preserve">Strand attribution:</w:t>
+      </w:r>
+      <w:r>
+        <w:t xml:space="preserve"> </w:t>
+      </w:r>
+      <w:r>
+        <w:t xml:space="preserve">Attested in both — Ignatius’s</w:t>
+      </w:r>
+      <w:r>
+        <w:t xml:space="preserve"> </w:t>
+      </w:r>
+      <w:r>
+        <w:t xml:space="preserve">“</w:t>
+      </w:r>
+      <w:r>
+        <w:t xml:space="preserve">one eucharist</w:t>
+      </w:r>
+      <w:r>
+        <w:t xml:space="preserve">”</w:t>
+      </w:r>
+      <w:r>
+        <w:t xml:space="preserve"> </w:t>
+      </w:r>
+      <w:r>
+        <w:t xml:space="preserve">language (</w:t>
+      </w:r>
+      <w:r>
+        <w:rPr>
+          <w:iCs/>
+          <w:i/>
+        </w:rPr>
+        <w:t xml:space="preserve">Philadelphians</w:t>
+      </w:r>
+      <w:r>
+        <w:t xml:space="preserve"> </w:t>
+      </w:r>
+      <w:r>
+        <w:t xml:space="preserve">4 —</w:t>
+      </w:r>
+      <w:r>
+        <w:t xml:space="preserve"> </w:t>
+      </w:r>
+      <w:r>
+        <w:t xml:space="preserve">“</w:t>
+      </w:r>
+      <w:r>
+        <w:t xml:space="preserve">Be careful, therefore, to use one eucharist… for there is one flesh of our Lord Jesus Christ, and one cup… and one altar, as there is one bishop</w:t>
+      </w:r>
+      <w:r>
+        <w:t xml:space="preserve">”</w:t>
+      </w:r>
+      <w:r>
+        <w:t xml:space="preserve">;</w:t>
+      </w:r>
+      <w:r>
+        <w:t xml:space="preserve"> </w:t>
+      </w:r>
+      <w:r>
+        <w:rPr>
+          <w:iCs/>
+          <w:i/>
+        </w:rPr>
+        <w:t xml:space="preserve">Smyrnaeans</w:t>
+      </w:r>
+      <w:r>
+        <w:t xml:space="preserve"> </w:t>
+      </w:r>
+      <w:r>
+        <w:t xml:space="preserve">8 is a separately important passage — the earliest surviving use of</w:t>
+      </w:r>
+      <w:r>
+        <w:t xml:space="preserve"> </w:t>
+      </w:r>
+      <w:r>
+        <w:t xml:space="preserve">“</w:t>
+      </w:r>
+      <w:r>
+        <w:t xml:space="preserve">catholic church</w:t>
+      </w:r>
+      <w:r>
+        <w:t xml:space="preserve">”</w:t>
+      </w:r>
+      <w:r>
+        <w:t xml:space="preserve"> </w:t>
+      </w:r>
+      <w:r>
+        <w:t xml:space="preserve">and the source for eucharistic validity requiring the bishop’s authorization — but does not itself contain the</w:t>
+      </w:r>
+      <w:r>
+        <w:t xml:space="preserve"> </w:t>
+      </w:r>
+      <w:r>
+        <w:t xml:space="preserve">“</w:t>
+      </w:r>
+      <w:r>
+        <w:t xml:space="preserve">one eucharist</w:t>
+      </w:r>
+      <w:r>
+        <w:t xml:space="preserve">”</w:t>
+      </w:r>
+      <w:r>
+        <w:t xml:space="preserve"> </w:t>
+      </w:r>
+      <w:r>
+        <w:t xml:space="preserve">phrase; cited here only for the bishop-presided/valid-eucharist point, not the</w:t>
+      </w:r>
+      <w:r>
+        <w:t xml:space="preserve"> </w:t>
+      </w:r>
+      <w:r>
+        <w:t xml:space="preserve">“</w:t>
+      </w:r>
+      <w:r>
+        <w:t xml:space="preserve">one eucharist</w:t>
+      </w:r>
+      <w:r>
+        <w:t xml:space="preserve">”</w:t>
+      </w:r>
+      <w:r>
+        <w:t xml:space="preserve"> </w:t>
+      </w:r>
+      <w:r>
+        <w:t xml:space="preserve">quotation, Strand A, P03), the Didache’s cup-before-bread order with no institution narrative (P01, Doc_02 Section 4 — plausibly Syrian, single-community), and Justin’s fuller Roman order (P06, bread/wine/water with thanksgiving, distribution to the absent).</w:t>
+      </w:r>
+      <w:r>
+        <w:t xml:space="preserve"> </w:t>
+      </w:r>
+      <w:r>
+        <w:t xml:space="preserve">-</w:t>
+      </w:r>
+      <w:r>
+        <w:t xml:space="preserve"> </w:t>
+      </w:r>
+      <w:r>
+        <w:rPr>
+          <w:bCs/>
           <w:b/>
         </w:rPr>
         <w:t xml:space="preserve">Primary source anchors:</w:t>
@@ -1196,52 +1806,20 @@
         <w:t xml:space="preserve"> </w:t>
       </w:r>
       <w:r>
-        <w:t xml:space="preserve">P03 (Ignatius, threefold hierarchy), P06 (Justin, distribution to the absent — Strand B; confirmed per round-2 review as the actual Registry row backing the Strand B claim, not an inheritance from Doc_01’s general strand labeling alone — Doc_02 Section 4 explicitly attributes</w:t>
-      </w:r>
-      <w:r>
-        <w:t xml:space="preserve"> </w:t>
-      </w:r>
-      <w:r>
-        <w:t xml:space="preserve">“</w:t>
-      </w:r>
-      <w:r>
-        <w:t xml:space="preserve">distribution to the absent by deacons</w:t>
-      </w:r>
-      <w:r>
-        <w:t xml:space="preserve">”</w:t>
-      </w:r>
-      <w:r>
-        <w:t xml:space="preserve"> </w:t>
-      </w:r>
-      <w:r>
-        <w:t xml:space="preserve">to Justin’s</w:t>
-      </w:r>
-      <w:r>
-        <w:t xml:space="preserve"> </w:t>
-      </w:r>
-      <w:r>
-        <w:rPr>
-          <w:i/>
-        </w:rPr>
-        <w:t xml:space="preserve">First Apology</w:t>
-      </w:r>
-      <w:r>
-        <w:t xml:space="preserve"> </w:t>
-      </w:r>
-      <w:r>
-        <w:t xml:space="preserve">65-67, which is P06’s own licensed scope), Didache 15:1 (P01, transitional instruction naming both bishops and deacons together).</w:t>
-      </w:r>
-      <w:r>
-        <w:t xml:space="preserve"> </w:t>
-      </w:r>
-      <w:r>
-        <w:t xml:space="preserve">-</w:t>
-      </w:r>
-      <w:r>
-        <w:t xml:space="preserve"> </w:t>
-      </w:r>
-      <w:r>
-        <w:rPr>
+        <w:t xml:space="preserve">P01, P03, P06.</w:t>
+      </w:r>
+      <w:r>
+        <w:t xml:space="preserve"> </w:t>
+      </w:r>
+      <w:r>
+        <w:t xml:space="preserve">-</w:t>
+      </w:r>
+      <w:r>
+        <w:t xml:space="preserve"> </w:t>
+      </w:r>
+      <w:r>
+        <w:rPr>
+          <w:bCs/>
           <w:b/>
         </w:rPr>
         <w:t xml:space="preserve">Author Gravity risk:</w:t>
@@ -1250,49 +1828,20 @@
         <w:t xml:space="preserve"> </w:t>
       </w:r>
       <w:r>
-        <w:t xml:space="preserve">Yes — Strand A’s</w:t>
-      </w:r>
-      <w:r>
-        <w:t xml:space="preserve"> </w:t>
-      </w:r>
-      <w:r>
-        <w:rPr>
-          <w:i/>
-        </w:rPr>
-        <w:t xml:space="preserve">hierarchy-tier</w:t>
-      </w:r>
-      <w:r>
-        <w:t xml:space="preserve"> </w:t>
-      </w:r>
-      <w:r>
-        <w:t xml:space="preserve">claim rests on Ignatius alone; the</w:t>
-      </w:r>
-      <w:r>
-        <w:t xml:space="preserve"> </w:t>
-      </w:r>
-      <w:r>
-        <w:rPr>
-          <w:i/>
-        </w:rPr>
-        <w:t xml:space="preserve">bare-office</w:t>
-      </w:r>
-      <w:r>
-        <w:t xml:space="preserve"> </w:t>
-      </w:r>
-      <w:r>
-        <w:t xml:space="preserve">claim is better attested (Didache, Ignatius, Justin all independently).</w:t>
-      </w:r>
-      <w:r>
-        <w:t xml:space="preserve"> </w:t>
-      </w:r>
-      <w:r>
-        <w:t xml:space="preserve">-</w:t>
-      </w:r>
-      <w:r>
-        <w:t xml:space="preserve"> </w:t>
-      </w:r>
-      <w:r>
-        <w:rPr>
+        <w:t xml:space="preserve">Yes — Doc_02 Section 4 already flags that Justin’s description, despite being the fullest, should not be silently generalized into a network-wide template (Bradshaw’s diversity thesis, adopted throughout Doc_02, versus Ferguson’s common-core reading). Any Step 6 entry for this term must preserve that caution rather than default to Justin’s account as if it were representative.</w:t>
+      </w:r>
+      <w:r>
+        <w:t xml:space="preserve"> </w:t>
+      </w:r>
+      <w:r>
+        <w:t xml:space="preserve">-</w:t>
+      </w:r>
+      <w:r>
+        <w:t xml:space="preserve"> </w:t>
+      </w:r>
+      <w:r>
+        <w:rPr>
+          <w:bCs/>
           <w:b/>
         </w:rPr>
         <w:t xml:space="preserve">Registry cross-reference:</w:t>
@@ -1301,19 +1850,20 @@
         <w:t xml:space="preserve"> </w:t>
       </w:r>
       <w:r>
-        <w:t xml:space="preserve">P01, P03, P06.</w:t>
-      </w:r>
-      <w:r>
-        <w:t xml:space="preserve"> </w:t>
-      </w:r>
-      <w:r>
-        <w:t xml:space="preserve">-</w:t>
-      </w:r>
-      <w:r>
-        <w:t xml:space="preserve"> </w:t>
-      </w:r>
-      <w:r>
-        <w:rPr>
+        <w:t xml:space="preserve">P01, P03, P06, S48, S49, S50.</w:t>
+      </w:r>
+      <w:r>
+        <w:t xml:space="preserve"> </w:t>
+      </w:r>
+      <w:r>
+        <w:t xml:space="preserve">-</w:t>
+      </w:r>
+      <w:r>
+        <w:t xml:space="preserve"> </w:t>
+      </w:r>
+      <w:r>
+        <w:rPr>
+          <w:bCs/>
           <w:b/>
         </w:rPr>
         <w:t xml:space="preserve">Registry Flag Density:</w:t>
@@ -1322,19 +1872,20 @@
         <w:t xml:space="preserve"> </w:t>
       </w:r>
       <w:r>
-        <w:t xml:space="preserve">3/3 cited rows flagged for priority review.</w:t>
-      </w:r>
-      <w:r>
-        <w:t xml:space="preserve"> </w:t>
-      </w:r>
-      <w:r>
-        <w:t xml:space="preserve">-</w:t>
-      </w:r>
-      <w:r>
-        <w:t xml:space="preserve"> </w:t>
-      </w:r>
-      <w:r>
-        <w:rPr>
+        <w:t xml:space="preserve">5/6 cited rows flagged for priority review (P01, P03, P06, S48, S49) — only S50 (Bradshaw) is unflagged, notable since Bradshaw’s own diversity thesis is the interpretive stance this document adopts throughout.</w:t>
+      </w:r>
+      <w:r>
+        <w:t xml:space="preserve"> </w:t>
+      </w:r>
+      <w:r>
+        <w:t xml:space="preserve">-</w:t>
+      </w:r>
+      <w:r>
+        <w:t xml:space="preserve"> </w:t>
+      </w:r>
+      <w:r>
+        <w:rPr>
+          <w:bCs/>
           <w:b/>
         </w:rPr>
         <w:t xml:space="preserve">Requires full Tier 1 treatment at Step 6:</w:t>
@@ -1343,7 +1894,7 @@
         <w:t xml:space="preserve"> </w:t>
       </w:r>
       <w:r>
-        <w:t xml:space="preserve">No — Tier 2 is adequate; this term’s disputed content (the hierarchy-tier question) is derivative of the episkopos/presbyteros question rather than independently contested.</w:t>
+        <w:t xml:space="preserve">Yes — given how central and how genuinely contested (both in form and in representativeness) this term is, it should not be shortchanged as Tier 2, but this document flags it as a borderline Tier 1/2 case for Doc_04/Doc_05 to settle rather than deciding it here.</w:t>
       </w:r>
     </w:p>
     <w:p>
@@ -1352,45 +1903,65 @@
       </w:pPr>
       <w:r>
         <w:rPr>
-          <w:b/>
-        </w:rPr>
-        <w:t xml:space="preserve">2.5 πρεσβυτέριον (presbyterion) —</w:t>
-      </w:r>
-      <w:r>
-        <w:rPr>
-          <w:b/>
-        </w:rPr>
-        <w:t xml:space="preserve"> </w:t>
-      </w:r>
-      <w:r>
-        <w:rPr>
-          <w:b/>
-        </w:rPr>
-        <w:t xml:space="preserve">“</w:t>
-      </w:r>
-      <w:r>
-        <w:rPr>
-          <w:b/>
-        </w:rPr>
-        <w:t xml:space="preserve">the presbytery / college of presbyters</w:t>
-      </w:r>
-      <w:r>
-        <w:rPr>
-          <w:b/>
-        </w:rPr>
-        <w:t xml:space="preserve">”</w:t>
-      </w:r>
-      <w:r>
-        <w:t xml:space="preserve"> </w:t>
-      </w:r>
-      <w:r>
-        <w:t xml:space="preserve">-</w:t>
-      </w:r>
-      <w:r>
-        <w:t xml:space="preserve"> </w:t>
-      </w:r>
-      <w:r>
-        <w:rPr>
+          <w:bCs/>
+          <w:b/>
+        </w:rPr>
+        <w:t xml:space="preserve">2.7 The</w:t>
+      </w:r>
+      <w:r>
+        <w:rPr>
+          <w:bCs/>
+          <w:b/>
+        </w:rPr>
+        <w:t xml:space="preserve"> </w:t>
+      </w:r>
+      <w:r>
+        <w:rPr>
+          <w:bCs/>
+          <w:b/>
+        </w:rPr>
+        <w:t xml:space="preserve">“</w:t>
+      </w:r>
+      <w:r>
+        <w:rPr>
+          <w:bCs/>
+          <w:b/>
+        </w:rPr>
+        <w:t xml:space="preserve">Two Ways</w:t>
+      </w:r>
+      <w:r>
+        <w:rPr>
+          <w:bCs/>
+          <w:b/>
+        </w:rPr>
+        <w:t xml:space="preserve">”</w:t>
+      </w:r>
+      <w:r>
+        <w:rPr>
+          <w:bCs/>
+          <w:b/>
+        </w:rPr>
+        <w:t xml:space="preserve"> </w:t>
+      </w:r>
+      <w:r>
+        <w:rPr>
+          <w:bCs/>
+          <w:b/>
+        </w:rPr>
+        <w:t xml:space="preserve">(Didache 1–6)</w:t>
+      </w:r>
+      <w:r>
+        <w:t xml:space="preserve"> </w:t>
+      </w:r>
+      <w:r>
+        <w:t xml:space="preserve">-</w:t>
+      </w:r>
+      <w:r>
+        <w:t xml:space="preserve"> </w:t>
+      </w:r>
+      <w:r>
+        <w:rPr>
+          <w:bCs/>
           <w:b/>
         </w:rPr>
         <w:t xml:space="preserve">Preliminary definition:</w:t>
@@ -1399,31 +1970,69 @@
         <w:t xml:space="preserve"> </w:t>
       </w:r>
       <w:r>
-        <w:t xml:space="preserve">Ignatius’s own term for the collective body of presbyters as an institution, used consistently alongside his single-</w:t>
-      </w:r>
-      <w:r>
-        <w:rPr>
+        <w:t xml:space="preserve">A catechetical schema (a</w:t>
+      </w:r>
+      <w:r>
+        <w:t xml:space="preserve"> </w:t>
+      </w:r>
+      <w:r>
+        <w:t xml:space="preserve">“</w:t>
+      </w:r>
+      <w:r>
+        <w:t xml:space="preserve">way of life</w:t>
+      </w:r>
+      <w:r>
+        <w:t xml:space="preserve">”</w:t>
+      </w:r>
+      <w:r>
+        <w:t xml:space="preserve"> </w:t>
+      </w:r>
+      <w:r>
+        <w:t xml:space="preserve">versus a</w:t>
+      </w:r>
+      <w:r>
+        <w:t xml:space="preserve"> </w:t>
+      </w:r>
+      <w:r>
+        <w:t xml:space="preserve">“</w:t>
+      </w:r>
+      <w:r>
+        <w:t xml:space="preserve">way of death</w:t>
+      </w:r>
+      <w:r>
+        <w:t xml:space="preserve">”</w:t>
+      </w:r>
+      <w:r>
+        <w:t xml:space="preserve">) structuring the Didache’s opening instructional material, independently paralleled in the Latin</w:t>
+      </w:r>
+      <w:r>
+        <w:t xml:space="preserve"> </w:t>
+      </w:r>
+      <w:r>
+        <w:rPr>
+          <w:iCs/>
           <w:i/>
         </w:rPr>
-        <w:t xml:space="preserve">episkopos</w:t>
-      </w:r>
-      <w:r>
-        <w:t xml:space="preserve"> </w:t>
-      </w:r>
-      <w:r>
-        <w:t xml:space="preserve">language — i.e., his own texts assume both a single overseer and a plural presbyteral body simultaneously, which is itself worth preserving as a term rather than collapsing into 2.1–2.2.</w:t>
-      </w:r>
-      <w:r>
-        <w:t xml:space="preserve"> </w:t>
-      </w:r>
-      <w:r>
-        <w:t xml:space="preserve">-</w:t>
-      </w:r>
-      <w:r>
-        <w:t xml:space="preserve"> </w:t>
-      </w:r>
-      <w:r>
-        <w:rPr>
+        <w:t xml:space="preserve">Doctrina Apostolorum</w:t>
+      </w:r>
+      <w:r>
+        <w:t xml:space="preserve"> </w:t>
+      </w:r>
+      <w:r>
+        <w:t xml:space="preserve">and Barnabas 18–20 (outside this world’s own Native set, but relevant as evidence the schema circulated more widely than the Didache’s own specific redaction of it).</w:t>
+      </w:r>
+      <w:r>
+        <w:t xml:space="preserve"> </w:t>
+      </w:r>
+      <w:r>
+        <w:t xml:space="preserve">-</w:t>
+      </w:r>
+      <w:r>
+        <w:t xml:space="preserve"> </w:t>
+      </w:r>
+      <w:r>
+        <w:rPr>
+          <w:bCs/>
           <w:b/>
         </w:rPr>
         <w:t xml:space="preserve">Strand attribution:</w:t>
@@ -1432,19 +2041,20 @@
         <w:t xml:space="preserve"> </w:t>
       </w:r>
       <w:r>
-        <w:t xml:space="preserve">Strand A only (Ignatius-specific coinage/usage within this source set).</w:t>
-      </w:r>
-      <w:r>
-        <w:t xml:space="preserve"> </w:t>
-      </w:r>
-      <w:r>
-        <w:t xml:space="preserve">-</w:t>
-      </w:r>
-      <w:r>
-        <w:t xml:space="preserve"> </w:t>
-      </w:r>
-      <w:r>
-        <w:rPr>
+        <w:t xml:space="preserve">Tied to the Didache specifically — per Doc_02 Section 1.1 and Open Item 1, this may reflect one (likely Syrian) community’s own catechetical practice, not a network-wide instructional pattern. This document does not resolve that open item; it is carried forward, unresolved, into this term’s own scope note.</w:t>
+      </w:r>
+      <w:r>
+        <w:t xml:space="preserve"> </w:t>
+      </w:r>
+      <w:r>
+        <w:t xml:space="preserve">-</w:t>
+      </w:r>
+      <w:r>
+        <w:t xml:space="preserve"> </w:t>
+      </w:r>
+      <w:r>
+        <w:rPr>
+          <w:bCs/>
           <w:b/>
         </w:rPr>
         <w:t xml:space="preserve">Primary source anchors:</w:t>
@@ -1453,19 +2063,20 @@
         <w:t xml:space="preserve"> </w:t>
       </w:r>
       <w:r>
-        <w:t xml:space="preserve">P03.</w:t>
-      </w:r>
-      <w:r>
-        <w:t xml:space="preserve"> </w:t>
-      </w:r>
-      <w:r>
-        <w:t xml:space="preserve">-</w:t>
-      </w:r>
-      <w:r>
-        <w:t xml:space="preserve"> </w:t>
-      </w:r>
-      <w:r>
-        <w:rPr>
+        <w:t xml:space="preserve">P01.</w:t>
+      </w:r>
+      <w:r>
+        <w:t xml:space="preserve"> </w:t>
+      </w:r>
+      <w:r>
+        <w:t xml:space="preserve">-</w:t>
+      </w:r>
+      <w:r>
+        <w:t xml:space="preserve"> </w:t>
+      </w:r>
+      <w:r>
+        <w:rPr>
+          <w:bCs/>
           <w:b/>
         </w:rPr>
         <w:t xml:space="preserve">Author Gravity risk:</w:t>
@@ -1474,19 +2085,20 @@
         <w:t xml:space="preserve"> </w:t>
       </w:r>
       <w:r>
-        <w:t xml:space="preserve">Yes, single-voice (Ignatius only) within this Native source set.</w:t>
-      </w:r>
-      <w:r>
-        <w:t xml:space="preserve"> </w:t>
-      </w:r>
-      <w:r>
-        <w:t xml:space="preserve">-</w:t>
-      </w:r>
-      <w:r>
-        <w:t xml:space="preserve"> </w:t>
-      </w:r>
-      <w:r>
-        <w:rPr>
+        <w:t xml:space="preserve">Yes, maximally — this entire term rests on the Didache alone within this world’s Native set, and the Didache itself rests on a near-single-manuscript transmission chain (Doc_02 Section 1.1).</w:t>
+      </w:r>
+      <w:r>
+        <w:t xml:space="preserve"> </w:t>
+      </w:r>
+      <w:r>
+        <w:t xml:space="preserve">-</w:t>
+      </w:r>
+      <w:r>
+        <w:t xml:space="preserve"> </w:t>
+      </w:r>
+      <w:r>
+        <w:rPr>
+          <w:bCs/>
           <w:b/>
         </w:rPr>
         <w:t xml:space="preserve">Registry cross-reference:</w:t>
@@ -1495,19 +2107,58 @@
         <w:t xml:space="preserve"> </w:t>
       </w:r>
       <w:r>
-        <w:t xml:space="preserve">P03, S06, S09.</w:t>
-      </w:r>
-      <w:r>
-        <w:t xml:space="preserve"> </w:t>
-      </w:r>
-      <w:r>
-        <w:t xml:space="preserve">-</w:t>
-      </w:r>
-      <w:r>
-        <w:t xml:space="preserve"> </w:t>
-      </w:r>
-      <w:r>
-        <w:rPr>
+        <w:t xml:space="preserve">P01, S19, S20, S21; S41 cited separately as a</w:t>
+      </w:r>
+      <w:r>
+        <w:t xml:space="preserve"> </w:t>
+      </w:r>
+      <w:r>
+        <w:rPr>
+          <w:bCs/>
+          <w:b/>
+        </w:rPr>
+        <w:t xml:space="preserve">transmission-only, not content, reference</w:t>
+      </w:r>
+      <w:r>
+        <w:t xml:space="preserve"> </w:t>
+      </w:r>
+      <w:r>
+        <w:t xml:space="preserve">(see note below).</w:t>
+      </w:r>
+      <w:r>
+        <w:t xml:space="preserve"> </w:t>
+      </w:r>
+      <w:r>
+        <w:t xml:space="preserve">-</w:t>
+      </w:r>
+      <w:r>
+        <w:t xml:space="preserve"> </w:t>
+      </w:r>
+      <w:r>
+        <w:rPr>
+          <w:bCs/>
+          <w:b/>
+        </w:rPr>
+        <w:t xml:space="preserve">S41 citation corrected per Step 2 fix.</w:t>
+      </w:r>
+      <w:r>
+        <w:t xml:space="preserve"> </w:t>
+      </w:r>
+      <w:r>
+        <w:t xml:space="preserve">The first-finalized draft listed S41 (the Bryennios manuscript’s 1873 discovery/1056 CE copying event) as an undifferentiated cross-reference alongside content-bearing rows (S19-S21), which mis-implies S41 supports a claim about the Two Ways schema’s own content. S41 supports only the fact that this schema survives at all, via the same single-manuscript discovery chain documented in Doc_02 Section 1.1 – it says nothing about the Two Ways material itself. Retained as a citation (the term’s evidentiary base literally depends on that discovery event) but now explicitly separated from the content-bearing row set, mirroring the same boundary-citation discipline already applied to S16/S17 (2.9 above) and to Doc_02’s own Eusebius citations.</w:t>
+      </w:r>
+      <w:r>
+        <w:t xml:space="preserve"> </w:t>
+      </w:r>
+      <w:r>
+        <w:t xml:space="preserve">-</w:t>
+      </w:r>
+      <w:r>
+        <w:t xml:space="preserve"> </w:t>
+      </w:r>
+      <w:r>
+        <w:rPr>
+          <w:bCs/>
           <w:b/>
         </w:rPr>
         <w:t xml:space="preserve">Registry Flag Density:</w:t>
@@ -1516,19 +2167,20 @@
         <w:t xml:space="preserve"> </w:t>
       </w:r>
       <w:r>
-        <w:t xml:space="preserve">2/3 cited rows flagged for priority review (P03, S06).</w:t>
-      </w:r>
-      <w:r>
-        <w:t xml:space="preserve"> </w:t>
-      </w:r>
-      <w:r>
-        <w:t xml:space="preserve">-</w:t>
-      </w:r>
-      <w:r>
-        <w:t xml:space="preserve"> </w:t>
-      </w:r>
-      <w:r>
-        <w:rPr>
+        <w:t xml:space="preserve">2/4 content-bearing rows flagged for priority review (P01 and S20 flagged; S19 and S21 not flagged). Direct check against the Registry confirms only two of the four content-bearing rows (P01, S20) actually carry the flag; S41 remains excluded from this count entirely as a transmission-only citation (see above), not because it would have been the missing third flag.</w:t>
+      </w:r>
+      <w:r>
+        <w:t xml:space="preserve"> </w:t>
+      </w:r>
+      <w:r>
+        <w:t xml:space="preserve">-</w:t>
+      </w:r>
+      <w:r>
+        <w:t xml:space="preserve"> </w:t>
+      </w:r>
+      <w:r>
+        <w:rPr>
+          <w:bCs/>
           <w:b/>
         </w:rPr>
         <w:t xml:space="preserve">Requires full Tier 1 treatment at Step 6:</w:t>
@@ -1537,7 +2189,7 @@
         <w:t xml:space="preserve"> </w:t>
       </w:r>
       <w:r>
-        <w:t xml:space="preserve">No.</w:t>
+        <w:t xml:space="preserve">No — Tier 2, specifically because its single-community grounding makes Tier 1 (network-wide organizing) treatment premature until Doc_05 addresses the Didache’s representativeness question directly.</w:t>
       </w:r>
     </w:p>
     <w:p>
@@ -1546,45 +2198,65 @@
       </w:pPr>
       <w:r>
         <w:rPr>
-          <w:b/>
-        </w:rPr>
-        <w:t xml:space="preserve">2.6 εὐχαριστία (eucharistia) —</w:t>
-      </w:r>
-      <w:r>
-        <w:rPr>
-          <w:b/>
-        </w:rPr>
-        <w:t xml:space="preserve"> </w:t>
-      </w:r>
-      <w:r>
-        <w:rPr>
-          <w:b/>
-        </w:rPr>
-        <w:t xml:space="preserve">“</w:t>
-      </w:r>
-      <w:r>
-        <w:rPr>
-          <w:b/>
-        </w:rPr>
-        <w:t xml:space="preserve">thanksgiving / the eucharist</w:t>
-      </w:r>
-      <w:r>
-        <w:rPr>
-          <w:b/>
-        </w:rPr>
-        <w:t xml:space="preserve">”</w:t>
-      </w:r>
-      <w:r>
-        <w:t xml:space="preserve"> </w:t>
-      </w:r>
-      <w:r>
-        <w:t xml:space="preserve">-</w:t>
-      </w:r>
-      <w:r>
-        <w:t xml:space="preserve"> </w:t>
-      </w:r>
-      <w:r>
-        <w:rPr>
+          <w:bCs/>
+          <w:b/>
+        </w:rPr>
+        <w:t xml:space="preserve">2.8 προφήτης (prophetes) —</w:t>
+      </w:r>
+      <w:r>
+        <w:rPr>
+          <w:bCs/>
+          <w:b/>
+        </w:rPr>
+        <w:t xml:space="preserve"> </w:t>
+      </w:r>
+      <w:r>
+        <w:rPr>
+          <w:bCs/>
+          <w:b/>
+        </w:rPr>
+        <w:t xml:space="preserve">“</w:t>
+      </w:r>
+      <w:r>
+        <w:rPr>
+          <w:bCs/>
+          <w:b/>
+        </w:rPr>
+        <w:t xml:space="preserve">prophet</w:t>
+      </w:r>
+      <w:r>
+        <w:rPr>
+          <w:bCs/>
+          <w:b/>
+        </w:rPr>
+        <w:t xml:space="preserve">”</w:t>
+      </w:r>
+      <w:r>
+        <w:rPr>
+          <w:bCs/>
+          <w:b/>
+        </w:rPr>
+        <w:t xml:space="preserve"> </w:t>
+      </w:r>
+      <w:r>
+        <w:rPr>
+          <w:bCs/>
+          <w:b/>
+        </w:rPr>
+        <w:t xml:space="preserve">(itinerant)</w:t>
+      </w:r>
+      <w:r>
+        <w:t xml:space="preserve"> </w:t>
+      </w:r>
+      <w:r>
+        <w:t xml:space="preserve">-</w:t>
+      </w:r>
+      <w:r>
+        <w:t xml:space="preserve"> </w:t>
+      </w:r>
+      <w:r>
+        <w:rPr>
+          <w:bCs/>
           <w:b/>
         </w:rPr>
         <w:t xml:space="preserve">Preliminary definition:</w:t>
@@ -1593,164 +2265,60 @@
         <w:t xml:space="preserve"> </w:t>
       </w:r>
       <w:r>
-        <w:t xml:space="preserve">The community’s central shared meal-rite; attested with real variation in form and theological framing across the source set rather than one fixed practice.</w:t>
-      </w:r>
-      <w:r>
-        <w:t xml:space="preserve"> </w:t>
-      </w:r>
-      <w:r>
-        <w:t xml:space="preserve">-</w:t>
-      </w:r>
-      <w:r>
-        <w:t xml:space="preserve"> </w:t>
-      </w:r>
-      <w:r>
-        <w:rPr>
-          <w:b/>
-        </w:rPr>
-        <w:t xml:space="preserve">Strand attribution corrected per round-3 review:</w:t>
-      </w:r>
-      <w:r>
-        <w:t xml:space="preserve"> </w:t>
-      </w:r>
-      <w:r>
-        <w:t xml:space="preserve">Attested in both — Ignatius’s</w:t>
-      </w:r>
-      <w:r>
-        <w:t xml:space="preserve"> </w:t>
-      </w:r>
-      <w:r>
-        <w:t xml:space="preserve">“</w:t>
-      </w:r>
-      <w:r>
-        <w:t xml:space="preserve">one eucharist</w:t>
-      </w:r>
-      <w:r>
-        <w:t xml:space="preserve">”</w:t>
-      </w:r>
-      <w:r>
-        <w:t xml:space="preserve"> </w:t>
-      </w:r>
-      <w:r>
-        <w:t xml:space="preserve">language (</w:t>
-      </w:r>
-      <w:r>
-        <w:rPr>
-          <w:b/>
-        </w:rPr>
-        <w:t xml:space="preserve">corrected from a Smyrnaeans 8 misattribution: the actual source is</w:t>
-      </w:r>
-      <w:r>
-        <w:rPr>
-          <w:b/>
-        </w:rPr>
-        <w:t xml:space="preserve"> </w:t>
-      </w:r>
-      <w:r>
-        <w:rPr>
-          <w:i/>
-          <w:b/>
-        </w:rPr>
-        <w:t xml:space="preserve">Philadelphians</w:t>
-      </w:r>
-      <w:r>
-        <w:rPr>
-          <w:b/>
-        </w:rPr>
-        <w:t xml:space="preserve"> </w:t>
-      </w:r>
-      <w:r>
-        <w:rPr>
-          <w:b/>
-        </w:rPr>
-        <w:t xml:space="preserve">4</w:t>
-      </w:r>
-      <w:r>
-        <w:t xml:space="preserve"> </w:t>
-      </w:r>
-      <w:r>
-        <w:t xml:space="preserve">—</w:t>
-      </w:r>
-      <w:r>
-        <w:t xml:space="preserve"> </w:t>
-      </w:r>
-      <w:r>
-        <w:t xml:space="preserve">“</w:t>
-      </w:r>
-      <w:r>
-        <w:t xml:space="preserve">Be careful, therefore, to use one eucharist… for there is one flesh of our Lord Jesus Christ, and one cup… and one altar, as there is one bishop</w:t>
-      </w:r>
-      <w:r>
-        <w:t xml:space="preserve">”</w:t>
-      </w:r>
-      <w:r>
-        <w:t xml:space="preserve">; Smyrnaeans 8 is a real and separately important passage, the earliest surviving use of</w:t>
-      </w:r>
-      <w:r>
-        <w:t xml:space="preserve"> </w:t>
-      </w:r>
-      <w:r>
-        <w:t xml:space="preserve">“</w:t>
-      </w:r>
-      <w:r>
-        <w:t xml:space="preserve">catholic church</w:t>
-      </w:r>
-      <w:r>
-        <w:t xml:space="preserve">”</w:t>
-      </w:r>
-      <w:r>
-        <w:t xml:space="preserve"> </w:t>
-      </w:r>
-      <w:r>
-        <w:t xml:space="preserve">and the source for eucharistic validity requiring the bishop’s authorization, but it does not contain the</w:t>
-      </w:r>
-      <w:r>
-        <w:t xml:space="preserve"> </w:t>
-      </w:r>
-      <w:r>
-        <w:t xml:space="preserve">“</w:t>
-      </w:r>
-      <w:r>
-        <w:t xml:space="preserve">one eucharist</w:t>
-      </w:r>
-      <w:r>
-        <w:t xml:space="preserve">”</w:t>
-      </w:r>
-      <w:r>
-        <w:t xml:space="preserve"> </w:t>
-      </w:r>
-      <w:r>
-        <w:t xml:space="preserve">phrase itself — cited here only for the bishop-presided/valid-eucharist point, not the</w:t>
-      </w:r>
-      <w:r>
-        <w:t xml:space="preserve"> </w:t>
-      </w:r>
-      <w:r>
-        <w:t xml:space="preserve">“</w:t>
-      </w:r>
-      <w:r>
-        <w:t xml:space="preserve">one eucharist</w:t>
-      </w:r>
-      <w:r>
-        <w:t xml:space="preserve">”</w:t>
-      </w:r>
-      <w:r>
-        <w:t xml:space="preserve"> </w:t>
-      </w:r>
-      <w:r>
-        <w:t xml:space="preserve">quotation), Strand A, P03), the Didache’s cup-before-bread order with no institution narrative (P01, Doc_02 Section 4 — plausibly Syrian, single-community), and Justin’s fuller Roman order (P06, bread/wine/water with thanksgiving, distribution to the absent).</w:t>
-      </w:r>
-      <w:r>
-        <w:t xml:space="preserve"> </w:t>
-      </w:r>
-      <w:r>
-        <w:t xml:space="preserve">-</w:t>
-      </w:r>
-      <w:r>
-        <w:t xml:space="preserve"> </w:t>
-      </w:r>
-      <w:r>
-        <w:rPr>
+        <w:t xml:space="preserve">A traveling, charismatic ministry figure the Didache addresses at length (chs. 11–13), including specific tests for distinguishing a genuine itinerant prophet from a false one — presented alongside apostles and teachers as an older ministry pattern the community is instructed to begin supplementing with locally-appointed bishops and deacons (Did. 15:1).</w:t>
+      </w:r>
+      <w:r>
+        <w:t xml:space="preserve"> </w:t>
+      </w:r>
+      <w:r>
+        <w:t xml:space="preserve">-</w:t>
+      </w:r>
+      <w:r>
+        <w:t xml:space="preserve"> </w:t>
+      </w:r>
+      <w:r>
+        <w:rPr>
+          <w:bCs/>
+          <w:b/>
+        </w:rPr>
+        <w:t xml:space="preserve">Strand attribution:</w:t>
+      </w:r>
+      <w:r>
+        <w:t xml:space="preserve"> </w:t>
+      </w:r>
+      <w:r>
+        <w:t xml:space="preserve">Didache-specific within this Native set; Doc_02 Section 3 reads Did. 15:1 as evidence of</w:t>
+      </w:r>
+      <w:r>
+        <w:t xml:space="preserve"> </w:t>
+      </w:r>
+      <w:r>
+        <w:t xml:space="preserve">“</w:t>
+      </w:r>
+      <w:r>
+        <w:t xml:space="preserve">an office structure still actively forming,</w:t>
+      </w:r>
+      <w:r>
+        <w:t xml:space="preserve">”</w:t>
+      </w:r>
+      <w:r>
+        <w:t xml:space="preserve"> </w:t>
+      </w:r>
+      <w:r>
+        <w:t xml:space="preserve">with itinerant charismatic ministry not yet fully displaced by local office.</w:t>
+      </w:r>
+      <w:r>
+        <w:t xml:space="preserve"> </w:t>
+      </w:r>
+      <w:r>
+        <w:t xml:space="preserve">-</w:t>
+      </w:r>
+      <w:r>
+        <w:t xml:space="preserve"> </w:t>
+      </w:r>
+      <w:r>
+        <w:rPr>
+          <w:bCs/>
           <w:b/>
         </w:rPr>
         <w:t xml:space="preserve">Primary source anchors:</w:t>
@@ -1759,19 +2327,20 @@
         <w:t xml:space="preserve"> </w:t>
       </w:r>
       <w:r>
-        <w:t xml:space="preserve">P01, P03, P06.</w:t>
-      </w:r>
-      <w:r>
-        <w:t xml:space="preserve"> </w:t>
-      </w:r>
-      <w:r>
-        <w:t xml:space="preserve">-</w:t>
-      </w:r>
-      <w:r>
-        <w:t xml:space="preserve"> </w:t>
-      </w:r>
-      <w:r>
-        <w:rPr>
+        <w:t xml:space="preserve">P01.</w:t>
+      </w:r>
+      <w:r>
+        <w:t xml:space="preserve"> </w:t>
+      </w:r>
+      <w:r>
+        <w:t xml:space="preserve">-</w:t>
+      </w:r>
+      <w:r>
+        <w:t xml:space="preserve"> </w:t>
+      </w:r>
+      <w:r>
+        <w:rPr>
+          <w:bCs/>
           <w:b/>
         </w:rPr>
         <w:t xml:space="preserve">Author Gravity risk:</w:t>
@@ -1780,19 +2349,20 @@
         <w:t xml:space="preserve"> </w:t>
       </w:r>
       <w:r>
-        <w:t xml:space="preserve">Yes — Doc_02 Section 4 already flags that Justin’s description, despite being the fullest, should not be silently generalized into a network-wide template (Bradshaw’s diversity thesis, adopted throughout Doc_02, versus Ferguson’s common-core reading). Any Step 6 entry for this term must preserve that caution rather than default to Justin’s account as if it were representative.</w:t>
-      </w:r>
-      <w:r>
-        <w:t xml:space="preserve"> </w:t>
-      </w:r>
-      <w:r>
-        <w:t xml:space="preserve">-</w:t>
-      </w:r>
-      <w:r>
-        <w:t xml:space="preserve"> </w:t>
-      </w:r>
-      <w:r>
-        <w:rPr>
+        <w:t xml:space="preserve">Yes — same single-source dependency as 2.7.</w:t>
+      </w:r>
+      <w:r>
+        <w:t xml:space="preserve"> </w:t>
+      </w:r>
+      <w:r>
+        <w:t xml:space="preserve">-</w:t>
+      </w:r>
+      <w:r>
+        <w:t xml:space="preserve"> </w:t>
+      </w:r>
+      <w:r>
+        <w:rPr>
+          <w:bCs/>
           <w:b/>
         </w:rPr>
         <w:t xml:space="preserve">Registry cross-reference:</w:t>
@@ -1801,19 +2371,20 @@
         <w:t xml:space="preserve"> </w:t>
       </w:r>
       <w:r>
-        <w:t xml:space="preserve">P01, P03, P06, S48, S49, S50.</w:t>
-      </w:r>
-      <w:r>
-        <w:t xml:space="preserve"> </w:t>
-      </w:r>
-      <w:r>
-        <w:t xml:space="preserve">-</w:t>
-      </w:r>
-      <w:r>
-        <w:t xml:space="preserve"> </w:t>
-      </w:r>
-      <w:r>
-        <w:rPr>
+        <w:t xml:space="preserve">P01, S19, S21.</w:t>
+      </w:r>
+      <w:r>
+        <w:t xml:space="preserve"> </w:t>
+      </w:r>
+      <w:r>
+        <w:t xml:space="preserve">-</w:t>
+      </w:r>
+      <w:r>
+        <w:t xml:space="preserve"> </w:t>
+      </w:r>
+      <w:r>
+        <w:rPr>
+          <w:bCs/>
           <w:b/>
         </w:rPr>
         <w:t xml:space="preserve">Registry Flag Density:</w:t>
@@ -1822,19 +2393,20 @@
         <w:t xml:space="preserve"> </w:t>
       </w:r>
       <w:r>
-        <w:t xml:space="preserve">5/6 cited rows flagged for priority review (P01, P03, P06, S48, S49) — only S50 (Bradshaw) is unflagged, notable since Bradshaw’s own diversity thesis is the interpretive stance this document adopts throughout.</w:t>
-      </w:r>
-      <w:r>
-        <w:t xml:space="preserve"> </w:t>
-      </w:r>
-      <w:r>
-        <w:t xml:space="preserve">-</w:t>
-      </w:r>
-      <w:r>
-        <w:t xml:space="preserve"> </w:t>
-      </w:r>
-      <w:r>
-        <w:rPr>
+        <w:t xml:space="preserve">1/3 cited rows flagged for priority review (P01 only).</w:t>
+      </w:r>
+      <w:r>
+        <w:t xml:space="preserve"> </w:t>
+      </w:r>
+      <w:r>
+        <w:t xml:space="preserve">-</w:t>
+      </w:r>
+      <w:r>
+        <w:t xml:space="preserve"> </w:t>
+      </w:r>
+      <w:r>
+        <w:rPr>
+          <w:bCs/>
           <w:b/>
         </w:rPr>
         <w:t xml:space="preserve">Requires full Tier 1 treatment at Step 6:</w:t>
@@ -1843,7 +2415,7 @@
         <w:t xml:space="preserve"> </w:t>
       </w:r>
       <w:r>
-        <w:t xml:space="preserve">Yes — given how central and how genuinely contested (both in form and in representativeness) this term is, it should not be shortchanged as Tier 2, but this document flags it as a borderline Tier 1/2 case for Doc_04/Doc_05 to settle rather than deciding it here.</w:t>
+        <w:t xml:space="preserve">No.</w:t>
       </w:r>
     </w:p>
     <w:p>
@@ -1852,57 +2424,53 @@
       </w:pPr>
       <w:r>
         <w:rPr>
-          <w:b/>
-        </w:rPr>
-        <w:t xml:space="preserve">2.7 The</w:t>
-      </w:r>
-      <w:r>
-        <w:rPr>
-          <w:b/>
-        </w:rPr>
-        <w:t xml:space="preserve"> </w:t>
-      </w:r>
-      <w:r>
-        <w:rPr>
-          <w:b/>
-        </w:rPr>
-        <w:t xml:space="preserve">“</w:t>
-      </w:r>
-      <w:r>
-        <w:rPr>
-          <w:b/>
-        </w:rPr>
-        <w:t xml:space="preserve">Two Ways</w:t>
-      </w:r>
-      <w:r>
-        <w:rPr>
-          <w:b/>
-        </w:rPr>
-        <w:t xml:space="preserve">”</w:t>
-      </w:r>
-      <w:r>
-        <w:rPr>
-          <w:b/>
-        </w:rPr>
-        <w:t xml:space="preserve"> </w:t>
-      </w:r>
-      <w:r>
-        <w:rPr>
-          <w:b/>
-        </w:rPr>
-        <w:t xml:space="preserve">(Didache 1–6)</w:t>
-      </w:r>
-      <w:r>
-        <w:t xml:space="preserve"> </w:t>
-      </w:r>
-      <w:r>
-        <w:t xml:space="preserve">-</w:t>
-      </w:r>
-      <w:r>
-        <w:t xml:space="preserve"> </w:t>
-      </w:r>
-      <w:r>
-        <w:rPr>
+          <w:bCs/>
+          <w:b/>
+        </w:rPr>
+        <w:t xml:space="preserve">2.9</w:t>
+      </w:r>
+      <w:r>
+        <w:rPr>
+          <w:bCs/>
+          <w:b/>
+        </w:rPr>
+        <w:t xml:space="preserve"> </w:t>
+      </w:r>
+      <w:r>
+        <w:rPr>
+          <w:iCs/>
+          <w:i/>
+          <w:bCs/>
+          <w:b/>
+        </w:rPr>
+        <w:t xml:space="preserve">ministrae</w:t>
+      </w:r>
+      <w:r>
+        <w:rPr>
+          <w:bCs/>
+          <w:b/>
+        </w:rPr>
+        <w:t xml:space="preserve"> </w:t>
+      </w:r>
+      <w:r>
+        <w:rPr>
+          <w:bCs/>
+          <w:b/>
+        </w:rPr>
+        <w:t xml:space="preserve">— Pliny’s term for the two enslaved women he tortured for testimony (Latin, not this world’s own self-designation)</w:t>
+      </w:r>
+      <w:r>
+        <w:t xml:space="preserve"> </w:t>
+      </w:r>
+      <w:r>
+        <w:t xml:space="preserve">-</w:t>
+      </w:r>
+      <w:r>
+        <w:t xml:space="preserve"> </w:t>
+      </w:r>
+      <w:r>
+        <w:rPr>
+          <w:bCs/>
           <w:b/>
         </w:rPr>
         <w:t xml:space="preserve">Preliminary definition:</w:t>
@@ -1911,130 +2479,208 @@
         <w:t xml:space="preserve"> </w:t>
       </w:r>
       <w:r>
-        <w:t xml:space="preserve">A catechetical schema (a</w:t>
-      </w:r>
-      <w:r>
-        <w:t xml:space="preserve"> </w:t>
-      </w:r>
-      <w:r>
-        <w:t xml:space="preserve">“</w:t>
-      </w:r>
-      <w:r>
-        <w:t xml:space="preserve">way of life</w:t>
-      </w:r>
-      <w:r>
-        <w:t xml:space="preserve">”</w:t>
-      </w:r>
-      <w:r>
-        <w:t xml:space="preserve"> </w:t>
-      </w:r>
-      <w:r>
-        <w:t xml:space="preserve">versus a</w:t>
-      </w:r>
-      <w:r>
-        <w:t xml:space="preserve"> </w:t>
-      </w:r>
-      <w:r>
-        <w:t xml:space="preserve">“</w:t>
-      </w:r>
-      <w:r>
-        <w:t xml:space="preserve">way of death</w:t>
-      </w:r>
-      <w:r>
-        <w:t xml:space="preserve">”</w:t>
-      </w:r>
-      <w:r>
-        <w:t xml:space="preserve">) structuring the Didache’s opening instructional material, independently paralleled in the Latin</w:t>
-      </w:r>
-      <w:r>
-        <w:t xml:space="preserve"> </w:t>
-      </w:r>
-      <w:r>
-        <w:rPr>
+        <w:t xml:space="preserve">An outside (Roman, non-Christian) administrative/legal term, not a term this world’s own community used for itself — Pliny’s own label for two enslaved women he identifies as holding some functional role in the community he is investigating, extracted from them under torture.</w:t>
+      </w:r>
+      <w:r>
+        <w:t xml:space="preserve"> </w:t>
+      </w:r>
+      <w:r>
+        <w:t xml:space="preserve">-</w:t>
+      </w:r>
+      <w:r>
+        <w:t xml:space="preserve"> </w:t>
+      </w:r>
+      <w:r>
+        <w:rPr>
+          <w:bCs/>
+          <w:b/>
+        </w:rPr>
+        <w:t xml:space="preserve">Strand attribution:</w:t>
+      </w:r>
+      <w:r>
+        <w:t xml:space="preserve"> </w:t>
+      </w:r>
+      <w:r>
+        <w:t xml:space="preserve">N/A — outside/etic term, not strand-specific; the two women themselves are unnamed and otherwise voiceless in the record (Doc_02 Section 7 names this directly as part of this world’s structural source asymmetry).</w:t>
+      </w:r>
+      <w:r>
+        <w:t xml:space="preserve"> </w:t>
+      </w:r>
+      <w:r>
+        <w:t xml:space="preserve">-</w:t>
+      </w:r>
+      <w:r>
+        <w:t xml:space="preserve"> </w:t>
+      </w:r>
+      <w:r>
+        <w:rPr>
+          <w:bCs/>
+          <w:b/>
+        </w:rPr>
+        <w:t xml:space="preserve">Primary source anchors:</w:t>
+      </w:r>
+      <w:r>
+        <w:t xml:space="preserve"> </w:t>
+      </w:r>
+      <w:r>
+        <w:t xml:space="preserve">P07.</w:t>
+      </w:r>
+      <w:r>
+        <w:t xml:space="preserve"> </w:t>
+      </w:r>
+      <w:r>
+        <w:t xml:space="preserve">-</w:t>
+      </w:r>
+      <w:r>
+        <w:t xml:space="preserve"> </w:t>
+      </w:r>
+      <w:r>
+        <w:rPr>
+          <w:bCs/>
+          <w:b/>
+        </w:rPr>
+        <w:t xml:space="preserve">Author Gravity risk:</w:t>
+      </w:r>
+      <w:r>
+        <w:t xml:space="preserve"> </w:t>
+      </w:r>
+      <w:r>
+        <w:t xml:space="preserve">Yes, maximally — a single outside witness, and the underlying testimony was extracted under torture, a method ancient jurists themselves distrusted (Doc_02 Section 4).</w:t>
+      </w:r>
+      <w:r>
+        <w:t xml:space="preserve"> </w:t>
+      </w:r>
+      <w:r>
+        <w:rPr>
+          <w:bCs/>
+          <w:b/>
+        </w:rPr>
+        <w:t xml:space="preserve">Explicit distortion-risk flag carried forward for Step 6:</w:t>
+      </w:r>
+      <w:r>
+        <w:t xml:space="preserve"> </w:t>
+      </w:r>
+      <w:r>
+        <w:t xml:space="preserve">this term should never be silently translated as</w:t>
+      </w:r>
+      <w:r>
+        <w:t xml:space="preserve"> </w:t>
+      </w:r>
+      <w:r>
+        <w:t xml:space="preserve">“</w:t>
+      </w:r>
+      <w:r>
+        <w:t xml:space="preserve">deaconess</w:t>
+      </w:r>
+      <w:r>
+        <w:t xml:space="preserve">”</w:t>
+      </w:r>
+      <w:r>
+        <w:t xml:space="preserve"> </w:t>
+      </w:r>
+      <w:r>
+        <w:t xml:space="preserve">— Doc_02 Section 7 already flags that the</w:t>
+      </w:r>
+      <w:r>
+        <w:t xml:space="preserve"> </w:t>
+      </w:r>
+      <w:r>
+        <w:t xml:space="preserve">“</w:t>
+      </w:r>
+      <w:r>
+        <w:t xml:space="preserve">deaconess</w:t>
+      </w:r>
+      <w:r>
+        <w:t xml:space="preserve">”</w:t>
+      </w:r>
+      <w:r>
+        <w:t xml:space="preserve"> </w:t>
+      </w:r>
+      <w:r>
+        <w:t xml:space="preserve">title attributed to Ignatius’s Antioch actually comes from the spurious Pseudo-Ignatian long recension, not his authentic letters, and no 1st–2nd century Asia Minor inscription names a woman deacon. Conflating</w:t>
+      </w:r>
+      <w:r>
+        <w:t xml:space="preserve"> </w:t>
+      </w:r>
+      <w:r>
+        <w:rPr>
+          <w:iCs/>
           <w:i/>
         </w:rPr>
-        <w:t xml:space="preserve">Doctrina Apostolorum</w:t>
-      </w:r>
-      <w:r>
-        <w:t xml:space="preserve"> </w:t>
-      </w:r>
-      <w:r>
-        <w:t xml:space="preserve">and Barnabas 18–20 (outside this world’s own Native set, but relevant as evidence the schema circulated more widely than the Didache’s own specific redaction of it).</w:t>
-      </w:r>
-      <w:r>
-        <w:t xml:space="preserve"> </w:t>
-      </w:r>
-      <w:r>
-        <w:t xml:space="preserve">-</w:t>
-      </w:r>
-      <w:r>
-        <w:t xml:space="preserve"> </w:t>
-      </w:r>
-      <w:r>
-        <w:rPr>
-          <w:b/>
-        </w:rPr>
-        <w:t xml:space="preserve">Strand attribution:</w:t>
-      </w:r>
-      <w:r>
-        <w:t xml:space="preserve"> </w:t>
-      </w:r>
-      <w:r>
-        <w:t xml:space="preserve">Tied to the Didache specifically — per Doc_02 Section 1.1 and Open Item 1, this may reflect one (likely Syrian) community’s own catechetical practice, not a network-wide instructional pattern. This document does not resolve that open item; it is carried forward, unresolved, into this term’s own scope note.</w:t>
-      </w:r>
-      <w:r>
-        <w:t xml:space="preserve"> </w:t>
-      </w:r>
-      <w:r>
-        <w:t xml:space="preserve">-</w:t>
-      </w:r>
-      <w:r>
-        <w:t xml:space="preserve"> </w:t>
-      </w:r>
-      <w:r>
-        <w:rPr>
-          <w:b/>
-        </w:rPr>
-        <w:t xml:space="preserve">Primary source anchors:</w:t>
-      </w:r>
-      <w:r>
-        <w:t xml:space="preserve"> </w:t>
-      </w:r>
-      <w:r>
-        <w:t xml:space="preserve">P01.</w:t>
-      </w:r>
-      <w:r>
-        <w:t xml:space="preserve"> </w:t>
-      </w:r>
-      <w:r>
-        <w:t xml:space="preserve">-</w:t>
-      </w:r>
-      <w:r>
-        <w:t xml:space="preserve"> </w:t>
-      </w:r>
-      <w:r>
-        <w:rPr>
-          <w:b/>
-        </w:rPr>
-        <w:t xml:space="preserve">Author Gravity risk:</w:t>
-      </w:r>
-      <w:r>
-        <w:t xml:space="preserve"> </w:t>
-      </w:r>
-      <w:r>
-        <w:t xml:space="preserve">Yes, maximally — this entire term rests on the Didache alone within this world’s Native set, and the Didache itself rests on a near-single-manuscript transmission chain (Doc_02 Section 1.1).</w:t>
-      </w:r>
-      <w:r>
-        <w:t xml:space="preserve"> </w:t>
-      </w:r>
-      <w:r>
-        <w:t xml:space="preserve">-</w:t>
-      </w:r>
-      <w:r>
-        <w:t xml:space="preserve"> </w:t>
-      </w:r>
-      <w:r>
-        <w:rPr>
+        <w:t xml:space="preserve">ministrae</w:t>
+      </w:r>
+      <w:r>
+        <w:t xml:space="preserve"> </w:t>
+      </w:r>
+      <w:r>
+        <w:t xml:space="preserve">with a later formal office would be exactly the kind of anachronistic misreading this candidate list exists to flag before Step 4 uses this vocabulary.</w:t>
+      </w:r>
+      <w:r>
+        <w:t xml:space="preserve"> </w:t>
+      </w:r>
+      <w:r>
+        <w:t xml:space="preserve">-</w:t>
+      </w:r>
+      <w:r>
+        <w:t xml:space="preserve"> </w:t>
+      </w:r>
+      <w:r>
+        <w:rPr>
+          <w:bCs/>
+          <w:b/>
+        </w:rPr>
+        <w:t xml:space="preserve">Boundary justification for S16/S17:</w:t>
+      </w:r>
+      <w:r>
+        <w:t xml:space="preserve"> </w:t>
+      </w:r>
+      <w:r>
+        <w:t xml:space="preserve">S16 and S17 are being used here to source a claim about the Pseudo-Ignatian long recension — a 4th-century text — which raises the same boundary question that got Henry Chadwick’s 4th–6th century work Excluded from this Registry. The distinction, made explicit here rather than left implicit: Chadwick’s Excluded material was being weighed as a</w:t>
+      </w:r>
+      <w:r>
+        <w:t xml:space="preserve"> </w:t>
+      </w:r>
+      <w:r>
+        <w:rPr>
+          <w:bCs/>
+          <w:b/>
+        </w:rPr>
+        <w:t xml:space="preserve">positive evidentiary source</w:t>
+      </w:r>
+      <w:r>
+        <w:t xml:space="preserve"> </w:t>
+      </w:r>
+      <w:r>
+        <w:t xml:space="preserve">for claims about this world’s own period. S16/S17 are cited here only as a</w:t>
+      </w:r>
+      <w:r>
+        <w:t xml:space="preserve"> </w:t>
+      </w:r>
+      <w:r>
+        <w:rPr>
+          <w:bCs/>
+          <w:b/>
+        </w:rPr>
+        <w:t xml:space="preserve">negative, boundary-clarifying citation</w:t>
+      </w:r>
+      <w:r>
+        <w:t xml:space="preserve"> </w:t>
+      </w:r>
+      <w:r>
+        <w:t xml:space="preserve">— modern scholarship explaining why a later text’s terminology must NOT be read backward into this world, not modern scholarship supplying content about this world. This is the same category of citation Doc_02 itself already used repeatedly (e.g., citing Eusebius, a 4th-century writer, solely to establish a transmission fact about Polycarp’s authentic 2nd-century letter, not as evidence of 2nd-century practice in his own right — see Doc_02 Section 1.4’s Transmission History discussion and Registry row P14). S16/S17 remain Native/licensed rows in their own right (Doc_02 Section 7, women/missing voices); this note exists so the distinction is auditable rather than assumed.</w:t>
+      </w:r>
+      <w:r>
+        <w:t xml:space="preserve"> </w:t>
+      </w:r>
+      <w:r>
+        <w:t xml:space="preserve">-</w:t>
+      </w:r>
+      <w:r>
+        <w:t xml:space="preserve"> </w:t>
+      </w:r>
+      <w:r>
+        <w:rPr>
+          <w:bCs/>
           <w:b/>
         </w:rPr>
         <w:t xml:space="preserve">Registry cross-reference:</w:t>
@@ -2043,94 +2689,42 @@
         <w:t xml:space="preserve"> </w:t>
       </w:r>
       <w:r>
-        <w:t xml:space="preserve">P01, S19, S20, S21; S41 cited separately as a</w:t>
-      </w:r>
-      <w:r>
-        <w:t xml:space="preserve"> </w:t>
-      </w:r>
-      <w:r>
-        <w:rPr>
-          <w:b/>
-        </w:rPr>
-        <w:t xml:space="preserve">transmission-only, not content, reference</w:t>
-      </w:r>
-      <w:r>
-        <w:t xml:space="preserve"> </w:t>
-      </w:r>
-      <w:r>
-        <w:t xml:space="preserve">(see note below).</w:t>
-      </w:r>
-      <w:r>
-        <w:t xml:space="preserve"> </w:t>
-      </w:r>
-      <w:r>
-        <w:t xml:space="preserve">-</w:t>
-      </w:r>
-      <w:r>
-        <w:t xml:space="preserve"> </w:t>
-      </w:r>
-      <w:r>
-        <w:rPr>
-          <w:b/>
-        </w:rPr>
-        <w:t xml:space="preserve">S41 citation corrected per Step 2 fix.</w:t>
-      </w:r>
-      <w:r>
-        <w:t xml:space="preserve"> </w:t>
-      </w:r>
-      <w:r>
-        <w:t xml:space="preserve">The first-finalized draft listed S41 (the Bryennios manuscript’s 1873 discovery/1056 CE copying event) as an undifferentiated cross-reference alongside content-bearing rows (S19-S21), which mis-implies S41 supports a claim about the Two Ways schema’s own content. S41 supports only the fact that this schema survives at all, via the same single-manuscript discovery chain documented in Doc_02 Section 1.1 – it says nothing about the Two Ways material itself. Retained as a citation (the term’s evidentiary base literally depends on that discovery event) but now explicitly separated from the content-bearing row set, mirroring the same boundary-citation discipline already applied to S16/S17 (2.9 above) and to Doc_02’s own Eusebius citations.</w:t>
-      </w:r>
-      <w:r>
-        <w:t xml:space="preserve"> </w:t>
-      </w:r>
-      <w:r>
-        <w:t xml:space="preserve">-</w:t>
-      </w:r>
-      <w:r>
-        <w:t xml:space="preserve"> </w:t>
-      </w:r>
-      <w:r>
-        <w:rPr>
-          <w:b/>
-        </w:rPr>
-        <w:t xml:space="preserve">Registry Flag Density, corrected per round-3 review:</w:t>
-      </w:r>
-      <w:r>
-        <w:t xml:space="preserve"> </w:t>
-      </w:r>
-      <w:r>
-        <w:t xml:space="preserve">2/4 content-bearing rows flagged for priority review (P01 and S20 flagged; S19 and S21 not flagged) — corrected from an unverified</w:t>
-      </w:r>
-      <w:r>
-        <w:t xml:space="preserve"> </w:t>
-      </w:r>
-      <w:r>
-        <w:t xml:space="preserve">“</w:t>
-      </w:r>
-      <w:r>
-        <w:t xml:space="preserve">3/4</w:t>
-      </w:r>
-      <w:r>
-        <w:t xml:space="preserve">”</w:t>
-      </w:r>
-      <w:r>
-        <w:t xml:space="preserve"> </w:t>
-      </w:r>
-      <w:r>
-        <w:t xml:space="preserve">this round after round-3 review found the prior figure’s numerator was asserted without naming all three rows it claimed were flagged. Direct check against the Registry confirms only two of the four content-bearing rows (P01, S20) actually carry the flag; S41 remains excluded from this count entirely as a transmission-only citation (see above), not because it would have been the missing third flag.</w:t>
-      </w:r>
-      <w:r>
-        <w:t xml:space="preserve"> </w:t>
-      </w:r>
-      <w:r>
-        <w:t xml:space="preserve">-</w:t>
-      </w:r>
-      <w:r>
-        <w:t xml:space="preserve"> </w:t>
-      </w:r>
-      <w:r>
-        <w:rPr>
+        <w:t xml:space="preserve">P07, S16, S17.</w:t>
+      </w:r>
+      <w:r>
+        <w:t xml:space="preserve"> </w:t>
+      </w:r>
+      <w:r>
+        <w:t xml:space="preserve">-</w:t>
+      </w:r>
+      <w:r>
+        <w:t xml:space="preserve"> </w:t>
+      </w:r>
+      <w:r>
+        <w:rPr>
+          <w:bCs/>
+          <w:b/>
+        </w:rPr>
+        <w:t xml:space="preserve">Registry Flag Density:</w:t>
+      </w:r>
+      <w:r>
+        <w:t xml:space="preserve"> </w:t>
+      </w:r>
+      <w:r>
+        <w:t xml:space="preserve">3/3 cited rows flagged for priority review.</w:t>
+      </w:r>
+      <w:r>
+        <w:t xml:space="preserve"> </w:t>
+      </w:r>
+      <w:r>
+        <w:t xml:space="preserve">-</w:t>
+      </w:r>
+      <w:r>
+        <w:t xml:space="preserve"> </w:t>
+      </w:r>
+      <w:r>
+        <w:rPr>
+          <w:bCs/>
           <w:b/>
         </w:rPr>
         <w:t xml:space="preserve">Requires full Tier 1 treatment at Step 6:</w:t>
@@ -2139,7 +2733,7 @@
         <w:t xml:space="preserve"> </w:t>
       </w:r>
       <w:r>
-        <w:t xml:space="preserve">No — Tier 2, specifically because its single-community grounding makes Tier 1 (network-wide organizing) treatment premature until Doc_05 addresses the Didache’s representativeness question directly.</w:t>
+        <w:t xml:space="preserve">No — Tier 2, but flagged as carrying an unusually high distortion risk for its tier, worth Step 6 attention out of proportion to its brief textual footprint.</w:t>
       </w:r>
     </w:p>
     <w:p>
@@ -2148,57 +2742,65 @@
       </w:pPr>
       <w:r>
         <w:rPr>
-          <w:b/>
-        </w:rPr>
-        <w:t xml:space="preserve">2.8 προφήτης (prophetes) —</w:t>
-      </w:r>
-      <w:r>
-        <w:rPr>
-          <w:b/>
-        </w:rPr>
-        <w:t xml:space="preserve"> </w:t>
-      </w:r>
-      <w:r>
-        <w:rPr>
-          <w:b/>
-        </w:rPr>
-        <w:t xml:space="preserve">“</w:t>
-      </w:r>
-      <w:r>
-        <w:rPr>
-          <w:b/>
-        </w:rPr>
-        <w:t xml:space="preserve">prophet</w:t>
-      </w:r>
-      <w:r>
-        <w:rPr>
-          <w:b/>
-        </w:rPr>
-        <w:t xml:space="preserve">”</w:t>
-      </w:r>
-      <w:r>
-        <w:rPr>
-          <w:b/>
-        </w:rPr>
-        <w:t xml:space="preserve"> </w:t>
-      </w:r>
-      <w:r>
-        <w:rPr>
-          <w:b/>
-        </w:rPr>
-        <w:t xml:space="preserve">(itinerant)</w:t>
-      </w:r>
-      <w:r>
-        <w:t xml:space="preserve"> </w:t>
-      </w:r>
-      <w:r>
-        <w:t xml:space="preserve">-</w:t>
-      </w:r>
-      <w:r>
-        <w:t xml:space="preserve"> </w:t>
-      </w:r>
-      <w:r>
-        <w:rPr>
+          <w:bCs/>
+          <w:b/>
+        </w:rPr>
+        <w:t xml:space="preserve">2.10 ἀγάπη (agape) as a proposed label for Pliny’s</w:t>
+      </w:r>
+      <w:r>
+        <w:rPr>
+          <w:bCs/>
+          <w:b/>
+        </w:rPr>
+        <w:t xml:space="preserve"> </w:t>
+      </w:r>
+      <w:r>
+        <w:rPr>
+          <w:bCs/>
+          <w:b/>
+        </w:rPr>
+        <w:t xml:space="preserve">“</w:t>
+      </w:r>
+      <w:r>
+        <w:rPr>
+          <w:bCs/>
+          <w:b/>
+        </w:rPr>
+        <w:t xml:space="preserve">ordinary meal</w:t>
+      </w:r>
+      <w:r>
+        <w:rPr>
+          <w:bCs/>
+          <w:b/>
+        </w:rPr>
+        <w:t xml:space="preserve">”</w:t>
+      </w:r>
+      <w:r>
+        <w:rPr>
+          <w:bCs/>
+          <w:b/>
+        </w:rPr>
+        <w:t xml:space="preserve"> </w:t>
+      </w:r>
+      <w:r>
+        <w:rPr>
+          <w:bCs/>
+          <w:b/>
+        </w:rPr>
+        <w:t xml:space="preserve">— flagged as itself a contested attribution, not a settled term</w:t>
+      </w:r>
+      <w:r>
+        <w:t xml:space="preserve"> </w:t>
+      </w:r>
+      <w:r>
+        <w:t xml:space="preserve">-</w:t>
+      </w:r>
+      <w:r>
+        <w:t xml:space="preserve"> </w:t>
+      </w:r>
+      <w:r>
+        <w:rPr>
+          <w:bCs/>
           <w:b/>
         </w:rPr>
         <w:t xml:space="preserve">Preliminary definition:</w:t>
@@ -2207,19 +2809,84 @@
         <w:t xml:space="preserve"> </w:t>
       </w:r>
       <w:r>
-        <w:t xml:space="preserve">A traveling, charismatic ministry figure the Didache addresses at length (chs. 11–13), including specific tests for distinguishing a genuine itinerant prophet from a false one — presented alongside apostles and teachers as an older ministry pattern the community is instructed to begin supplementing with locally-appointed bishops and deacons (Did. 15:1).</w:t>
-      </w:r>
-      <w:r>
-        <w:t xml:space="preserve"> </w:t>
-      </w:r>
-      <w:r>
-        <w:t xml:space="preserve">-</w:t>
-      </w:r>
-      <w:r>
-        <w:t xml:space="preserve"> </w:t>
-      </w:r>
-      <w:r>
-        <w:rPr>
+        <w:t xml:space="preserve">Not Pliny’s own word (he writes in Latin and does not use this Greek technical term at all) —</w:t>
+      </w:r>
+      <w:r>
+        <w:t xml:space="preserve"> </w:t>
+      </w:r>
+      <w:r>
+        <w:t xml:space="preserve">“</w:t>
+      </w:r>
+      <w:r>
+        <w:t xml:space="preserve">agape/love-feast</w:t>
+      </w:r>
+      <w:r>
+        <w:t xml:space="preserve">”</w:t>
+      </w:r>
+      <w:r>
+        <w:t xml:space="preserve"> </w:t>
+      </w:r>
+      <w:r>
+        <w:t xml:space="preserve">is one of three competing modern interpretive labels Doc_02 Section 4 considers for the second, ordinary meal Pliny describes the community reassembling for, alongside</w:t>
+      </w:r>
+      <w:r>
+        <w:t xml:space="preserve"> </w:t>
+      </w:r>
+      <w:r>
+        <w:t xml:space="preserve">“</w:t>
+      </w:r>
+      <w:r>
+        <w:t xml:space="preserve">this was the eucharist itself</w:t>
+      </w:r>
+      <w:r>
+        <w:t xml:space="preserve">”</w:t>
+      </w:r>
+      <w:r>
+        <w:t xml:space="preserve"> </w:t>
+      </w:r>
+      <w:r>
+        <w:t xml:space="preserve">and</w:t>
+      </w:r>
+      <w:r>
+        <w:t xml:space="preserve"> </w:t>
+      </w:r>
+      <w:r>
+        <w:t xml:space="preserve">“</w:t>
+      </w:r>
+      <w:r>
+        <w:t xml:space="preserve">this was a strategic split to evade Trajan’s ban on political dining-clubs (</w:t>
+      </w:r>
+      <w:r>
+        <w:rPr>
+          <w:iCs/>
+          <w:i/>
+        </w:rPr>
+        <w:t xml:space="preserve">hetaeriae</w:t>
+      </w:r>
+      <w:r>
+        <w:t xml:space="preserve">).</w:t>
+      </w:r>
+      <w:r>
+        <w:t xml:space="preserve">”</w:t>
+      </w:r>
+      <w:r>
+        <w:t xml:space="preserve"> </w:t>
+      </w:r>
+      <w:r>
+        <w:t xml:space="preserve">Doc_02 explicitly leaves this unresolved.</w:t>
+      </w:r>
+      <w:r>
+        <w:t xml:space="preserve"> </w:t>
+      </w:r>
+      <w:r>
+        <w:t xml:space="preserve">-</w:t>
+      </w:r>
+      <w:r>
+        <w:t xml:space="preserve"> </w:t>
+      </w:r>
+      <w:r>
+        <w:rPr>
+          <w:bCs/>
           <w:b/>
         </w:rPr>
         <w:t xml:space="preserve">Strand attribution:</w:t>
@@ -2228,37 +2895,20 @@
         <w:t xml:space="preserve"> </w:t>
       </w:r>
       <w:r>
-        <w:t xml:space="preserve">Didache-specific within this Native set; Doc_02 Section 3 reads Did. 15:1 as evidence of</w:t>
-      </w:r>
-      <w:r>
-        <w:t xml:space="preserve"> </w:t>
-      </w:r>
-      <w:r>
-        <w:t xml:space="preserve">“</w:t>
-      </w:r>
-      <w:r>
-        <w:t xml:space="preserve">an office structure still actively forming,</w:t>
-      </w:r>
-      <w:r>
-        <w:t xml:space="preserve">”</w:t>
-      </w:r>
-      <w:r>
-        <w:t xml:space="preserve"> </w:t>
-      </w:r>
-      <w:r>
-        <w:t xml:space="preserve">with itinerant charismatic ministry not yet fully displaced by local office.</w:t>
-      </w:r>
-      <w:r>
-        <w:t xml:space="preserve"> </w:t>
-      </w:r>
-      <w:r>
-        <w:t xml:space="preserve">-</w:t>
-      </w:r>
-      <w:r>
-        <w:t xml:space="preserve"> </w:t>
-      </w:r>
-      <w:r>
-        <w:rPr>
+        <w:t xml:space="preserve">N/A.</w:t>
+      </w:r>
+      <w:r>
+        <w:t xml:space="preserve"> </w:t>
+      </w:r>
+      <w:r>
+        <w:t xml:space="preserve">-</w:t>
+      </w:r>
+      <w:r>
+        <w:t xml:space="preserve"> </w:t>
+      </w:r>
+      <w:r>
+        <w:rPr>
+          <w:bCs/>
           <w:b/>
         </w:rPr>
         <w:t xml:space="preserve">Primary source anchors:</w:t>
@@ -2267,19 +2917,103 @@
         <w:t xml:space="preserve"> </w:t>
       </w:r>
       <w:r>
-        <w:t xml:space="preserve">P01.</w:t>
-      </w:r>
-      <w:r>
-        <w:t xml:space="preserve"> </w:t>
-      </w:r>
-      <w:r>
-        <w:t xml:space="preserve">-</w:t>
-      </w:r>
-      <w:r>
-        <w:t xml:space="preserve"> </w:t>
-      </w:r>
-      <w:r>
-        <w:rPr>
+        <w:t xml:space="preserve">P07 (for the underlying meal description Pliny reports) and P03 (</w:t>
+      </w:r>
+      <w:r>
+        <w:rPr>
+          <w:bCs/>
+          <w:b/>
+        </w:rPr>
+        <w:t xml:space="preserve">corrected this revision, process-integrity reopening</w:t>
+      </w:r>
+      <w:r>
+        <w:t xml:space="preserve"> </w:t>
+      </w:r>
+      <w:r>
+        <w:t xml:space="preserve">— Ignatius’s</w:t>
+      </w:r>
+      <w:r>
+        <w:t xml:space="preserve"> </w:t>
+      </w:r>
+      <w:r>
+        <w:rPr>
+          <w:iCs/>
+          <w:i/>
+        </w:rPr>
+        <w:t xml:space="preserve">Smyrnaeans</w:t>
+      </w:r>
+      <w:r>
+        <w:t xml:space="preserve"> </w:t>
+      </w:r>
+      <w:r>
+        <w:t xml:space="preserve">8 itself uses this exact term, ἀγάπην ποιεῖν,</w:t>
+      </w:r>
+      <w:r>
+        <w:t xml:space="preserve"> </w:t>
+      </w:r>
+      <w:r>
+        <w:t xml:space="preserve">“</w:t>
+      </w:r>
+      <w:r>
+        <w:t xml:space="preserve">to hold a love-feast,</w:t>
+      </w:r>
+      <w:r>
+        <w:t xml:space="preserve">”</w:t>
+      </w:r>
+      <w:r>
+        <w:t xml:space="preserve"> </w:t>
+      </w:r>
+      <w:r>
+        <w:t xml:space="preserve">for a real communal practice requiring the bishop’s own authorization; this is an inside, Native voice using the label directly, independent of and prior to any modern labeling exercise). The label therefore does have genuine primary-source anchoring somewhere in this world’s own evidentiary base. What remains unresolved is not whether</w:t>
+      </w:r>
+      <w:r>
+        <w:t xml:space="preserve"> </w:t>
+      </w:r>
+      <w:r>
+        <w:t xml:space="preserve">“</w:t>
+      </w:r>
+      <w:r>
+        <w:t xml:space="preserve">agape</w:t>
+      </w:r>
+      <w:r>
+        <w:t xml:space="preserve">”</w:t>
+      </w:r>
+      <w:r>
+        <w:t xml:space="preserve"> </w:t>
+      </w:r>
+      <w:r>
+        <w:t xml:space="preserve">is an attested term at all — it now is settled that it is — but the narrower question of whether Ignatius’s love-feast and Pliny’s</w:t>
+      </w:r>
+      <w:r>
+        <w:t xml:space="preserve"> </w:t>
+      </w:r>
+      <w:r>
+        <w:t xml:space="preserve">“</w:t>
+      </w:r>
+      <w:r>
+        <w:t xml:space="preserve">ordinary meal</w:t>
+      </w:r>
+      <w:r>
+        <w:t xml:space="preserve">”</w:t>
+      </w:r>
+      <w:r>
+        <w:t xml:space="preserve"> </w:t>
+      </w:r>
+      <w:r>
+        <w:t xml:space="preserve">are the same practice, related practices in different communities, or unconnected. This entry exists to keep that narrower, still-live cross-identification question visible, not to flag the label itself as unanchored.</w:t>
+      </w:r>
+      <w:r>
+        <w:t xml:space="preserve"> </w:t>
+      </w:r>
+      <w:r>
+        <w:t xml:space="preserve">-</w:t>
+      </w:r>
+      <w:r>
+        <w:t xml:space="preserve"> </w:t>
+      </w:r>
+      <w:r>
+        <w:rPr>
+          <w:bCs/>
           <w:b/>
         </w:rPr>
         <w:t xml:space="preserve">Author Gravity risk:</w:t>
@@ -2288,19 +3022,20 @@
         <w:t xml:space="preserve"> </w:t>
       </w:r>
       <w:r>
-        <w:t xml:space="preserve">Yes — same single-source dependency as 2.7.</w:t>
-      </w:r>
-      <w:r>
-        <w:t xml:space="preserve"> </w:t>
-      </w:r>
-      <w:r>
-        <w:t xml:space="preserve">-</w:t>
-      </w:r>
-      <w:r>
-        <w:t xml:space="preserve"> </w:t>
-      </w:r>
-      <w:r>
-        <w:rPr>
+        <w:t xml:space="preserve">N/A in the usual sense — the risk here is a labeling/cross-identification risk, not a single-source dependency: whichever position a future document takes on whether Ignatius’s love-feast and Pliny’s meal are the same practice will shape how both are read, and none of the three options for Pliny’s meal specifically is currently better than Contested.</w:t>
+      </w:r>
+      <w:r>
+        <w:t xml:space="preserve"> </w:t>
+      </w:r>
+      <w:r>
+        <w:t xml:space="preserve">-</w:t>
+      </w:r>
+      <w:r>
+        <w:t xml:space="preserve"> </w:t>
+      </w:r>
+      <w:r>
+        <w:rPr>
+          <w:bCs/>
           <w:b/>
         </w:rPr>
         <w:t xml:space="preserve">Registry cross-reference:</w:t>
@@ -2309,19 +3044,20 @@
         <w:t xml:space="preserve"> </w:t>
       </w:r>
       <w:r>
-        <w:t xml:space="preserve">P01, S19, S21.</w:t>
-      </w:r>
-      <w:r>
-        <w:t xml:space="preserve"> </w:t>
-      </w:r>
-      <w:r>
-        <w:t xml:space="preserve">-</w:t>
-      </w:r>
-      <w:r>
-        <w:t xml:space="preserve"> </w:t>
-      </w:r>
-      <w:r>
-        <w:rPr>
+        <w:t xml:space="preserve">P03, P07, S32, S33.</w:t>
+      </w:r>
+      <w:r>
+        <w:t xml:space="preserve"> </w:t>
+      </w:r>
+      <w:r>
+        <w:t xml:space="preserve">-</w:t>
+      </w:r>
+      <w:r>
+        <w:t xml:space="preserve"> </w:t>
+      </w:r>
+      <w:r>
+        <w:rPr>
+          <w:bCs/>
           <w:b/>
         </w:rPr>
         <w:t xml:space="preserve">Registry Flag Density:</w:t>
@@ -2330,19 +3066,20 @@
         <w:t xml:space="preserve"> </w:t>
       </w:r>
       <w:r>
-        <w:t xml:space="preserve">1/3 cited rows flagged for priority review (P01 only).</w:t>
-      </w:r>
-      <w:r>
-        <w:t xml:space="preserve"> </w:t>
-      </w:r>
-      <w:r>
-        <w:t xml:space="preserve">-</w:t>
-      </w:r>
-      <w:r>
-        <w:t xml:space="preserve"> </w:t>
-      </w:r>
-      <w:r>
-        <w:rPr>
+        <w:t xml:space="preserve">2/4 cited rows flagged for priority review (P07 and P03; S32 and S33 unflagged).</w:t>
+      </w:r>
+      <w:r>
+        <w:t xml:space="preserve"> </w:t>
+      </w:r>
+      <w:r>
+        <w:t xml:space="preserve">-</w:t>
+      </w:r>
+      <w:r>
+        <w:t xml:space="preserve"> </w:t>
+      </w:r>
+      <w:r>
+        <w:rPr>
+          <w:bCs/>
           <w:b/>
         </w:rPr>
         <w:t xml:space="preserve">Requires full Tier 1 treatment at Step 6:</w:t>
@@ -2351,7 +3088,58 @@
         <w:t xml:space="preserve"> </w:t>
       </w:r>
       <w:r>
-        <w:t xml:space="preserve">No.</w:t>
+        <w:t xml:space="preserve">No — but flagged as a genuinely live labeling/cross-identification dispute this document has not resolved and does not want a future step to resolve silently by default. (This entry does not name Step 6’s own</w:t>
+      </w:r>
+      <w:r>
+        <w:t xml:space="preserve"> </w:t>
+      </w:r>
+      <w:r>
+        <w:t xml:space="preserve">“</w:t>
+      </w:r>
+      <w:r>
+        <w:t xml:space="preserve">CT/Contested Tradition</w:t>
+      </w:r>
+      <w:r>
+        <w:t xml:space="preserve">”</w:t>
+      </w:r>
+      <w:r>
+        <w:t xml:space="preserve"> </w:t>
+      </w:r>
+      <w:r>
+        <w:t xml:space="preserve">tag, since naming a later step’s tagging apparatus inside a Step 3 document oversteps this step’s own vocabulary. The underlying concern — don’t let this label harden by default — stands on its own without borrowing Step 6’s terms for it. The</w:t>
+      </w:r>
+      <w:r>
+        <w:t xml:space="preserve"> </w:t>
+      </w:r>
+      <w:r>
+        <w:t xml:space="preserve">“</w:t>
+      </w:r>
+      <w:r>
+        <w:t xml:space="preserve">agape</w:t>
+      </w:r>
+      <w:r>
+        <w:t xml:space="preserve">”</w:t>
+      </w:r>
+      <w:r>
+        <w:t xml:space="preserve"> </w:t>
+      </w:r>
+      <w:r>
+        <w:t xml:space="preserve">label is primary-source-anchored: Smyrnaeans 8 (the same passage discussing Ignatius’s</w:t>
+      </w:r>
+      <w:r>
+        <w:t xml:space="preserve"> </w:t>
+      </w:r>
+      <w:r>
+        <w:t xml:space="preserve">“</w:t>
+      </w:r>
+      <w:r>
+        <w:t xml:space="preserve">one eucharist</w:t>
+      </w:r>
+      <w:r>
+        <w:t xml:space="preserve">”</w:t>
+      </w:r>
+      <w:r>
+        <w:t xml:space="preserve">/bishop-authorization clauses) also names the love-feast by this term — a citation Doc_02 Section 4 discloses directly (see Doc_02’s Document Log, reopening entry). The companion Lexicon Candidate Index workbook’s L10 row and Term-Registry Cross-Reference sheet reflect this — see Section 5 below.)</w:t>
       </w:r>
     </w:p>
     <w:p>
@@ -2360,88 +3148,179 @@
       </w:pPr>
       <w:r>
         <w:rPr>
-          <w:b/>
-        </w:rPr>
-        <w:t xml:space="preserve">2.9</w:t>
-      </w:r>
-      <w:r>
-        <w:rPr>
-          <w:b/>
-        </w:rPr>
-        <w:t xml:space="preserve"> </w:t>
-      </w:r>
-      <w:r>
-        <w:rPr>
+          <w:bCs/>
+          <w:b/>
+        </w:rPr>
+        <w:t xml:space="preserve">2.11 βάπτισμα (baptisma) —</w:t>
+      </w:r>
+      <w:r>
+        <w:rPr>
+          <w:bCs/>
+          <w:b/>
+        </w:rPr>
+        <w:t xml:space="preserve"> </w:t>
+      </w:r>
+      <w:r>
+        <w:rPr>
+          <w:bCs/>
+          <w:b/>
+        </w:rPr>
+        <w:t xml:space="preserve">“</w:t>
+      </w:r>
+      <w:r>
+        <w:rPr>
+          <w:bCs/>
+          <w:b/>
+        </w:rPr>
+        <w:t xml:space="preserve">baptism</w:t>
+      </w:r>
+      <w:r>
+        <w:rPr>
+          <w:bCs/>
+          <w:b/>
+        </w:rPr>
+        <w:t xml:space="preserve">”</w:t>
+      </w:r>
+      <w:r>
+        <w:t xml:space="preserve"> </w:t>
+      </w:r>
+      <w:r>
+        <w:t xml:space="preserve">-</w:t>
+      </w:r>
+      <w:r>
+        <w:t xml:space="preserve"> </w:t>
+      </w:r>
+      <w:r>
+        <w:rPr>
+          <w:bCs/>
+          <w:b/>
+        </w:rPr>
+        <w:t xml:space="preserve">Preliminary definition:</w:t>
+      </w:r>
+      <w:r>
+        <w:t xml:space="preserve"> </w:t>
+      </w:r>
+      <w:r>
+        <w:t xml:space="preserve">The initiatory washing rite; the Didache’s own instruction (ch. 7) specifies running (</w:t>
+      </w:r>
+      <w:r>
+        <w:t xml:space="preserve">“</w:t>
+      </w:r>
+      <w:r>
+        <w:t xml:space="preserve">living</w:t>
+      </w:r>
+      <w:r>
+        <w:t xml:space="preserve">”</w:t>
+      </w:r>
+      <w:r>
+        <w:t xml:space="preserve">) water as preferred, with cold still water, then warm water, then triple pouring over the head as an explicit descending sequence of acceptable fallbacks, performed</w:t>
+      </w:r>
+      <w:r>
+        <w:t xml:space="preserve"> </w:t>
+      </w:r>
+      <w:r>
+        <w:t xml:space="preserve">“</w:t>
+      </w:r>
+      <w:r>
+        <w:t xml:space="preserve">in the name of the Father and of the Son and of the Holy Spirit,</w:t>
+      </w:r>
+      <w:r>
+        <w:t xml:space="preserve">”</w:t>
+      </w:r>
+      <w:r>
+        <w:t xml:space="preserve"> </w:t>
+      </w:r>
+      <w:r>
+        <w:t xml:space="preserve">with fasting beforehand for both the baptizer, the baptized, and others able to do so.</w:t>
+      </w:r>
+      <w:r>
+        <w:t xml:space="preserve"> </w:t>
+      </w:r>
+      <w:r>
+        <w:t xml:space="preserve">-</w:t>
+      </w:r>
+      <w:r>
+        <w:t xml:space="preserve"> </w:t>
+      </w:r>
+      <w:r>
+        <w:rPr>
+          <w:bCs/>
+          <w:b/>
+        </w:rPr>
+        <w:t xml:space="preserve">Method note:</w:t>
+      </w:r>
+      <w:r>
+        <w:t xml:space="preserve"> </w:t>
+      </w:r>
+      <w:r>
+        <w:t xml:space="preserve">this document’s own stated method — sweeping Doc_02 section by section for recurring, load-bearing terms — surfaces baptism. It is included here rather than folded silently into Section 3, because it traces to a Native Registry row with a specific, developed textual base.</w:t>
+      </w:r>
+      <w:r>
+        <w:t xml:space="preserve"> </w:t>
+      </w:r>
+      <w:r>
+        <w:t xml:space="preserve">-</w:t>
+      </w:r>
+      <w:r>
+        <w:t xml:space="preserve"> </w:t>
+      </w:r>
+      <w:r>
+        <w:rPr>
+          <w:bCs/>
+          <w:b/>
+        </w:rPr>
+        <w:t xml:space="preserve">Strand attribution:</w:t>
+      </w:r>
+      <w:r>
+        <w:t xml:space="preserve"> </w:t>
+      </w:r>
+      <w:r>
+        <w:t xml:space="preserve">Didache-specific within this document’s actual developed evidentiary base (P01, ch. 7’s specific fallback sequence). Justin’s</w:t>
+      </w:r>
+      <w:r>
+        <w:t xml:space="preserve"> </w:t>
+      </w:r>
+      <w:r>
+        <w:rPr>
+          <w:iCs/>
           <w:i/>
-          <w:b/>
-        </w:rPr>
-        <w:t xml:space="preserve">ministrae</w:t>
-      </w:r>
-      <w:r>
-        <w:rPr>
-          <w:b/>
-        </w:rPr>
-        <w:t xml:space="preserve"> </w:t>
-      </w:r>
-      <w:r>
-        <w:rPr>
-          <w:b/>
-        </w:rPr>
-        <w:t xml:space="preserve">— Pliny’s term for the two enslaved women he tortured for testimony (Latin, not this world’s own self-designation)</w:t>
-      </w:r>
-      <w:r>
-        <w:t xml:space="preserve"> </w:t>
-      </w:r>
-      <w:r>
-        <w:t xml:space="preserve">-</w:t>
-      </w:r>
-      <w:r>
-        <w:t xml:space="preserve"> </w:t>
-      </w:r>
-      <w:r>
-        <w:rPr>
-          <w:b/>
-        </w:rPr>
-        <w:t xml:space="preserve">Preliminary definition:</w:t>
-      </w:r>
-      <w:r>
-        <w:t xml:space="preserve"> </w:t>
-      </w:r>
-      <w:r>
-        <w:t xml:space="preserve">An outside (Roman, non-Christian) administrative/legal term, not a term this world’s own community used for itself — Pliny’s own label for two enslaved women he identifies as holding some functional role in the community he is investigating, extracted from them under torture.</w:t>
-      </w:r>
-      <w:r>
-        <w:t xml:space="preserve"> </w:t>
-      </w:r>
-      <w:r>
-        <w:t xml:space="preserve">-</w:t>
-      </w:r>
-      <w:r>
-        <w:t xml:space="preserve"> </w:t>
-      </w:r>
-      <w:r>
-        <w:rPr>
-          <w:b/>
-        </w:rPr>
-        <w:t xml:space="preserve">Strand attribution:</w:t>
-      </w:r>
-      <w:r>
-        <w:t xml:space="preserve"> </w:t>
-      </w:r>
-      <w:r>
-        <w:t xml:space="preserve">N/A — outside/etic term, not strand-specific; the two women themselves are unnamed and otherwise voiceless in the record (Doc_02 Section 7 names this directly as part of this world’s structural source asymmetry).</w:t>
-      </w:r>
-      <w:r>
-        <w:t xml:space="preserve"> </w:t>
-      </w:r>
-      <w:r>
-        <w:t xml:space="preserve">-</w:t>
-      </w:r>
-      <w:r>
-        <w:t xml:space="preserve"> </w:t>
-      </w:r>
-      <w:r>
-        <w:rPr>
+        </w:rPr>
+        <w:t xml:space="preserve">First Apology</w:t>
+      </w:r>
+      <w:r>
+        <w:t xml:space="preserve"> </w:t>
+      </w:r>
+      <w:r>
+        <w:t xml:space="preserve">also describes a baptismal rite (ch. 61, illumination/regeneration language) and Ignatius’s letters allude to baptism in passing, but</w:t>
+      </w:r>
+      <w:r>
+        <w:t xml:space="preserve"> </w:t>
+      </w:r>
+      <w:r>
+        <w:rPr>
+          <w:bCs/>
+          <w:b/>
+        </w:rPr>
+        <w:t xml:space="preserve">Doc_02’s own text never developed either of those passages</w:t>
+      </w:r>
+      <w:r>
+        <w:t xml:space="preserve"> </w:t>
+      </w:r>
+      <w:r>
+        <w:t xml:space="preserve">(Doc_02 Section 4’s Justin discussion is scoped specifically to chs. 65–67, the post-baptismal Sunday assembly, not ch. 61) — citing them here for baptism specifically would repeat exactly the S16/S17-style boundary problem round-1 review flagged elsewhere (see 2.9 above), citing a Registry row for a claim outside what Doc_02 actually developed from it. This document therefore anchors baptisma to the Didache alone and flags the Justin/Ignatius baptismal material as a genuine gap for Doc_05 to develop directly from the primary texts, rather than asserting network-wide baptismal practice on a citation base this document cannot actually support.</w:t>
+      </w:r>
+      <w:r>
+        <w:t xml:space="preserve"> </w:t>
+      </w:r>
+      <w:r>
+        <w:t xml:space="preserve">-</w:t>
+      </w:r>
+      <w:r>
+        <w:t xml:space="preserve"> </w:t>
+      </w:r>
+      <w:r>
+        <w:rPr>
+          <w:bCs/>
           <w:b/>
         </w:rPr>
         <w:t xml:space="preserve">Primary source anchors:</w:t>
@@ -2450,19 +3329,20 @@
         <w:t xml:space="preserve"> </w:t>
       </w:r>
       <w:r>
-        <w:t xml:space="preserve">P07.</w:t>
-      </w:r>
-      <w:r>
-        <w:t xml:space="preserve"> </w:t>
-      </w:r>
-      <w:r>
-        <w:t xml:space="preserve">-</w:t>
-      </w:r>
-      <w:r>
-        <w:t xml:space="preserve"> </w:t>
-      </w:r>
-      <w:r>
-        <w:rPr>
+        <w:t xml:space="preserve">P01 only, within this document’s developed evidence.</w:t>
+      </w:r>
+      <w:r>
+        <w:t xml:space="preserve"> </w:t>
+      </w:r>
+      <w:r>
+        <w:t xml:space="preserve">-</w:t>
+      </w:r>
+      <w:r>
+        <w:t xml:space="preserve"> </w:t>
+      </w:r>
+      <w:r>
+        <w:rPr>
+          <w:bCs/>
           <w:b/>
         </w:rPr>
         <w:t xml:space="preserve">Author Gravity risk:</w:t>
@@ -2471,136 +3351,20 @@
         <w:t xml:space="preserve"> </w:t>
       </w:r>
       <w:r>
-        <w:t xml:space="preserve">Yes, maximally — a single outside witness, and the underlying testimony was extracted under torture, a method ancient jurists themselves distrusted (Doc_02 Section 4).</w:t>
-      </w:r>
-      <w:r>
-        <w:t xml:space="preserve"> </w:t>
-      </w:r>
-      <w:r>
-        <w:rPr>
-          <w:b/>
-        </w:rPr>
-        <w:t xml:space="preserve">Explicit distortion-risk flag carried forward for Step 6:</w:t>
-      </w:r>
-      <w:r>
-        <w:t xml:space="preserve"> </w:t>
-      </w:r>
-      <w:r>
-        <w:t xml:space="preserve">this term should never be silently translated as</w:t>
-      </w:r>
-      <w:r>
-        <w:t xml:space="preserve"> </w:t>
-      </w:r>
-      <w:r>
-        <w:t xml:space="preserve">“</w:t>
-      </w:r>
-      <w:r>
-        <w:t xml:space="preserve">deaconess</w:t>
-      </w:r>
-      <w:r>
-        <w:t xml:space="preserve">”</w:t>
-      </w:r>
-      <w:r>
-        <w:t xml:space="preserve"> </w:t>
-      </w:r>
-      <w:r>
-        <w:t xml:space="preserve">— Doc_02 Section 7 already flags that the</w:t>
-      </w:r>
-      <w:r>
-        <w:t xml:space="preserve"> </w:t>
-      </w:r>
-      <w:r>
-        <w:t xml:space="preserve">“</w:t>
-      </w:r>
-      <w:r>
-        <w:t xml:space="preserve">deaconess</w:t>
-      </w:r>
-      <w:r>
-        <w:t xml:space="preserve">”</w:t>
-      </w:r>
-      <w:r>
-        <w:t xml:space="preserve"> </w:t>
-      </w:r>
-      <w:r>
-        <w:t xml:space="preserve">title attributed to Ignatius’s Antioch actually comes from the spurious Pseudo-Ignatian long recension, not his authentic letters, and no 1st–2nd century Asia Minor inscription names a woman deacon. Conflating</w:t>
-      </w:r>
-      <w:r>
-        <w:t xml:space="preserve"> </w:t>
-      </w:r>
-      <w:r>
-        <w:rPr>
-          <w:i/>
-        </w:rPr>
-        <w:t xml:space="preserve">ministrae</w:t>
-      </w:r>
-      <w:r>
-        <w:t xml:space="preserve"> </w:t>
-      </w:r>
-      <w:r>
-        <w:t xml:space="preserve">with a later formal office would be exactly the kind of anachronistic misreading this candidate list exists to flag before Step 4 uses this vocabulary.</w:t>
-      </w:r>
-      <w:r>
-        <w:t xml:space="preserve"> </w:t>
-      </w:r>
-      <w:r>
-        <w:t xml:space="preserve">-</w:t>
-      </w:r>
-      <w:r>
-        <w:t xml:space="preserve"> </w:t>
-      </w:r>
-      <w:r>
-        <w:rPr>
-          <w:b/>
-        </w:rPr>
-        <w:t xml:space="preserve">Boundary justification for S16/S17, added per round-1 review:</w:t>
-      </w:r>
-      <w:r>
-        <w:t xml:space="preserve"> </w:t>
-      </w:r>
-      <w:r>
-        <w:t xml:space="preserve">round-1 review correctly flagged that S16 and S17 are being used here to source a claim about the Pseudo-Ignatian long recension — a 4th-century text — and asked why this doesn’t trigger the same boundary problem that got Henry Chadwick’s 4th–6th century work Excluded from this Registry. The distinction, made explicit here rather than left implicit: Chadwick’s Excluded material was being weighed as a</w:t>
-      </w:r>
-      <w:r>
-        <w:t xml:space="preserve"> </w:t>
-      </w:r>
-      <w:r>
-        <w:rPr>
-          <w:b/>
-        </w:rPr>
-        <w:t xml:space="preserve">positive evidentiary source</w:t>
-      </w:r>
-      <w:r>
-        <w:t xml:space="preserve"> </w:t>
-      </w:r>
-      <w:r>
-        <w:t xml:space="preserve">for claims about this world’s own period. S16/S17 are cited here only as a</w:t>
-      </w:r>
-      <w:r>
-        <w:t xml:space="preserve"> </w:t>
-      </w:r>
-      <w:r>
-        <w:rPr>
-          <w:b/>
-        </w:rPr>
-        <w:t xml:space="preserve">negative, boundary-clarifying citation</w:t>
-      </w:r>
-      <w:r>
-        <w:t xml:space="preserve"> </w:t>
-      </w:r>
-      <w:r>
-        <w:t xml:space="preserve">— modern scholarship explaining why a later text’s terminology must NOT be read backward into this world, not modern scholarship supplying content about this world. This is the same category of citation Doc_02 itself already used repeatedly (e.g., citing Eusebius, a 4th-century writer, solely to establish a transmission fact about Polycarp’s authentic 2nd-century letter, not as evidence of 2nd-century practice in his own right — see Doc_02 Section 1.4’s Transmission History discussion and Registry row P14). S16/S17 remain Native/licensed rows in their own right (Doc_02 Section 7, women/missing voices); this note exists so the distinction is auditable rather than assumed.</w:t>
-      </w:r>
-      <w:r>
-        <w:t xml:space="preserve"> </w:t>
-      </w:r>
-      <w:r>
-        <w:t xml:space="preserve">-</w:t>
-      </w:r>
-      <w:r>
-        <w:t xml:space="preserve"> </w:t>
-      </w:r>
-      <w:r>
-        <w:rPr>
+        <w:t xml:space="preserve">Yes, maximally — same single-community dependency as 2.7 and 2.8, compounded by the fact that this document cannot yet say whether Rome or Antioch practiced anything similar.</w:t>
+      </w:r>
+      <w:r>
+        <w:t xml:space="preserve"> </w:t>
+      </w:r>
+      <w:r>
+        <w:t xml:space="preserve">-</w:t>
+      </w:r>
+      <w:r>
+        <w:t xml:space="preserve"> </w:t>
+      </w:r>
+      <w:r>
+        <w:rPr>
+          <w:bCs/>
           <w:b/>
         </w:rPr>
         <w:t xml:space="preserve">Registry cross-reference:</w:t>
@@ -2609,19 +3373,20 @@
         <w:t xml:space="preserve"> </w:t>
       </w:r>
       <w:r>
-        <w:t xml:space="preserve">P07, S16, S17.</w:t>
-      </w:r>
-      <w:r>
-        <w:t xml:space="preserve"> </w:t>
-      </w:r>
-      <w:r>
-        <w:t xml:space="preserve">-</w:t>
-      </w:r>
-      <w:r>
-        <w:t xml:space="preserve"> </w:t>
-      </w:r>
-      <w:r>
-        <w:rPr>
+        <w:t xml:space="preserve">P01.</w:t>
+      </w:r>
+      <w:r>
+        <w:t xml:space="preserve"> </w:t>
+      </w:r>
+      <w:r>
+        <w:t xml:space="preserve">-</w:t>
+      </w:r>
+      <w:r>
+        <w:t xml:space="preserve"> </w:t>
+      </w:r>
+      <w:r>
+        <w:rPr>
+          <w:bCs/>
           <w:b/>
         </w:rPr>
         <w:t xml:space="preserve">Registry Flag Density:</w:t>
@@ -2630,19 +3395,20 @@
         <w:t xml:space="preserve"> </w:t>
       </w:r>
       <w:r>
-        <w:t xml:space="preserve">3/3 cited rows flagged for priority review.</w:t>
-      </w:r>
-      <w:r>
-        <w:t xml:space="preserve"> </w:t>
-      </w:r>
-      <w:r>
-        <w:t xml:space="preserve">-</w:t>
-      </w:r>
-      <w:r>
-        <w:t xml:space="preserve"> </w:t>
-      </w:r>
-      <w:r>
-        <w:rPr>
+        <w:t xml:space="preserve">1/1 cited row flagged for priority review.</w:t>
+      </w:r>
+      <w:r>
+        <w:t xml:space="preserve"> </w:t>
+      </w:r>
+      <w:r>
+        <w:t xml:space="preserve">-</w:t>
+      </w:r>
+      <w:r>
+        <w:t xml:space="preserve"> </w:t>
+      </w:r>
+      <w:r>
+        <w:rPr>
+          <w:bCs/>
           <w:b/>
         </w:rPr>
         <w:t xml:space="preserve">Requires full Tier 1 treatment at Step 6:</w:t>
@@ -2651,66 +3417,72 @@
         <w:t xml:space="preserve"> </w:t>
       </w:r>
       <w:r>
-        <w:t xml:space="preserve">No — Tier 2, but flagged as carrying an unusually high distortion risk for its tier, worth Step 6 attention out of proportion to its brief textual footprint.</w:t>
+        <w:t xml:space="preserve">No — Tier 2, for the same single-community reason as 2.7/2.8, but flagged as needing a genuine Doc_05 primary-text lookup (Justin ch. 61, Ignatius’s allusions) before Step 6, not just a citation of what Doc_02 already happened to develop.</w:t>
+      </w:r>
+    </w:p>
+    <w:bookmarkEnd w:id="22"/>
+    <w:bookmarkStart w:id="23" w:name="Xdca68600428c1d426fc43ffabe75cbe10a8da41"/>
+    <w:p>
+      <w:pPr>
+        <w:pStyle w:val="Heading3"/>
+      </w:pPr>
+      <w:r>
+        <w:t xml:space="preserve">Tier 3 candidates (outside/etic legal-administrative vocabulary — minor within this world’s own self-understanding, but directly relevant to the Forces lens)</w:t>
       </w:r>
     </w:p>
     <w:p>
       <w:pPr>
-        <w:pStyle w:val="BodyText"/>
-      </w:pPr>
-      <w:r>
-        <w:rPr>
-          <w:b/>
-        </w:rPr>
-        <w:t xml:space="preserve">2.10 ἀγάπη (agape) as a proposed label for Pliny’s</w:t>
-      </w:r>
-      <w:r>
-        <w:rPr>
-          <w:b/>
-        </w:rPr>
-        <w:t xml:space="preserve"> </w:t>
-      </w:r>
-      <w:r>
-        <w:rPr>
-          <w:b/>
-        </w:rPr>
-        <w:t xml:space="preserve">“</w:t>
-      </w:r>
-      <w:r>
-        <w:rPr>
-          <w:b/>
-        </w:rPr>
-        <w:t xml:space="preserve">ordinary meal</w:t>
-      </w:r>
-      <w:r>
-        <w:rPr>
-          <w:b/>
-        </w:rPr>
-        <w:t xml:space="preserve">”</w:t>
-      </w:r>
-      <w:r>
-        <w:rPr>
-          <w:b/>
-        </w:rPr>
-        <w:t xml:space="preserve"> </w:t>
-      </w:r>
-      <w:r>
-        <w:rPr>
-          <w:b/>
-        </w:rPr>
-        <w:t xml:space="preserve">— flagged as itself a contested attribution, not a settled term</w:t>
-      </w:r>
-      <w:r>
-        <w:t xml:space="preserve"> </w:t>
-      </w:r>
-      <w:r>
-        <w:t xml:space="preserve">-</w:t>
-      </w:r>
-      <w:r>
-        <w:t xml:space="preserve"> </w:t>
-      </w:r>
-      <w:r>
-        <w:rPr>
+        <w:pStyle w:val="FirstParagraph"/>
+      </w:pPr>
+      <w:r>
+        <w:rPr>
+          <w:bCs/>
+          <w:b/>
+        </w:rPr>
+        <w:t xml:space="preserve">2.12</w:t>
+      </w:r>
+      <w:r>
+        <w:rPr>
+          <w:bCs/>
+          <w:b/>
+        </w:rPr>
+        <w:t xml:space="preserve"> </w:t>
+      </w:r>
+      <w:r>
+        <w:rPr>
+          <w:iCs/>
+          <w:i/>
+          <w:bCs/>
+          <w:b/>
+        </w:rPr>
+        <w:t xml:space="preserve">hetaeria</w:t>
+      </w:r>
+      <w:r>
+        <w:rPr>
+          <w:bCs/>
+          <w:b/>
+        </w:rPr>
+        <w:t xml:space="preserve"> </w:t>
+      </w:r>
+      <w:r>
+        <w:rPr>
+          <w:bCs/>
+          <w:b/>
+        </w:rPr>
+        <w:t xml:space="preserve">(Latin/Greek loan) — Roman legal category for a suspect voluntary association</w:t>
+      </w:r>
+      <w:r>
+        <w:t xml:space="preserve"> </w:t>
+      </w:r>
+      <w:r>
+        <w:t xml:space="preserve">-</w:t>
+      </w:r>
+      <w:r>
+        <w:t xml:space="preserve"> </w:t>
+      </w:r>
+      <w:r>
+        <w:rPr>
+          <w:bCs/>
           <w:b/>
         </w:rPr>
         <w:t xml:space="preserve">Preliminary definition:</w:t>
@@ -2719,205 +3491,129 @@
         <w:t xml:space="preserve"> </w:t>
       </w:r>
       <w:r>
-        <w:t xml:space="preserve">Not Pliny’s own word (he writes in Latin and does not use this Greek technical term at all) —</w:t>
-      </w:r>
-      <w:r>
-        <w:t xml:space="preserve"> </w:t>
-      </w:r>
-      <w:r>
-        <w:t xml:space="preserve">“</w:t>
-      </w:r>
-      <w:r>
-        <w:t xml:space="preserve">agape/love-feast</w:t>
-      </w:r>
-      <w:r>
-        <w:t xml:space="preserve">”</w:t>
-      </w:r>
-      <w:r>
-        <w:t xml:space="preserve"> </w:t>
-      </w:r>
-      <w:r>
-        <w:t xml:space="preserve">is one of three competing modern interpretive labels Doc_02 Section 4 considers for the second, ordinary meal Pliny describes the community reassembling for, alongside</w:t>
-      </w:r>
-      <w:r>
-        <w:t xml:space="preserve"> </w:t>
-      </w:r>
-      <w:r>
-        <w:t xml:space="preserve">“</w:t>
-      </w:r>
-      <w:r>
-        <w:t xml:space="preserve">this was the eucharist itself</w:t>
-      </w:r>
-      <w:r>
-        <w:t xml:space="preserve">”</w:t>
-      </w:r>
-      <w:r>
-        <w:t xml:space="preserve"> </w:t>
-      </w:r>
-      <w:r>
-        <w:t xml:space="preserve">and</w:t>
-      </w:r>
-      <w:r>
-        <w:t xml:space="preserve"> </w:t>
-      </w:r>
-      <w:r>
-        <w:t xml:space="preserve">“</w:t>
-      </w:r>
-      <w:r>
-        <w:t xml:space="preserve">this was a strategic split to evade Trajan’s ban on political dining-clubs (</w:t>
-      </w:r>
-      <w:r>
-        <w:rPr>
+        <w:t xml:space="preserve">The Roman legal category of</w:t>
+      </w:r>
+      <w:r>
+        <w:t xml:space="preserve"> </w:t>
+      </w:r>
+      <w:r>
+        <w:t xml:space="preserve">“</w:t>
+      </w:r>
+      <w:r>
+        <w:t xml:space="preserve">political dining club</w:t>
+      </w:r>
+      <w:r>
+        <w:t xml:space="preserve">”</w:t>
+      </w:r>
+      <w:r>
+        <w:t xml:space="preserve"> </w:t>
+      </w:r>
+      <w:r>
+        <w:t xml:space="preserve">or unauthorized voluntary association that Trajan’s rescript (referenced in Pliny’s correspondence) banned in Bithynia-Pontus — not this world’s own self-description, but the outside administrative lens through which the Roman state may have perceived and regulated it.</w:t>
+      </w:r>
+      <w:r>
+        <w:t xml:space="preserve"> </w:t>
+      </w:r>
+      <w:r>
+        <w:t xml:space="preserve">-</w:t>
+      </w:r>
+      <w:r>
+        <w:t xml:space="preserve"> </w:t>
+      </w:r>
+      <w:r>
+        <w:rPr>
+          <w:bCs/>
+          <w:b/>
+        </w:rPr>
+        <w:t xml:space="preserve">Strand attribution:</w:t>
+      </w:r>
+      <w:r>
+        <w:t xml:space="preserve"> </w:t>
+      </w:r>
+      <w:r>
+        <w:t xml:space="preserve">N/A — outside/etic.</w:t>
+      </w:r>
+      <w:r>
+        <w:t xml:space="preserve"> </w:t>
+      </w:r>
+      <w:r>
+        <w:t xml:space="preserve">-</w:t>
+      </w:r>
+      <w:r>
+        <w:t xml:space="preserve"> </w:t>
+      </w:r>
+      <w:r>
+        <w:rPr>
+          <w:bCs/>
+          <w:b/>
+        </w:rPr>
+        <w:t xml:space="preserve">Primary source anchors:</w:t>
+      </w:r>
+      <w:r>
+        <w:t xml:space="preserve"> </w:t>
+      </w:r>
+      <w:r>
+        <w:t xml:space="preserve">P07 (specifically, Pliny’s report that former Christians said they had stopped even an ordinary reconvened meal after his edict — issued to comply with Trajan’s prior rescript against</w:t>
+      </w:r>
+      <w:r>
+        <w:t xml:space="preserve"> </w:t>
+      </w:r>
+      <w:r>
+        <w:rPr>
+          <w:iCs/>
           <w:i/>
         </w:rPr>
         <w:t xml:space="preserve">hetaeriae</w:t>
       </w:r>
       <w:r>
-        <w:t xml:space="preserve">).</w:t>
-      </w:r>
-      <w:r>
-        <w:t xml:space="preserve">”</w:t>
-      </w:r>
-      <w:r>
-        <w:t xml:space="preserve"> </w:t>
-      </w:r>
-      <w:r>
-        <w:t xml:space="preserve">Doc_02 explicitly leaves this unresolved.</w:t>
-      </w:r>
-      <w:r>
-        <w:t xml:space="preserve"> </w:t>
-      </w:r>
-      <w:r>
-        <w:t xml:space="preserve">-</w:t>
-      </w:r>
-      <w:r>
-        <w:t xml:space="preserve"> </w:t>
-      </w:r>
-      <w:r>
-        <w:rPr>
-          <w:b/>
-        </w:rPr>
-        <w:t xml:space="preserve">Strand attribution:</w:t>
-      </w:r>
-      <w:r>
-        <w:t xml:space="preserve"> </w:t>
-      </w:r>
-      <w:r>
-        <w:t xml:space="preserve">N/A.</w:t>
-      </w:r>
-      <w:r>
-        <w:t xml:space="preserve"> </w:t>
-      </w:r>
-      <w:r>
-        <w:t xml:space="preserve">-</w:t>
-      </w:r>
-      <w:r>
-        <w:t xml:space="preserve"> </w:t>
-      </w:r>
-      <w:r>
-        <w:rPr>
-          <w:b/>
-        </w:rPr>
-        <w:t xml:space="preserve">Primary source anchors:</w:t>
-      </w:r>
-      <w:r>
-        <w:t xml:space="preserve"> </w:t>
-      </w:r>
-      <w:r>
-        <w:t xml:space="preserve">P07 (for the underlying meal description Pliny reports) and P03 (</w:t>
-      </w:r>
-      <w:r>
-        <w:rPr>
-          <w:b/>
-        </w:rPr>
-        <w:t xml:space="preserve">corrected this revision, process-integrity reopening</w:t>
-      </w:r>
-      <w:r>
-        <w:t xml:space="preserve"> </w:t>
-      </w:r>
-      <w:r>
-        <w:t xml:space="preserve">— Ignatius’s</w:t>
-      </w:r>
-      <w:r>
-        <w:t xml:space="preserve"> </w:t>
-      </w:r>
-      <w:r>
-        <w:rPr>
+        <w:t xml:space="preserve"> </w:t>
+      </w:r>
+      <w:r>
+        <w:t xml:space="preserve">— banning such associations; distinct from Sherwin-White’s (S33) role, which is glossing the</w:t>
+      </w:r>
+      <w:r>
+        <w:t xml:space="preserve"> </w:t>
+      </w:r>
+      <w:r>
+        <w:rPr>
+          <w:iCs/>
           <w:i/>
         </w:rPr>
-        <w:t xml:space="preserve">Smyrnaeans</w:t>
-      </w:r>
-      <w:r>
-        <w:t xml:space="preserve"> </w:t>
-      </w:r>
-      <w:r>
-        <w:t xml:space="preserve">8 itself uses this exact term, ἀγάπην ποιεῖν,</w:t>
-      </w:r>
-      <w:r>
-        <w:t xml:space="preserve"> </w:t>
-      </w:r>
-      <w:r>
-        <w:t xml:space="preserve">“</w:t>
-      </w:r>
-      <w:r>
-        <w:t xml:space="preserve">to hold a love-feast,</w:t>
-      </w:r>
-      <w:r>
-        <w:t xml:space="preserve">”</w:t>
-      </w:r>
-      <w:r>
-        <w:t xml:space="preserve"> </w:t>
-      </w:r>
-      <w:r>
-        <w:t xml:space="preserve">for a real communal practice requiring the bishop’s own authorization; this is an inside, Native voice using the label directly, independent of and prior to any modern labeling exercise). The label therefore does have genuine primary-source anchoring somewhere in this world’s own evidentiary base. What remains unresolved is not whether</w:t>
-      </w:r>
-      <w:r>
-        <w:t xml:space="preserve"> </w:t>
-      </w:r>
-      <w:r>
-        <w:t xml:space="preserve">“</w:t>
-      </w:r>
-      <w:r>
-        <w:t xml:space="preserve">agape</w:t>
-      </w:r>
-      <w:r>
-        <w:t xml:space="preserve">”</w:t>
-      </w:r>
-      <w:r>
-        <w:t xml:space="preserve"> </w:t>
-      </w:r>
-      <w:r>
-        <w:t xml:space="preserve">is an attested term at all — it now is settled that it is — but the narrower question of whether Ignatius’s love-feast and Pliny’s</w:t>
-      </w:r>
-      <w:r>
-        <w:t xml:space="preserve"> </w:t>
-      </w:r>
-      <w:r>
-        <w:t xml:space="preserve">“</w:t>
-      </w:r>
-      <w:r>
-        <w:t xml:space="preserve">ordinary meal</w:t>
-      </w:r>
-      <w:r>
-        <w:t xml:space="preserve">”</w:t>
-      </w:r>
-      <w:r>
-        <w:t xml:space="preserve"> </w:t>
-      </w:r>
-      <w:r>
-        <w:t xml:space="preserve">are the same practice, related practices in different communities, or unconnected. This entry exists to keep that narrower, still-live cross-identification question visible, not to flag the label itself as unanchored.</w:t>
-      </w:r>
-      <w:r>
-        <w:t xml:space="preserve"> </w:t>
-      </w:r>
-      <w:r>
-        <w:t xml:space="preserve">-</w:t>
-      </w:r>
-      <w:r>
-        <w:t xml:space="preserve"> </w:t>
-      </w:r>
-      <w:r>
-        <w:rPr>
+        <w:t xml:space="preserve">hetaeria</w:t>
+      </w:r>
+      <w:r>
+        <w:t xml:space="preserve">/collegia legal category itself rather than the</w:t>
+      </w:r>
+      <w:r>
+        <w:t xml:space="preserve"> </w:t>
+      </w:r>
+      <w:r>
+        <w:t xml:space="preserve">“</w:t>
+      </w:r>
+      <w:r>
+        <w:t xml:space="preserve">meal</w:t>
+      </w:r>
+      <w:r>
+        <w:t xml:space="preserve">”</w:t>
+      </w:r>
+      <w:r>
+        <w:t xml:space="preserve"> </w:t>
+      </w:r>
+      <w:r>
+        <w:t xml:space="preserve">question addressed under 2.10).</w:t>
+      </w:r>
+      <w:r>
+        <w:t xml:space="preserve"> </w:t>
+      </w:r>
+      <w:r>
+        <w:t xml:space="preserve">-</w:t>
+      </w:r>
+      <w:r>
+        <w:t xml:space="preserve"> </w:t>
+      </w:r>
+      <w:r>
+        <w:rPr>
+          <w:bCs/>
           <w:b/>
         </w:rPr>
         <w:t xml:space="preserve">Author Gravity risk:</w:t>
@@ -2926,19 +3622,20 @@
         <w:t xml:space="preserve"> </w:t>
       </w:r>
       <w:r>
-        <w:t xml:space="preserve">N/A in the usual sense — the risk here is a labeling/cross-identification risk, not a single-source dependency: whichever position a future document takes on whether Ignatius’s love-feast and Pliny’s meal are the same practice will shape how both are read, and none of the three options for Pliny’s meal specifically is currently better than Contested.</w:t>
-      </w:r>
-      <w:r>
-        <w:t xml:space="preserve"> </w:t>
-      </w:r>
-      <w:r>
-        <w:t xml:space="preserve">-</w:t>
-      </w:r>
-      <w:r>
-        <w:t xml:space="preserve"> </w:t>
-      </w:r>
-      <w:r>
-        <w:rPr>
+        <w:t xml:space="preserve">Single-source within this Native set (Pliny only).</w:t>
+      </w:r>
+      <w:r>
+        <w:t xml:space="preserve"> </w:t>
+      </w:r>
+      <w:r>
+        <w:t xml:space="preserve">-</w:t>
+      </w:r>
+      <w:r>
+        <w:t xml:space="preserve"> </w:t>
+      </w:r>
+      <w:r>
+        <w:rPr>
+          <w:bCs/>
           <w:b/>
         </w:rPr>
         <w:t xml:space="preserve">Registry cross-reference:</w:t>
@@ -2947,19 +3644,20 @@
         <w:t xml:space="preserve"> </w:t>
       </w:r>
       <w:r>
-        <w:t xml:space="preserve">P03, P07, S32, S33.</w:t>
-      </w:r>
-      <w:r>
-        <w:t xml:space="preserve"> </w:t>
-      </w:r>
-      <w:r>
-        <w:t xml:space="preserve">-</w:t>
-      </w:r>
-      <w:r>
-        <w:t xml:space="preserve"> </w:t>
-      </w:r>
-      <w:r>
-        <w:rPr>
+        <w:t xml:space="preserve">P07, S32, S33.</w:t>
+      </w:r>
+      <w:r>
+        <w:t xml:space="preserve"> </w:t>
+      </w:r>
+      <w:r>
+        <w:t xml:space="preserve">-</w:t>
+      </w:r>
+      <w:r>
+        <w:t xml:space="preserve"> </w:t>
+      </w:r>
+      <w:r>
+        <w:rPr>
+          <w:bCs/>
           <w:b/>
         </w:rPr>
         <w:t xml:space="preserve">Registry Flag Density:</w:t>
@@ -2968,19 +3666,20 @@
         <w:t xml:space="preserve"> </w:t>
       </w:r>
       <w:r>
-        <w:t xml:space="preserve">2/4 cited rows flagged for priority review (P07 and P03; S32 and S33 unflagged).</w:t>
-      </w:r>
-      <w:r>
-        <w:t xml:space="preserve"> </w:t>
-      </w:r>
-      <w:r>
-        <w:t xml:space="preserve">-</w:t>
-      </w:r>
-      <w:r>
-        <w:t xml:space="preserve"> </w:t>
-      </w:r>
-      <w:r>
-        <w:rPr>
+        <w:t xml:space="preserve">1/3 cited rows flagged for priority review (P07 only).</w:t>
+      </w:r>
+      <w:r>
+        <w:t xml:space="preserve"> </w:t>
+      </w:r>
+      <w:r>
+        <w:t xml:space="preserve">-</w:t>
+      </w:r>
+      <w:r>
+        <w:t xml:space="preserve"> </w:t>
+      </w:r>
+      <w:r>
+        <w:rPr>
+          <w:bCs/>
           <w:b/>
         </w:rPr>
         <w:t xml:space="preserve">Requires full Tier 1 treatment at Step 6:</w:t>
@@ -2989,109 +3688,7 @@
         <w:t xml:space="preserve"> </w:t>
       </w:r>
       <w:r>
-        <w:t xml:space="preserve">No — but flagged as a genuinely live labeling/cross-identification dispute this document has not resolved and does not want a future step to resolve silently by default. (Round-1 revision note: the first draft named Step 6’s own</w:t>
-      </w:r>
-      <w:r>
-        <w:t xml:space="preserve"> </w:t>
-      </w:r>
-      <w:r>
-        <w:t xml:space="preserve">“</w:t>
-      </w:r>
-      <w:r>
-        <w:t xml:space="preserve">CT/Contested Tradition</w:t>
-      </w:r>
-      <w:r>
-        <w:t xml:space="preserve">”</w:t>
-      </w:r>
-      <w:r>
-        <w:t xml:space="preserve"> </w:t>
-      </w:r>
-      <w:r>
-        <w:t xml:space="preserve">tag here by name; that has been removed, since naming a later step’s tagging apparatus inside a Step 3 document oversteps this step’s own vocabulary. The underlying concern — don’t let this label harden by default — stands on its own without borrowing Step 6’s terms for it.</w:t>
-      </w:r>
-      <w:r>
-        <w:t xml:space="preserve"> </w:t>
-      </w:r>
-      <w:r>
-        <w:rPr>
-          <w:b/>
-        </w:rPr>
-        <w:t xml:space="preserve">Corrected this revision:</w:t>
-      </w:r>
-      <w:r>
-        <w:t xml:space="preserve"> </w:t>
-      </w:r>
-      <w:r>
-        <w:t xml:space="preserve">the original text here, and in</w:t>
-      </w:r>
-      <w:r>
-        <w:t xml:space="preserve"> </w:t>
-      </w:r>
-      <w:r>
-        <w:t xml:space="preserve">“</w:t>
-      </w:r>
-      <w:r>
-        <w:t xml:space="preserve">Primary source anchors</w:t>
-      </w:r>
-      <w:r>
-        <w:t xml:space="preserve">”</w:t>
-      </w:r>
-      <w:r>
-        <w:t xml:space="preserve"> </w:t>
-      </w:r>
-      <w:r>
-        <w:t xml:space="preserve">above, stated the</w:t>
-      </w:r>
-      <w:r>
-        <w:t xml:space="preserve"> </w:t>
-      </w:r>
-      <w:r>
-        <w:t xml:space="preserve">“</w:t>
-      </w:r>
-      <w:r>
-        <w:t xml:space="preserve">agape</w:t>
-      </w:r>
-      <w:r>
-        <w:t xml:space="preserve">”</w:t>
-      </w:r>
-      <w:r>
-        <w:t xml:space="preserve"> </w:t>
-      </w:r>
-      <w:r>
-        <w:t xml:space="preserve">label itself was</w:t>
-      </w:r>
-      <w:r>
-        <w:t xml:space="preserve"> </w:t>
-      </w:r>
-      <w:r>
-        <w:t xml:space="preserve">“</w:t>
-      </w:r>
-      <w:r>
-        <w:t xml:space="preserve">not primary-source-anchored</w:t>
-      </w:r>
-      <w:r>
-        <w:t xml:space="preserve">”</w:t>
-      </w:r>
-      <w:r>
-        <w:t xml:space="preserve"> </w:t>
-      </w:r>
-      <w:r>
-        <w:t xml:space="preserve">— this was false and predates this revision. It traced to a gap in Doc_02 Section 4, which discussed Pliny’s meal and Ignatius’s</w:t>
-      </w:r>
-      <w:r>
-        <w:t xml:space="preserve"> </w:t>
-      </w:r>
-      <w:r>
-        <w:t xml:space="preserve">“</w:t>
-      </w:r>
-      <w:r>
-        <w:t xml:space="preserve">one eucharist</w:t>
-      </w:r>
-      <w:r>
-        <w:t xml:space="preserve">”</w:t>
-      </w:r>
-      <w:r>
-        <w:t xml:space="preserve">/bishop-authorization clauses without noting that the same Smyrnaeans 8 passage also names the love-feast by this term. Doc_02 has been corrected to disclose this citation directly (see Doc_02’s Document Log, reopening entry); this entry is corrected to match, and the companion Lexicon Candidate Index workbook’s L10 row and Term-Registry Cross-Reference sheet are updated in the same pass — see Section 5 below.)</w:t>
+        <w:t xml:space="preserve">No.</w:t>
       </w:r>
     </w:p>
     <w:p>
@@ -3100,57 +3697,53 @@
       </w:pPr>
       <w:r>
         <w:rPr>
-          <w:b/>
-        </w:rPr>
-        <w:t xml:space="preserve">2.11 βάπτισμα (baptisma) —</w:t>
-      </w:r>
-      <w:r>
-        <w:rPr>
-          <w:b/>
-        </w:rPr>
-        <w:t xml:space="preserve"> </w:t>
-      </w:r>
-      <w:r>
-        <w:rPr>
-          <w:b/>
-        </w:rPr>
-        <w:t xml:space="preserve">“</w:t>
-      </w:r>
-      <w:r>
-        <w:rPr>
-          <w:b/>
-        </w:rPr>
-        <w:t xml:space="preserve">baptism</w:t>
-      </w:r>
-      <w:r>
-        <w:rPr>
-          <w:b/>
-        </w:rPr>
-        <w:t xml:space="preserve">”</w:t>
-      </w:r>
-      <w:r>
-        <w:rPr>
-          <w:b/>
-        </w:rPr>
-        <w:t xml:space="preserve"> </w:t>
-      </w:r>
-      <w:r>
-        <w:rPr>
-          <w:b/>
-        </w:rPr>
-        <w:t xml:space="preserve">— added per round-1 review</w:t>
-      </w:r>
-      <w:r>
-        <w:t xml:space="preserve"> </w:t>
-      </w:r>
-      <w:r>
-        <w:t xml:space="preserve">-</w:t>
-      </w:r>
-      <w:r>
-        <w:t xml:space="preserve"> </w:t>
-      </w:r>
-      <w:r>
-        <w:rPr>
+          <w:bCs/>
+          <w:b/>
+        </w:rPr>
+        <w:t xml:space="preserve">2.13</w:t>
+      </w:r>
+      <w:r>
+        <w:rPr>
+          <w:bCs/>
+          <w:b/>
+        </w:rPr>
+        <w:t xml:space="preserve"> </w:t>
+      </w:r>
+      <w:r>
+        <w:rPr>
+          <w:iCs/>
+          <w:i/>
+          <w:bCs/>
+          <w:b/>
+        </w:rPr>
+        <w:t xml:space="preserve">pertinacia</w:t>
+      </w:r>
+      <w:r>
+        <w:rPr>
+          <w:bCs/>
+          <w:b/>
+        </w:rPr>
+        <w:t xml:space="preserve"> </w:t>
+      </w:r>
+      <w:r>
+        <w:rPr>
+          <w:bCs/>
+          <w:b/>
+        </w:rPr>
+        <w:t xml:space="preserve">— the Roman legal charge (obstinacy) Pliny applies to Christians who refuse to recant</w:t>
+      </w:r>
+      <w:r>
+        <w:t xml:space="preserve"> </w:t>
+      </w:r>
+      <w:r>
+        <w:t xml:space="preserve">-</w:t>
+      </w:r>
+      <w:r>
+        <w:t xml:space="preserve"> </w:t>
+      </w:r>
+      <w:r>
+        <w:rPr>
+          <w:bCs/>
           <w:b/>
         </w:rPr>
         <w:t xml:space="preserve">Preliminary definition:</w:t>
@@ -3159,70 +3752,66 @@
         <w:t xml:space="preserve"> </w:t>
       </w:r>
       <w:r>
-        <w:t xml:space="preserve">The initiatory washing rite; the Didache’s own instruction (ch. 7) specifies running (</w:t>
-      </w:r>
-      <w:r>
-        <w:t xml:space="preserve">“</w:t>
-      </w:r>
-      <w:r>
-        <w:t xml:space="preserve">living</w:t>
-      </w:r>
-      <w:r>
-        <w:t xml:space="preserve">”</w:t>
-      </w:r>
-      <w:r>
-        <w:t xml:space="preserve">) water as preferred, with cold still water, then warm water, then triple pouring over the head as an explicit descending sequence of acceptable fallbacks, performed</w:t>
-      </w:r>
-      <w:r>
-        <w:t xml:space="preserve"> </w:t>
-      </w:r>
-      <w:r>
-        <w:t xml:space="preserve">“</w:t>
-      </w:r>
-      <w:r>
-        <w:t xml:space="preserve">in the name of the Father and of the Son and of the Holy Spirit,</w:t>
-      </w:r>
-      <w:r>
-        <w:t xml:space="preserve">”</w:t>
-      </w:r>
-      <w:r>
-        <w:t xml:space="preserve"> </w:t>
-      </w:r>
-      <w:r>
-        <w:t xml:space="preserve">with fasting beforehand for both the baptizer, the baptized, and others able to do so.</w:t>
-      </w:r>
-      <w:r>
-        <w:t xml:space="preserve"> </w:t>
-      </w:r>
-      <w:r>
-        <w:t xml:space="preserve">-</w:t>
-      </w:r>
-      <w:r>
-        <w:t xml:space="preserve"> </w:t>
-      </w:r>
-      <w:r>
-        <w:rPr>
-          <w:b/>
-        </w:rPr>
-        <w:t xml:space="preserve">Why this was missing from the first draft:</w:t>
-      </w:r>
-      <w:r>
-        <w:t xml:space="preserve"> </w:t>
-      </w:r>
-      <w:r>
-        <w:t xml:space="preserve">round-1 review correctly identified that this document’s own stated method — sweeping Doc_02 section by section for recurring, load-bearing terms — should have surfaced baptism, and that its total absence, with no acknowledgment, was a silent gap rather than a considered exclusion. It is added here rather than folded silently into Section 3, because it does trace to a Native Registry row with a specific, developed textual base.</w:t>
-      </w:r>
-      <w:r>
-        <w:t xml:space="preserve"> </w:t>
-      </w:r>
-      <w:r>
-        <w:t xml:space="preserve">-</w:t>
-      </w:r>
-      <w:r>
-        <w:t xml:space="preserve"> </w:t>
-      </w:r>
-      <w:r>
-        <w:rPr>
+        <w:t xml:space="preserve">The specific legal/moral failing Pliny’s correspondence identifies as sufficient grounds for execution — though, per a precision correction from round-1 review, this should not be overstated as a clean, settled charge: Pliny’s own letter expresses genuine uncertainty about whether</w:t>
+      </w:r>
+      <w:r>
+        <w:t xml:space="preserve"> </w:t>
+      </w:r>
+      <w:r>
+        <w:t xml:space="preserve">“</w:t>
+      </w:r>
+      <w:r>
+        <w:t xml:space="preserve">the name itself</w:t>
+      </w:r>
+      <w:r>
+        <w:t xml:space="preserve">”</w:t>
+      </w:r>
+      <w:r>
+        <w:t xml:space="preserve"> </w:t>
+      </w:r>
+      <w:r>
+        <w:t xml:space="preserve">(</w:t>
+      </w:r>
+      <w:r>
+        <w:rPr>
+          <w:iCs/>
+          <w:i/>
+        </w:rPr>
+        <w:t xml:space="preserve">nomen ipsum</w:t>
+      </w:r>
+      <w:r>
+        <w:t xml:space="preserve">) or associated crimes were what merited punishment, and treats obstinate refusal to recant as a punishable stance he could act on without having to resolve that deeper uncertainty — a subtler position than</w:t>
+      </w:r>
+      <w:r>
+        <w:t xml:space="preserve"> </w:t>
+      </w:r>
+      <w:r>
+        <w:t xml:space="preserve">“</w:t>
+      </w:r>
+      <w:r>
+        <w:t xml:space="preserve">obstinacy alone was the charge.</w:t>
+      </w:r>
+      <w:r>
+        <w:t xml:space="preserve">”</w:t>
+      </w:r>
+      <w:r>
+        <w:t xml:space="preserve"> </w:t>
+      </w:r>
+      <w:r>
+        <w:t xml:space="preserve">This directly evidences the material stakes of state pressure on this world (Doc_02 Section 9, Forces Lens).</w:t>
+      </w:r>
+      <w:r>
+        <w:t xml:space="preserve"> </w:t>
+      </w:r>
+      <w:r>
+        <w:t xml:space="preserve">-</w:t>
+      </w:r>
+      <w:r>
+        <w:t xml:space="preserve"> </w:t>
+      </w:r>
+      <w:r>
+        <w:rPr>
+          <w:bCs/>
           <w:b/>
         </w:rPr>
         <w:t xml:space="preserve">Strand attribution:</w:t>
@@ -3231,49 +3820,20 @@
         <w:t xml:space="preserve"> </w:t>
       </w:r>
       <w:r>
-        <w:t xml:space="preserve">Didache-specific within this document’s actual developed evidentiary base (P01, ch. 7’s specific fallback sequence). Justin’s</w:t>
-      </w:r>
-      <w:r>
-        <w:t xml:space="preserve"> </w:t>
-      </w:r>
-      <w:r>
-        <w:rPr>
-          <w:i/>
-        </w:rPr>
-        <w:t xml:space="preserve">First Apology</w:t>
-      </w:r>
-      <w:r>
-        <w:t xml:space="preserve"> </w:t>
-      </w:r>
-      <w:r>
-        <w:t xml:space="preserve">also describes a baptismal rite (ch. 61, illumination/regeneration language) and Ignatius’s letters allude to baptism in passing, but</w:t>
-      </w:r>
-      <w:r>
-        <w:t xml:space="preserve"> </w:t>
-      </w:r>
-      <w:r>
-        <w:rPr>
-          <w:b/>
-        </w:rPr>
-        <w:t xml:space="preserve">Doc_02’s own text never developed either of those passages</w:t>
-      </w:r>
-      <w:r>
-        <w:t xml:space="preserve"> </w:t>
-      </w:r>
-      <w:r>
-        <w:t xml:space="preserve">(Doc_02 Section 4’s Justin discussion is scoped specifically to chs. 65–67, the post-baptismal Sunday assembly, not ch. 61) — citing them here for baptism specifically would repeat exactly the S16/S17-style boundary problem round-1 review flagged elsewhere (see 2.9 above), citing a Registry row for a claim outside what Doc_02 actually developed from it. This document therefore anchors baptisma to the Didache alone and flags the Justin/Ignatius baptismal material as a genuine gap for Doc_05 to develop directly from the primary texts, rather than asserting network-wide baptismal practice on a citation base this document cannot actually support.</w:t>
-      </w:r>
-      <w:r>
-        <w:t xml:space="preserve"> </w:t>
-      </w:r>
-      <w:r>
-        <w:t xml:space="preserve">-</w:t>
-      </w:r>
-      <w:r>
-        <w:t xml:space="preserve"> </w:t>
-      </w:r>
-      <w:r>
-        <w:rPr>
+        <w:t xml:space="preserve">N/A — outside/etic.</w:t>
+      </w:r>
+      <w:r>
+        <w:t xml:space="preserve"> </w:t>
+      </w:r>
+      <w:r>
+        <w:t xml:space="preserve">-</w:t>
+      </w:r>
+      <w:r>
+        <w:t xml:space="preserve"> </w:t>
+      </w:r>
+      <w:r>
+        <w:rPr>
+          <w:bCs/>
           <w:b/>
         </w:rPr>
         <w:t xml:space="preserve">Primary source anchors:</w:t>
@@ -3282,19 +3842,20 @@
         <w:t xml:space="preserve"> </w:t>
       </w:r>
       <w:r>
-        <w:t xml:space="preserve">P01 only, within this document’s developed evidence.</w:t>
-      </w:r>
-      <w:r>
-        <w:t xml:space="preserve"> </w:t>
-      </w:r>
-      <w:r>
-        <w:t xml:space="preserve">-</w:t>
-      </w:r>
-      <w:r>
-        <w:t xml:space="preserve"> </w:t>
-      </w:r>
-      <w:r>
-        <w:rPr>
+        <w:t xml:space="preserve">P07.</w:t>
+      </w:r>
+      <w:r>
+        <w:t xml:space="preserve"> </w:t>
+      </w:r>
+      <w:r>
+        <w:t xml:space="preserve">-</w:t>
+      </w:r>
+      <w:r>
+        <w:t xml:space="preserve"> </w:t>
+      </w:r>
+      <w:r>
+        <w:rPr>
+          <w:bCs/>
           <w:b/>
         </w:rPr>
         <w:t xml:space="preserve">Author Gravity risk:</w:t>
@@ -3303,19 +3864,20 @@
         <w:t xml:space="preserve"> </w:t>
       </w:r>
       <w:r>
-        <w:t xml:space="preserve">Yes, maximally — same single-community dependency as 2.7 and 2.8, compounded by the fact that this document cannot yet say whether Rome or Antioch practiced anything similar.</w:t>
-      </w:r>
-      <w:r>
-        <w:t xml:space="preserve"> </w:t>
-      </w:r>
-      <w:r>
-        <w:t xml:space="preserve">-</w:t>
-      </w:r>
-      <w:r>
-        <w:t xml:space="preserve"> </w:t>
-      </w:r>
-      <w:r>
-        <w:rPr>
+        <w:t xml:space="preserve">Single-source within this Native set (Pliny only).</w:t>
+      </w:r>
+      <w:r>
+        <w:t xml:space="preserve"> </w:t>
+      </w:r>
+      <w:r>
+        <w:t xml:space="preserve">-</w:t>
+      </w:r>
+      <w:r>
+        <w:t xml:space="preserve"> </w:t>
+      </w:r>
+      <w:r>
+        <w:rPr>
+          <w:bCs/>
           <w:b/>
         </w:rPr>
         <w:t xml:space="preserve">Registry cross-reference:</w:t>
@@ -3324,19 +3886,20 @@
         <w:t xml:space="preserve"> </w:t>
       </w:r>
       <w:r>
-        <w:t xml:space="preserve">P01.</w:t>
-      </w:r>
-      <w:r>
-        <w:t xml:space="preserve"> </w:t>
-      </w:r>
-      <w:r>
-        <w:t xml:space="preserve">-</w:t>
-      </w:r>
-      <w:r>
-        <w:t xml:space="preserve"> </w:t>
-      </w:r>
-      <w:r>
-        <w:rPr>
+        <w:t xml:space="preserve">P07.</w:t>
+      </w:r>
+      <w:r>
+        <w:t xml:space="preserve"> </w:t>
+      </w:r>
+      <w:r>
+        <w:t xml:space="preserve">-</w:t>
+      </w:r>
+      <w:r>
+        <w:t xml:space="preserve"> </w:t>
+      </w:r>
+      <w:r>
+        <w:rPr>
+          <w:bCs/>
           <w:b/>
         </w:rPr>
         <w:t xml:space="preserve">Registry Flag Density:</w:t>
@@ -3358,490 +3921,7 @@
       </w:r>
       <w:r>
         <w:rPr>
-          <w:b/>
-        </w:rPr>
-        <w:t xml:space="preserve">Requires full Tier 1 treatment at Step 6:</w:t>
-      </w:r>
-      <w:r>
-        <w:t xml:space="preserve"> </w:t>
-      </w:r>
-      <w:r>
-        <w:t xml:space="preserve">No — Tier 2, for the same single-community reason as 2.7/2.8, but flagged as needing a genuine Doc_05 primary-text lookup (Justin ch. 61, Ignatius’s allusions) before Step 6, not just a citation of what Doc_02 already happened to develop.</w:t>
-      </w:r>
-    </w:p>
-    <w:p>
-      <w:pPr>
-        <w:pStyle w:val="Heading3"/>
-      </w:pPr>
-      <w:bookmarkStart w:id="25" w:name="Xdca68600428c1d426fc43ffabe75cbe10a8da41"/>
-      <w:r>
-        <w:t xml:space="preserve">Tier 3 candidates (outside/etic legal-administrative vocabulary — minor within this world’s own self-understanding, but directly relevant to the Forces lens)</w:t>
-      </w:r>
-      <w:bookmarkEnd w:id="25"/>
-    </w:p>
-    <w:p>
-      <w:pPr>
-        <w:pStyle w:val="FirstParagraph"/>
-      </w:pPr>
-      <w:r>
-        <w:rPr>
-          <w:b/>
-        </w:rPr>
-        <w:t xml:space="preserve">2.12</w:t>
-      </w:r>
-      <w:r>
-        <w:rPr>
-          <w:b/>
-        </w:rPr>
-        <w:t xml:space="preserve"> </w:t>
-      </w:r>
-      <w:r>
-        <w:rPr>
-          <w:i/>
-          <w:b/>
-        </w:rPr>
-        <w:t xml:space="preserve">hetaeria</w:t>
-      </w:r>
-      <w:r>
-        <w:rPr>
-          <w:b/>
-        </w:rPr>
-        <w:t xml:space="preserve"> </w:t>
-      </w:r>
-      <w:r>
-        <w:rPr>
-          <w:b/>
-        </w:rPr>
-        <w:t xml:space="preserve">(Latin/Greek loan) — Roman legal category for a suspect voluntary association</w:t>
-      </w:r>
-      <w:r>
-        <w:t xml:space="preserve"> </w:t>
-      </w:r>
-      <w:r>
-        <w:t xml:space="preserve">-</w:t>
-      </w:r>
-      <w:r>
-        <w:t xml:space="preserve"> </w:t>
-      </w:r>
-      <w:r>
-        <w:rPr>
-          <w:b/>
-        </w:rPr>
-        <w:t xml:space="preserve">Preliminary definition:</w:t>
-      </w:r>
-      <w:r>
-        <w:t xml:space="preserve"> </w:t>
-      </w:r>
-      <w:r>
-        <w:t xml:space="preserve">The Roman legal category of</w:t>
-      </w:r>
-      <w:r>
-        <w:t xml:space="preserve"> </w:t>
-      </w:r>
-      <w:r>
-        <w:t xml:space="preserve">“</w:t>
-      </w:r>
-      <w:r>
-        <w:t xml:space="preserve">political dining club</w:t>
-      </w:r>
-      <w:r>
-        <w:t xml:space="preserve">”</w:t>
-      </w:r>
-      <w:r>
-        <w:t xml:space="preserve"> </w:t>
-      </w:r>
-      <w:r>
-        <w:t xml:space="preserve">or unauthorized voluntary association that Trajan’s rescript (referenced in Pliny’s correspondence) banned in Bithynia-Pontus — not this world’s own self-description, but the outside administrative lens through which the Roman state may have perceived and regulated it.</w:t>
-      </w:r>
-      <w:r>
-        <w:t xml:space="preserve"> </w:t>
-      </w:r>
-      <w:r>
-        <w:t xml:space="preserve">-</w:t>
-      </w:r>
-      <w:r>
-        <w:t xml:space="preserve"> </w:t>
-      </w:r>
-      <w:r>
-        <w:rPr>
-          <w:b/>
-        </w:rPr>
-        <w:t xml:space="preserve">Strand attribution:</w:t>
-      </w:r>
-      <w:r>
-        <w:t xml:space="preserve"> </w:t>
-      </w:r>
-      <w:r>
-        <w:t xml:space="preserve">N/A — outside/etic.</w:t>
-      </w:r>
-      <w:r>
-        <w:t xml:space="preserve"> </w:t>
-      </w:r>
-      <w:r>
-        <w:t xml:space="preserve">-</w:t>
-      </w:r>
-      <w:r>
-        <w:t xml:space="preserve"> </w:t>
-      </w:r>
-      <w:r>
-        <w:rPr>
-          <w:b/>
-        </w:rPr>
-        <w:t xml:space="preserve">Primary source anchors:</w:t>
-      </w:r>
-      <w:r>
-        <w:t xml:space="preserve"> </w:t>
-      </w:r>
-      <w:r>
-        <w:t xml:space="preserve">P07 (specifically, Pliny’s report that former Christians said they had stopped even an ordinary reconvened meal after his edict — issued to comply with Trajan’s prior rescript against</w:t>
-      </w:r>
-      <w:r>
-        <w:t xml:space="preserve"> </w:t>
-      </w:r>
-      <w:r>
-        <w:rPr>
-          <w:i/>
-        </w:rPr>
-        <w:t xml:space="preserve">hetaeriae</w:t>
-      </w:r>
-      <w:r>
-        <w:t xml:space="preserve"> </w:t>
-      </w:r>
-      <w:r>
-        <w:t xml:space="preserve">— banning such associations; distinct from Sherwin-White’s (S33) role, which is glossing the</w:t>
-      </w:r>
-      <w:r>
-        <w:t xml:space="preserve"> </w:t>
-      </w:r>
-      <w:r>
-        <w:rPr>
-          <w:i/>
-        </w:rPr>
-        <w:t xml:space="preserve">hetaeria</w:t>
-      </w:r>
-      <w:r>
-        <w:t xml:space="preserve">/collegia legal category itself rather than the</w:t>
-      </w:r>
-      <w:r>
-        <w:t xml:space="preserve"> </w:t>
-      </w:r>
-      <w:r>
-        <w:t xml:space="preserve">“</w:t>
-      </w:r>
-      <w:r>
-        <w:t xml:space="preserve">meal</w:t>
-      </w:r>
-      <w:r>
-        <w:t xml:space="preserve">”</w:t>
-      </w:r>
-      <w:r>
-        <w:t xml:space="preserve"> </w:t>
-      </w:r>
-      <w:r>
-        <w:t xml:space="preserve">question addressed under 2.10).</w:t>
-      </w:r>
-      <w:r>
-        <w:t xml:space="preserve"> </w:t>
-      </w:r>
-      <w:r>
-        <w:t xml:space="preserve">-</w:t>
-      </w:r>
-      <w:r>
-        <w:t xml:space="preserve"> </w:t>
-      </w:r>
-      <w:r>
-        <w:rPr>
-          <w:b/>
-        </w:rPr>
-        <w:t xml:space="preserve">Author Gravity risk:</w:t>
-      </w:r>
-      <w:r>
-        <w:t xml:space="preserve"> </w:t>
-      </w:r>
-      <w:r>
-        <w:t xml:space="preserve">Single-source within this Native set (Pliny only).</w:t>
-      </w:r>
-      <w:r>
-        <w:t xml:space="preserve"> </w:t>
-      </w:r>
-      <w:r>
-        <w:t xml:space="preserve">-</w:t>
-      </w:r>
-      <w:r>
-        <w:t xml:space="preserve"> </w:t>
-      </w:r>
-      <w:r>
-        <w:rPr>
-          <w:b/>
-        </w:rPr>
-        <w:t xml:space="preserve">Registry cross-reference:</w:t>
-      </w:r>
-      <w:r>
-        <w:t xml:space="preserve"> </w:t>
-      </w:r>
-      <w:r>
-        <w:t xml:space="preserve">P07, S32, S33.</w:t>
-      </w:r>
-      <w:r>
-        <w:t xml:space="preserve"> </w:t>
-      </w:r>
-      <w:r>
-        <w:t xml:space="preserve">-</w:t>
-      </w:r>
-      <w:r>
-        <w:t xml:space="preserve"> </w:t>
-      </w:r>
-      <w:r>
-        <w:rPr>
-          <w:b/>
-        </w:rPr>
-        <w:t xml:space="preserve">Registry Flag Density:</w:t>
-      </w:r>
-      <w:r>
-        <w:t xml:space="preserve"> </w:t>
-      </w:r>
-      <w:r>
-        <w:t xml:space="preserve">1/3 cited rows flagged for priority review (P07 only).</w:t>
-      </w:r>
-      <w:r>
-        <w:t xml:space="preserve"> </w:t>
-      </w:r>
-      <w:r>
-        <w:t xml:space="preserve">-</w:t>
-      </w:r>
-      <w:r>
-        <w:t xml:space="preserve"> </w:t>
-      </w:r>
-      <w:r>
-        <w:rPr>
-          <w:b/>
-        </w:rPr>
-        <w:t xml:space="preserve">Requires full Tier 1 treatment at Step 6:</w:t>
-      </w:r>
-      <w:r>
-        <w:t xml:space="preserve"> </w:t>
-      </w:r>
-      <w:r>
-        <w:t xml:space="preserve">No.</w:t>
-      </w:r>
-    </w:p>
-    <w:p>
-      <w:pPr>
-        <w:pStyle w:val="BodyText"/>
-      </w:pPr>
-      <w:r>
-        <w:rPr>
-          <w:b/>
-        </w:rPr>
-        <w:t xml:space="preserve">2.13</w:t>
-      </w:r>
-      <w:r>
-        <w:rPr>
-          <w:b/>
-        </w:rPr>
-        <w:t xml:space="preserve"> </w:t>
-      </w:r>
-      <w:r>
-        <w:rPr>
-          <w:i/>
-          <w:b/>
-        </w:rPr>
-        <w:t xml:space="preserve">pertinacia</w:t>
-      </w:r>
-      <w:r>
-        <w:rPr>
-          <w:b/>
-        </w:rPr>
-        <w:t xml:space="preserve"> </w:t>
-      </w:r>
-      <w:r>
-        <w:rPr>
-          <w:b/>
-        </w:rPr>
-        <w:t xml:space="preserve">— the Roman legal charge (obstinacy) Pliny applies to Christians who refuse to recant</w:t>
-      </w:r>
-      <w:r>
-        <w:t xml:space="preserve"> </w:t>
-      </w:r>
-      <w:r>
-        <w:t xml:space="preserve">-</w:t>
-      </w:r>
-      <w:r>
-        <w:t xml:space="preserve"> </w:t>
-      </w:r>
-      <w:r>
-        <w:rPr>
-          <w:b/>
-        </w:rPr>
-        <w:t xml:space="preserve">Preliminary definition:</w:t>
-      </w:r>
-      <w:r>
-        <w:t xml:space="preserve"> </w:t>
-      </w:r>
-      <w:r>
-        <w:t xml:space="preserve">The specific legal/moral failing Pliny’s correspondence identifies as sufficient grounds for execution — though, per a precision correction from round-1 review, this should not be overstated as a clean, settled charge: Pliny’s own letter expresses genuine uncertainty about whether</w:t>
-      </w:r>
-      <w:r>
-        <w:t xml:space="preserve"> </w:t>
-      </w:r>
-      <w:r>
-        <w:t xml:space="preserve">“</w:t>
-      </w:r>
-      <w:r>
-        <w:t xml:space="preserve">the name itself</w:t>
-      </w:r>
-      <w:r>
-        <w:t xml:space="preserve">”</w:t>
-      </w:r>
-      <w:r>
-        <w:t xml:space="preserve"> </w:t>
-      </w:r>
-      <w:r>
-        <w:t xml:space="preserve">(</w:t>
-      </w:r>
-      <w:r>
-        <w:rPr>
-          <w:i/>
-        </w:rPr>
-        <w:t xml:space="preserve">nomen ipsum</w:t>
-      </w:r>
-      <w:r>
-        <w:t xml:space="preserve">) or associated crimes were what merited punishment, and treats obstinate refusal to recant as a punishable stance he could act on without having to resolve that deeper uncertainty — a subtler position than</w:t>
-      </w:r>
-      <w:r>
-        <w:t xml:space="preserve"> </w:t>
-      </w:r>
-      <w:r>
-        <w:t xml:space="preserve">“</w:t>
-      </w:r>
-      <w:r>
-        <w:t xml:space="preserve">obstinacy alone was the charge.</w:t>
-      </w:r>
-      <w:r>
-        <w:t xml:space="preserve">”</w:t>
-      </w:r>
-      <w:r>
-        <w:t xml:space="preserve"> </w:t>
-      </w:r>
-      <w:r>
-        <w:t xml:space="preserve">This directly evidences the material stakes of state pressure on this world (Doc_02 Section 9, Forces Lens).</w:t>
-      </w:r>
-      <w:r>
-        <w:t xml:space="preserve"> </w:t>
-      </w:r>
-      <w:r>
-        <w:t xml:space="preserve">-</w:t>
-      </w:r>
-      <w:r>
-        <w:t xml:space="preserve"> </w:t>
-      </w:r>
-      <w:r>
-        <w:rPr>
-          <w:b/>
-        </w:rPr>
-        <w:t xml:space="preserve">Strand attribution:</w:t>
-      </w:r>
-      <w:r>
-        <w:t xml:space="preserve"> </w:t>
-      </w:r>
-      <w:r>
-        <w:t xml:space="preserve">N/A — outside/etic.</w:t>
-      </w:r>
-      <w:r>
-        <w:t xml:space="preserve"> </w:t>
-      </w:r>
-      <w:r>
-        <w:t xml:space="preserve">-</w:t>
-      </w:r>
-      <w:r>
-        <w:t xml:space="preserve"> </w:t>
-      </w:r>
-      <w:r>
-        <w:rPr>
-          <w:b/>
-        </w:rPr>
-        <w:t xml:space="preserve">Primary source anchors:</w:t>
-      </w:r>
-      <w:r>
-        <w:t xml:space="preserve"> </w:t>
-      </w:r>
-      <w:r>
-        <w:t xml:space="preserve">P07.</w:t>
-      </w:r>
-      <w:r>
-        <w:t xml:space="preserve"> </w:t>
-      </w:r>
-      <w:r>
-        <w:t xml:space="preserve">-</w:t>
-      </w:r>
-      <w:r>
-        <w:t xml:space="preserve"> </w:t>
-      </w:r>
-      <w:r>
-        <w:rPr>
-          <w:b/>
-        </w:rPr>
-        <w:t xml:space="preserve">Author Gravity risk:</w:t>
-      </w:r>
-      <w:r>
-        <w:t xml:space="preserve"> </w:t>
-      </w:r>
-      <w:r>
-        <w:t xml:space="preserve">Single-source within this Native set (Pliny only).</w:t>
-      </w:r>
-      <w:r>
-        <w:t xml:space="preserve"> </w:t>
-      </w:r>
-      <w:r>
-        <w:t xml:space="preserve">-</w:t>
-      </w:r>
-      <w:r>
-        <w:t xml:space="preserve"> </w:t>
-      </w:r>
-      <w:r>
-        <w:rPr>
-          <w:b/>
-        </w:rPr>
-        <w:t xml:space="preserve">Registry cross-reference:</w:t>
-      </w:r>
-      <w:r>
-        <w:t xml:space="preserve"> </w:t>
-      </w:r>
-      <w:r>
-        <w:t xml:space="preserve">P07.</w:t>
-      </w:r>
-      <w:r>
-        <w:t xml:space="preserve"> </w:t>
-      </w:r>
-      <w:r>
-        <w:t xml:space="preserve">-</w:t>
-      </w:r>
-      <w:r>
-        <w:t xml:space="preserve"> </w:t>
-      </w:r>
-      <w:r>
-        <w:rPr>
-          <w:b/>
-        </w:rPr>
-        <w:t xml:space="preserve">Registry Flag Density:</w:t>
-      </w:r>
-      <w:r>
-        <w:t xml:space="preserve"> </w:t>
-      </w:r>
-      <w:r>
-        <w:t xml:space="preserve">1/1 cited row flagged for priority review.</w:t>
-      </w:r>
-      <w:r>
-        <w:t xml:space="preserve"> </w:t>
-      </w:r>
-      <w:r>
-        <w:t xml:space="preserve">-</w:t>
-      </w:r>
-      <w:r>
-        <w:t xml:space="preserve"> </w:t>
-      </w:r>
-      <w:r>
-        <w:rPr>
+          <w:bCs/>
           <w:b/>
         </w:rPr>
         <w:t xml:space="preserve">Requires full Tier 1 treatment at Step 6:</w:t>
@@ -3860,28 +3940,30 @@
         </w:pict>
       </w:r>
     </w:p>
+    <w:bookmarkEnd w:id="23"/>
+    <w:bookmarkEnd w:id="24"/>
+    <w:bookmarkStart w:id="25" w:name="X714e9cb678b94a239915c867804e7d74f5fc8df"/>
     <w:p>
       <w:pPr>
         <w:pStyle w:val="Heading2"/>
       </w:pPr>
-      <w:bookmarkStart w:id="26" w:name="X714e9cb678b94a239915c867804e7d74f5fc8df"/>
       <w:r>
         <w:t xml:space="preserve">3. Terms considered and explicitly excluded as modern analytical vocabulary</w:t>
       </w:r>
-      <w:bookmarkEnd w:id="26"/>
     </w:p>
     <w:p>
       <w:pPr>
         <w:pStyle w:val="FirstParagraph"/>
       </w:pPr>
       <w:r>
-        <w:t xml:space="preserve">Per this step’s own stated purpose — preventing modern analytical vocabulary from substituting for the world’s own language before gravity discovery — the following candidates were considered, with the reasoning kept visible rather than silently dropped. Two dispositions are distinguished below, per round-1 review’s correction:</w:t>
-      </w:r>
-      <w:r>
-        <w:t xml:space="preserve"> </w:t>
-      </w:r>
-      <w:r>
-        <w:rPr>
+        <w:t xml:space="preserve">Per this step’s own stated purpose — preventing modern analytical vocabulary from substituting for the world’s own language before gravity discovery — the following candidates were considered, with the reasoning kept visible rather than silently dropped. Two dispositions are distinguished below:</w:t>
+      </w:r>
+      <w:r>
+        <w:t xml:space="preserve"> </w:t>
+      </w:r>
+      <w:r>
+        <w:rPr>
+          <w:bCs/>
           <w:b/>
         </w:rPr>
         <w:t xml:space="preserve">confirmed exclusion</w:t>
@@ -3897,6 +3979,7 @@
       </w:r>
       <w:r>
         <w:rPr>
+          <w:bCs/>
           <w:b/>
         </w:rPr>
         <w:t xml:space="preserve">not yet confirmed</w:t>
@@ -3918,54 +4001,63 @@
       </w:pPr>
       <w:r>
         <w:rPr>
-          <w:b/>
-        </w:rPr>
-        <w:t xml:space="preserve">“</w:t>
-      </w:r>
-      <w:r>
-        <w:rPr>
+          <w:bCs/>
+          <w:b/>
+        </w:rPr>
+        <w:t xml:space="preserve">“</w:t>
+      </w:r>
+      <w:r>
+        <w:rPr>
+          <w:bCs/>
           <w:b/>
         </w:rPr>
         <w:t xml:space="preserve">Monepiscopacy</w:t>
       </w:r>
       <w:r>
         <w:rPr>
-          <w:b/>
-        </w:rPr>
-        <w:t xml:space="preserve">”</w:t>
-      </w:r>
-      <w:r>
-        <w:rPr>
-          <w:b/>
-        </w:rPr>
-        <w:t xml:space="preserve"> </w:t>
-      </w:r>
-      <w:r>
-        <w:rPr>
+          <w:bCs/>
+          <w:b/>
+        </w:rPr>
+        <w:t xml:space="preserve">”</w:t>
+      </w:r>
+      <w:r>
+        <w:rPr>
+          <w:bCs/>
+          <w:b/>
+        </w:rPr>
+        <w:t xml:space="preserve"> </w:t>
+      </w:r>
+      <w:r>
+        <w:rPr>
+          <w:bCs/>
           <w:b/>
         </w:rPr>
         <w:t xml:space="preserve">/</w:t>
       </w:r>
       <w:r>
         <w:rPr>
-          <w:b/>
-        </w:rPr>
-        <w:t xml:space="preserve"> </w:t>
-      </w:r>
-      <w:r>
-        <w:rPr>
-          <w:b/>
-        </w:rPr>
-        <w:t xml:space="preserve">“</w:t>
-      </w:r>
-      <w:r>
-        <w:rPr>
+          <w:bCs/>
+          <w:b/>
+        </w:rPr>
+        <w:t xml:space="preserve"> </w:t>
+      </w:r>
+      <w:r>
+        <w:rPr>
+          <w:bCs/>
+          <w:b/>
+        </w:rPr>
+        <w:t xml:space="preserve">“</w:t>
+      </w:r>
+      <w:r>
+        <w:rPr>
+          <w:bCs/>
           <w:b/>
         </w:rPr>
         <w:t xml:space="preserve">monepiskopos.</w:t>
       </w:r>
       <w:r>
         <w:rPr>
+          <w:bCs/>
           <w:b/>
         </w:rPr>
         <w:t xml:space="preserve">”</w:t>
@@ -3981,6 +4073,7 @@
       </w:r>
       <w:r>
         <w:rPr>
+          <w:iCs/>
           <w:i/>
         </w:rPr>
         <w:t xml:space="preserve">episkopos</w:t>
@@ -3996,6 +4089,7 @@
       </w:r>
       <w:r>
         <w:rPr>
+          <w:iCs/>
           <w:i/>
         </w:rPr>
         <w:t xml:space="preserve">presbyteros</w:t>
@@ -4005,6 +4099,7 @@
       </w:r>
       <w:r>
         <w:rPr>
+          <w:iCs/>
           <w:i/>
         </w:rPr>
         <w:t xml:space="preserve">presbyterion</w:t>
@@ -4062,18 +4157,21 @@
       </w:pPr>
       <w:r>
         <w:rPr>
-          <w:b/>
-        </w:rPr>
-        <w:t xml:space="preserve">“</w:t>
-      </w:r>
-      <w:r>
-        <w:rPr>
+          <w:bCs/>
+          <w:b/>
+        </w:rPr>
+        <w:t xml:space="preserve">“</w:t>
+      </w:r>
+      <w:r>
+        <w:rPr>
+          <w:bCs/>
           <w:b/>
         </w:rPr>
         <w:t xml:space="preserve">Apostolic Fathers.</w:t>
       </w:r>
       <w:r>
         <w:rPr>
+          <w:bCs/>
           <w:b/>
         </w:rPr>
         <w:t xml:space="preserve">”</w:t>
@@ -4095,75 +4193,51 @@
       </w:pPr>
       <w:r>
         <w:rPr>
-          <w:b/>
-        </w:rPr>
-        <w:t xml:space="preserve">“</w:t>
-      </w:r>
-      <w:r>
-        <w:rPr>
+          <w:bCs/>
+          <w:b/>
+        </w:rPr>
+        <w:t xml:space="preserve">“</w:t>
+      </w:r>
+      <w:r>
+        <w:rPr>
+          <w:bCs/>
           <w:b/>
         </w:rPr>
         <w:t xml:space="preserve">House church</w:t>
       </w:r>
       <w:r>
         <w:rPr>
-          <w:b/>
-        </w:rPr>
-        <w:t xml:space="preserve">”</w:t>
-      </w:r>
-      <w:r>
-        <w:rPr>
-          <w:b/>
-        </w:rPr>
-        <w:t xml:space="preserve"> </w:t>
-      </w:r>
-      <w:r>
-        <w:rPr>
-          <w:b/>
-        </w:rPr>
-        <w:t xml:space="preserve">— lookup performed per round-1 review, not merely deferred.</w:t>
-      </w:r>
-      <w:r>
-        <w:t xml:space="preserve"> </w:t>
-      </w:r>
-      <w:r>
-        <w:t xml:space="preserve">Round-1 review correctly challenged the first draft’s version of this entry for asserting a conclusion (</w:t>
-      </w:r>
-      <w:r>
-        <w:t xml:space="preserve">“</w:t>
-      </w:r>
-      <w:r>
-        <w:t xml:space="preserve">no stable native term</w:t>
-      </w:r>
-      <w:r>
-        <w:t xml:space="preserve">”</w:t>
-      </w:r>
-      <w:r>
-        <w:t xml:space="preserve">) without showing the check that would justify it, and for filing an unconfirmed absence under</w:t>
-      </w:r>
-      <w:r>
-        <w:t xml:space="preserve"> </w:t>
-      </w:r>
-      <w:r>
-        <w:t xml:space="preserve">“</w:t>
-      </w:r>
-      <w:r>
-        <w:t xml:space="preserve">excluded</w:t>
-      </w:r>
-      <w:r>
-        <w:t xml:space="preserve">”</w:t>
-      </w:r>
-      <w:r>
-        <w:t xml:space="preserve"> </w:t>
-      </w:r>
-      <w:r>
-        <w:t xml:space="preserve">language that implies a completed, negative finding rather than an open question. The actual check performed for this revision: Doc_02’s own text was searched directly (not from memory) for</w:t>
-      </w:r>
-      <w:r>
-        <w:t xml:space="preserve"> </w:t>
-      </w:r>
-      <w:r>
-        <w:rPr>
+          <w:bCs/>
+          <w:b/>
+        </w:rPr>
+        <w:t xml:space="preserve">”</w:t>
+      </w:r>
+      <w:r>
+        <w:rPr>
+          <w:bCs/>
+          <w:b/>
+        </w:rPr>
+        <w:t xml:space="preserve"> </w:t>
+      </w:r>
+      <w:r>
+        <w:rPr>
+          <w:bCs/>
+          <w:b/>
+        </w:rPr>
+        <w:t xml:space="preserve">— lookup performed, not merely deferred.</w:t>
+      </w:r>
+      <w:r>
+        <w:t xml:space="preserve"> </w:t>
+      </w:r>
+      <w:r>
+        <w:t xml:space="preserve">Doc_02’s own text was searched directly (not from memory) for</w:t>
+      </w:r>
+      <w:r>
+        <w:t xml:space="preserve"> </w:t>
+      </w:r>
+      <w:r>
+        <w:rPr>
+          <w:iCs/>
           <w:i/>
         </w:rPr>
         <w:t xml:space="preserve">oikos</w:t>
@@ -4215,6 +4289,7 @@
       </w:r>
       <w:r>
         <w:rPr>
+          <w:iCs/>
           <w:i/>
         </w:rPr>
         <w:t xml:space="preserve">oikos</w:t>
@@ -4245,9 +4320,10 @@
       </w:r>
       <w:r>
         <w:rPr>
-          <w:b/>
-        </w:rPr>
-        <w:t xml:space="preserve">Corrected finding, replacing the prior flat exclusion:</w:t>
+          <w:bCs/>
+          <w:b/>
+        </w:rPr>
+        <w:t xml:space="preserve">Finding:</w:t>
       </w:r>
       <w:r>
         <w:t xml:space="preserve"> </w:t>
@@ -4272,6 +4348,7 @@
       </w:r>
       <w:r>
         <w:rPr>
+          <w:iCs/>
           <w:i/>
         </w:rPr>
         <w:t xml:space="preserve">not yet confirmed</w:t>
@@ -4280,25 +4357,25 @@
         <w:t xml:space="preserve"> </w:t>
       </w:r>
       <w:r>
-        <w:t xml:space="preserve">as this world’s own vocabulary within this document’s actual evidentiary base — a materially different, more honest claim than</w:t>
-      </w:r>
-      <w:r>
-        <w:t xml:space="preserve"> </w:t>
-      </w:r>
-      <w:r>
-        <w:t xml:space="preserve">“</w:t>
-      </w:r>
-      <w:r>
-        <w:t xml:space="preserve">excluded as modern vocabulary,</w:t>
-      </w:r>
-      <w:r>
-        <w:t xml:space="preserve">”</w:t>
-      </w:r>
-      <w:r>
-        <w:t xml:space="preserve"> </w:t>
-      </w:r>
-      <w:r>
-        <w:t xml:space="preserve">which this document’s first draft asserted without having earned it. Doc_05, working from the primary texts directly rather than from Doc_02’s secondary-scholarship summary alone, should make the final determination.</w:t>
+        <w:t xml:space="preserve">as this world’s own vocabulary within this document’s actual evidentiary base — a materially different, more honest claim than a flat</w:t>
+      </w:r>
+      <w:r>
+        <w:t xml:space="preserve"> </w:t>
+      </w:r>
+      <w:r>
+        <w:t xml:space="preserve">“</w:t>
+      </w:r>
+      <w:r>
+        <w:t xml:space="preserve">excluded as modern vocabulary.</w:t>
+      </w:r>
+      <w:r>
+        <w:t xml:space="preserve">”</w:t>
+      </w:r>
+      <w:r>
+        <w:t xml:space="preserve"> </w:t>
+      </w:r>
+      <w:r>
+        <w:t xml:space="preserve">Doc_05, working from the primary texts directly rather than from Doc_02’s secondary-scholarship summary alone, should make the final determination.</w:t>
       </w:r>
     </w:p>
     <w:p>
@@ -4308,15 +4385,15 @@
         </w:pict>
       </w:r>
     </w:p>
+    <w:bookmarkEnd w:id="25"/>
+    <w:bookmarkStart w:id="26" w:name="X19ad37b48c316d7da79dabc19799908a4f2d57a"/>
     <w:p>
       <w:pPr>
         <w:pStyle w:val="Heading2"/>
       </w:pPr>
-      <w:bookmarkStart w:id="27" w:name="X19ad37b48c316d7da79dabc19799908a4f2d57a"/>
       <w:r>
         <w:t xml:space="preserve">4. Open items carried to Doc_04, Doc_05, and Doc_06</w:t>
       </w:r>
-      <w:bookmarkEnd w:id="27"/>
     </w:p>
     <w:p>
       <w:pPr>
@@ -4376,6 +4453,7 @@
       </w:r>
       <w:r>
         <w:rPr>
+          <w:iCs/>
           <w:i/>
         </w:rPr>
         <w:t xml:space="preserve">oikos</w:t>
@@ -4418,6 +4496,7 @@
       </w:r>
       <w:r>
         <w:rPr>
+          <w:iCs/>
           <w:i/>
         </w:rPr>
         <w:t xml:space="preserve">ministrae</w:t>
@@ -4427,6 +4506,7 @@
       </w:r>
       <w:r>
         <w:rPr>
+          <w:iCs/>
           <w:i/>
         </w:rPr>
         <w:t xml:space="preserve">baptisma</w:t>
@@ -4436,6 +4516,7 @@
       </w:r>
       <w:r>
         <w:rPr>
+          <w:iCs/>
           <w:i/>
         </w:rPr>
         <w:t xml:space="preserve">hetaeria</w:t>
@@ -4448,6 +4529,7 @@
       </w:r>
       <w:r>
         <w:rPr>
+          <w:iCs/>
           <w:i/>
         </w:rPr>
         <w:t xml:space="preserve">pertinacia</w:t>
@@ -4457,6 +4539,7 @@
       </w:r>
       <w:r>
         <w:rPr>
+          <w:iCs/>
           <w:i/>
         </w:rPr>
         <w:t xml:space="preserve">ministrae</w:t>
@@ -4469,6 +4552,7 @@
       </w:r>
       <w:r>
         <w:rPr>
+          <w:iCs/>
           <w:i/>
         </w:rPr>
         <w:t xml:space="preserve">hetaeria</w:t>
@@ -4481,6 +4565,7 @@
       </w:r>
       <w:r>
         <w:rPr>
+          <w:iCs/>
           <w:i/>
         </w:rPr>
         <w:t xml:space="preserve">pertinacia</w:t>
@@ -4510,15 +4595,6 @@
         <w:pStyle w:val="Compact"/>
       </w:pPr>
       <w:r>
-        <w:rPr>
-          <w:b/>
-        </w:rPr>
-        <w:t xml:space="preserve">New, added per round-1 review:</w:t>
-      </w:r>
-      <w:r>
-        <w:t xml:space="preserve"> </w:t>
-      </w:r>
-      <w:r>
         <w:t xml:space="preserve">Doc_05 should develop Justin’s</w:t>
       </w:r>
       <w:r>
@@ -4526,6 +4602,7 @@
       </w:r>
       <w:r>
         <w:rPr>
+          <w:iCs/>
           <w:i/>
         </w:rPr>
         <w:t xml:space="preserve">First Apology</w:t>
@@ -4541,6 +4618,7 @@
       </w:r>
       <w:r>
         <w:rPr>
+          <w:iCs/>
           <w:i/>
         </w:rPr>
         <w:t xml:space="preserve">baptisma</w:t>
@@ -4561,22 +4639,14 @@
         <w:pStyle w:val="Compact"/>
       </w:pPr>
       <w:r>
-        <w:rPr>
-          <w:b/>
-        </w:rPr>
-        <w:t xml:space="preserve">New, added per round-1 review:</w:t>
-      </w:r>
-      <w:r>
-        <w:t xml:space="preserve"> </w:t>
-      </w:r>
-      <w:r>
-        <w:t xml:space="preserve">every Registry Flag Density figure in Section 2 reflects the Registry’s</w:t>
-      </w:r>
-      <w:r>
-        <w:t xml:space="preserve"> </w:t>
-      </w:r>
-      <w:r>
-        <w:rPr>
+        <w:t xml:space="preserve">Every Registry Flag Density figure in Section 2 reflects the Registry’s</w:t>
+      </w:r>
+      <w:r>
+        <w:t xml:space="preserve"> </w:t>
+      </w:r>
+      <w:r>
+        <w:rPr>
+          <w:iCs/>
           <w:i/>
         </w:rPr>
         <w:t xml:space="preserve">current</w:t>
@@ -4595,15 +4665,15 @@
         </w:pict>
       </w:r>
     </w:p>
+    <w:bookmarkEnd w:id="26"/>
+    <w:bookmarkStart w:id="27" w:name="document-log"/>
     <w:p>
       <w:pPr>
         <w:pStyle w:val="Heading2"/>
       </w:pPr>
-      <w:bookmarkStart w:id="28" w:name="document-log"/>
       <w:r>
         <w:t xml:space="preserve">5. Document log</w:t>
       </w:r>
-      <w:bookmarkEnd w:id="28"/>
     </w:p>
     <w:p>
       <w:pPr>
@@ -4614,6 +4684,7 @@
       </w:pPr>
       <w:r>
         <w:rPr>
+          <w:bCs/>
           <w:b/>
         </w:rPr>
         <w:t xml:space="preserve">Document:</w:t>
@@ -4634,6 +4705,7 @@
       </w:pPr>
       <w:r>
         <w:rPr>
+          <w:bCs/>
           <w:b/>
         </w:rPr>
         <w:t xml:space="preserve">Built from:</w:t>
@@ -4642,22 +4714,7 @@
         <w:t xml:space="preserve"> </w:t>
       </w:r>
       <w:r>
-        <w:t xml:space="preserve">Doc_01 (finalized) and Doc_02 + Source Registry (finalized, 70 rows, 45 flagged for priority review). Thirteen candidate terms (twelve in the first draft, plus</w:t>
-      </w:r>
-      <w:r>
-        <w:t xml:space="preserve"> </w:t>
-      </w:r>
-      <w:r>
-        <w:rPr>
-          <w:i/>
-        </w:rPr>
-        <w:t xml:space="preserve">baptisma</w:t>
-      </w:r>
-      <w:r>
-        <w:t xml:space="preserve"> </w:t>
-      </w:r>
-      <w:r>
-        <w:t xml:space="preserve">added this revision) drawn exclusively from Native Registry entries, plus two confirmed-excluded terms and one not-yet-confirmed term (Section 3).</w:t>
+        <w:t xml:space="preserve">Doc_01 (finalized) and Doc_02 + Source Registry (finalized, 70 rows, 45 flagged for priority review). Thirteen candidate terms drawn exclusively from Native Registry entries, plus two confirmed-excluded terms and one not-yet-confirmed term (Section 3).</w:t>
       </w:r>
     </w:p>
     <w:p>
@@ -4669,6 +4726,7 @@
       </w:pPr>
       <w:r>
         <w:rPr>
+          <w:bCs/>
           <w:b/>
         </w:rPr>
         <w:t xml:space="preserve">Round 1 review outcome:</w:t>
@@ -4761,6 +4819,7 @@
       </w:pPr>
       <w:r>
         <w:rPr>
+          <w:bCs/>
           <w:b/>
         </w:rPr>
         <w:t xml:space="preserve">Fixes applied:</w:t>
@@ -4776,6 +4835,7 @@
       </w:r>
       <w:r>
         <w:rPr>
+          <w:iCs/>
           <w:i/>
         </w:rPr>
         <w:t xml:space="preserve">baptisma</w:t>
@@ -4904,6 +4964,7 @@
       </w:pPr>
       <w:r>
         <w:rPr>
+          <w:bCs/>
           <w:b/>
         </w:rPr>
         <w:t xml:space="preserve">Round 2 review outcome:</w:t>
@@ -4937,6 +4998,7 @@
       </w:r>
       <w:r>
         <w:rPr>
+          <w:iCs/>
           <w:i/>
         </w:rPr>
         <w:t xml:space="preserve">baptisma</w:t>
@@ -4993,6 +5055,7 @@
       </w:pPr>
       <w:r>
         <w:rPr>
+          <w:bCs/>
           <w:b/>
         </w:rPr>
         <w:t xml:space="preserve">Round 3 — reopened following a fresh external review pass.</w:t>
@@ -5008,6 +5071,7 @@
       </w:r>
       <w:r>
         <w:rPr>
+          <w:bCs/>
           <w:b/>
         </w:rPr>
         <w:t xml:space="preserve">already resolved in round 1</w:t>
@@ -5023,6 +5087,7 @@
       </w:r>
       <w:r>
         <w:rPr>
+          <w:bCs/>
           <w:b/>
         </w:rPr>
         <w:t xml:space="preserve">confirmed real</w:t>
@@ -5088,6 +5153,7 @@
       </w:pPr>
       <w:r>
         <w:rPr>
+          <w:bCs/>
           <w:b/>
         </w:rPr>
         <w:t xml:space="preserve">Round 3 fixes applied:</w:t>
@@ -5126,6 +5192,7 @@
       </w:pPr>
       <w:r>
         <w:rPr>
+          <w:bCs/>
           <w:b/>
         </w:rPr>
         <w:t xml:space="preserve">Round 3 review outcome:</w:t>
@@ -5177,6 +5244,7 @@
       </w:r>
       <w:r>
         <w:rPr>
+          <w:iCs/>
           <w:i/>
         </w:rPr>
         <w:t xml:space="preserve">Smyrnaeans</w:t>
@@ -5192,6 +5260,7 @@
       </w:r>
       <w:r>
         <w:rPr>
+          <w:iCs/>
           <w:i/>
         </w:rPr>
         <w:t xml:space="preserve">Philadelphians</w:t>
@@ -5278,6 +5347,7 @@
       </w:pPr>
       <w:r>
         <w:rPr>
+          <w:bCs/>
           <w:b/>
         </w:rPr>
         <w:t xml:space="preserve">Round 4 fixes applied:</w:t>
@@ -5311,6 +5381,7 @@
       </w:r>
       <w:r>
         <w:rPr>
+          <w:iCs/>
           <w:i/>
         </w:rPr>
         <w:t xml:space="preserve">Philadelphians</w:t>
@@ -5397,6 +5468,7 @@
       </w:pPr>
       <w:r>
         <w:rPr>
+          <w:bCs/>
           <w:b/>
         </w:rPr>
         <w:t xml:space="preserve">Round 4 review outcome:</w:t>
@@ -5435,6 +5507,7 @@
       </w:pPr>
       <w:r>
         <w:rPr>
+          <w:bCs/>
           <w:b/>
         </w:rPr>
         <w:t xml:space="preserve">Status after round 4:</w:t>
@@ -5455,6 +5528,7 @@
       </w:pPr>
       <w:r>
         <w:rPr>
+          <w:bCs/>
           <w:b/>
         </w:rPr>
         <w:t xml:space="preserve">Reopened after finalization — process-integrity correction, not a routine round.</w:t>
@@ -5524,6 +5598,7 @@
       </w:r>
       <w:r>
         <w:rPr>
+          <w:iCs/>
           <w:i/>
         </w:rPr>
         <w:t xml:space="preserve">Smyrnaeans</w:t>
@@ -5595,6 +5670,7 @@
       </w:pPr>
       <w:r>
         <w:rPr>
+          <w:bCs/>
           <w:b/>
         </w:rPr>
         <w:t xml:space="preserve">Fix applied:</w:t>
@@ -5628,6 +5704,7 @@
       </w:r>
       <w:r>
         <w:rPr>
+          <w:iCs/>
           <w:i/>
         </w:rPr>
         <w:t xml:space="preserve">Smyrnaeans</w:t>
@@ -5699,6 +5776,7 @@
       </w:pPr>
       <w:r>
         <w:rPr>
+          <w:bCs/>
           <w:b/>
         </w:rPr>
         <w:t xml:space="preserve">Cold review, round 1 (post-fix):</w:t>
@@ -5744,6 +5822,7 @@
       </w:r>
       <w:r>
         <w:rPr>
+          <w:iCs/>
           <w:i/>
         </w:rPr>
         <w:t xml:space="preserve">First Apology</w:t>
@@ -5779,6 +5858,7 @@
       </w:pPr>
       <w:r>
         <w:rPr>
+          <w:bCs/>
           <w:b/>
         </w:rPr>
         <w:t xml:space="preserve">Status:</w:t>
@@ -5859,6 +5939,7 @@
       </w:pPr>
       <w:r>
         <w:rPr>
+          <w:bCs/>
           <w:b/>
         </w:rPr>
         <w:t xml:space="preserve">Project-lead sign-off:</w:t>
@@ -5867,9 +5948,42 @@
         <w:t xml:space="preserve"> </w:t>
       </w:r>
       <w:r>
-        <w:t xml:space="preserve">the project lead (Mark) explicitly reviewed the status of this document, together with Doc_01 through Doc_06 as a complete set, and confirmed sign-off on 2026-07-07 in this build’s own conversation record. This is a real decision made by the project lead himself — not a status this build thread assigned on his behalf, and not inferred from an ambigu</w:t>
+        <w:t xml:space="preserve">the project lead (Mark) explicitly reviewed the status of this document, together with Doc_01 through Doc_06 as a complete set, and confirmed sign-off on 2026-07-07 in this build’s own conversation record. This is a real decision made by the project lead himself — not a status this build thread assigned on his behalf, and not inferred from an ambiguous instruction.</w:t>
+      </w:r>
+      <w:r>
+        <w:t xml:space="preserve"> </w:t>
+      </w:r>
+      <w:r>
+        <w:rPr>
+          <w:bCs/>
+          <w:b/>
+        </w:rPr>
+        <w:t xml:space="preserve">Status: APPROVED TO PROCEED.</w:t>
       </w:r>
     </w:p>
+    <w:p>
+      <w:pPr>
+        <w:numPr>
+          <w:ilvl w:val="0"/>
+          <w:numId w:val="1003"/>
+        </w:numPr>
+      </w:pPr>
+      <w:r>
+        <w:rPr>
+          <w:bCs/>
+          <w:b/>
+        </w:rPr>
+        <w:t xml:space="preserve">Sign-off terminology update (2026-07-08):</w:t>
+      </w:r>
+      <w:r>
+        <w:t xml:space="preserve"> </w:t>
+      </w:r>
+      <w:r>
+        <w:t xml:space="preserve">Per project-wide policy change, this document’s status is relabeled from FINALIZED to APPROVED TO PROCEED. This is a terminology correction, not a reopening — no content changed. Per Construction Framework V7.3, no document in this world’s build is considered frozen until the full Step 9 Validation Layer (Part VI: Validation &amp; Testing, including Living Tradition Status Confirmation and External Scholarly Review) is documented as executed for the world as a whole. Individual document approval means the project lead has authorized building on this document going forward, not that it is permanently closed to revision.</w:t>
+      </w:r>
+    </w:p>
+    <w:bookmarkEnd w:id="27"/>
+    <w:bookmarkEnd w:id="28"/>
     <w:sectPr/>
   </w:body>
 </w:document>
@@ -5901,17 +6015,14 @@
 <file path=word/numbering.xml><?xml version="1.0" encoding="utf-8"?>
 <w:numbering xmlns:w="http://schemas.openxmlformats.org/wordprocessingml/2006/main">
   <w:abstractNum w:abstractNumId="990">
-    <w:nsid w:val="2c1ae401"/>
+    <w:nsid w:val="A990"/>
     <w:multiLevelType w:val="multilevel"/>
     <w:lvl w:ilvl="0">
       <w:numFmt w:val="bullet"/>
       <w:lvlText w:val=" "/>
       <w:lvlJc w:val="left"/>
       <w:pPr>
-        <w:tabs>
-          <w:tab w:val="num" w:pos="0"/>
-        </w:tabs>
-        <w:ind w:left="480" w:hanging="480"/>
+        <w:ind w:left="720" w:hanging="480"/>
       </w:pPr>
     </w:lvl>
     <w:lvl w:ilvl="1">
@@ -5919,10 +6030,7 @@
       <w:lvlText w:val=" "/>
       <w:lvlJc w:val="left"/>
       <w:pPr>
-        <w:tabs>
-          <w:tab w:val="num" w:pos="720"/>
-        </w:tabs>
-        <w:ind w:left="1200" w:hanging="480"/>
+        <w:ind w:left="1440" w:hanging="480"/>
       </w:pPr>
     </w:lvl>
     <w:lvl w:ilvl="2">
@@ -5930,10 +6038,7 @@
       <w:lvlText w:val=" "/>
       <w:lvlJc w:val="left"/>
       <w:pPr>
-        <w:tabs>
-          <w:tab w:val="num" w:pos="1440"/>
-        </w:tabs>
-        <w:ind w:left="1920" w:hanging="480"/>
+        <w:ind w:left="2160" w:hanging="480"/>
       </w:pPr>
     </w:lvl>
     <w:lvl w:ilvl="3">
@@ -5941,10 +6046,7 @@
       <w:lvlText w:val=" "/>
       <w:lvlJc w:val="left"/>
       <w:pPr>
-        <w:tabs>
-          <w:tab w:val="num" w:pos="2160"/>
-        </w:tabs>
-        <w:ind w:left="2640" w:hanging="480"/>
+        <w:ind w:left="2880" w:hanging="480"/>
       </w:pPr>
     </w:lvl>
     <w:lvl w:ilvl="4">
@@ -5952,10 +6054,7 @@
       <w:lvlText w:val=" "/>
       <w:lvlJc w:val="left"/>
       <w:pPr>
-        <w:tabs>
-          <w:tab w:val="num" w:pos="2880"/>
-        </w:tabs>
-        <w:ind w:left="3360" w:hanging="480"/>
+        <w:ind w:left="3600" w:hanging="480"/>
       </w:pPr>
     </w:lvl>
     <w:lvl w:ilvl="5">
@@ -5963,10 +6062,7 @@
       <w:lvlText w:val=" "/>
       <w:lvlJc w:val="left"/>
       <w:pPr>
-        <w:tabs>
-          <w:tab w:val="num" w:pos="3600"/>
-        </w:tabs>
-        <w:ind w:left="4080" w:hanging="480"/>
+        <w:ind w:left="4320" w:hanging="480"/>
       </w:pPr>
     </w:lvl>
     <w:lvl w:ilvl="6">
@@ -5974,10 +6070,7 @@
       <w:lvlText w:val=" "/>
       <w:lvlJc w:val="left"/>
       <w:pPr>
-        <w:tabs>
-          <w:tab w:val="num" w:pos="4320"/>
-        </w:tabs>
-        <w:ind w:left="4800" w:hanging="480"/>
+        <w:ind w:left="5040" w:hanging="480"/>
       </w:pPr>
     </w:lvl>
     <w:lvl w:ilvl="7">
@@ -5985,10 +6078,7 @@
       <w:lvlText w:val=" "/>
       <w:lvlJc w:val="left"/>
       <w:pPr>
-        <w:tabs>
-          <w:tab w:val="num" w:pos="5040"/>
-        </w:tabs>
-        <w:ind w:left="5520" w:hanging="480"/>
+        <w:ind w:left="5760" w:hanging="480"/>
       </w:pPr>
     </w:lvl>
     <w:lvl w:ilvl="8">
@@ -5996,25 +6086,19 @@
       <w:lvlText w:val=" "/>
       <w:lvlJc w:val="left"/>
       <w:pPr>
-        <w:tabs>
-          <w:tab w:val="num" w:pos="5760"/>
-        </w:tabs>
-        <w:ind w:left="6240" w:hanging="480"/>
+        <w:ind w:left="6480" w:hanging="480"/>
       </w:pPr>
     </w:lvl>
   </w:abstractNum>
   <w:abstractNum w:abstractNumId="991">
-    <w:nsid w:val="ea454b4c"/>
+    <w:nsid w:val="A991"/>
     <w:multiLevelType w:val="multilevel"/>
     <w:lvl w:ilvl="0">
       <w:numFmt w:val="bullet"/>
       <w:lvlText w:val="•"/>
       <w:lvlJc w:val="left"/>
       <w:pPr>
-        <w:tabs>
-          <w:tab w:val="num" w:pos="0"/>
-        </w:tabs>
-        <w:ind w:left="480" w:hanging="480"/>
+        <w:ind w:left="720" w:hanging="480"/>
       </w:pPr>
     </w:lvl>
     <w:lvl w:ilvl="1">
@@ -6022,10 +6106,7 @@
       <w:lvlText w:val="–"/>
       <w:lvlJc w:val="left"/>
       <w:pPr>
-        <w:tabs>
-          <w:tab w:val="num" w:pos="720"/>
-        </w:tabs>
-        <w:ind w:left="1200" w:hanging="480"/>
+        <w:ind w:left="1440" w:hanging="480"/>
       </w:pPr>
     </w:lvl>
     <w:lvl w:ilvl="2">
@@ -6033,10 +6114,7 @@
       <w:lvlText w:val="•"/>
       <w:lvlJc w:val="left"/>
       <w:pPr>
-        <w:tabs>
-          <w:tab w:val="num" w:pos="1440"/>
-        </w:tabs>
-        <w:ind w:left="1920" w:hanging="480"/>
+        <w:ind w:left="2160" w:hanging="480"/>
       </w:pPr>
     </w:lvl>
     <w:lvl w:ilvl="3">
@@ -6044,10 +6122,7 @@
       <w:lvlText w:val="–"/>
       <w:lvlJc w:val="left"/>
       <w:pPr>
-        <w:tabs>
-          <w:tab w:val="num" w:pos="2160"/>
-        </w:tabs>
-        <w:ind w:left="2640" w:hanging="480"/>
+        <w:ind w:left="2880" w:hanging="480"/>
       </w:pPr>
     </w:lvl>
     <w:lvl w:ilvl="4">
@@ -6055,10 +6130,7 @@
       <w:lvlText w:val="•"/>
       <w:lvlJc w:val="left"/>
       <w:pPr>
-        <w:tabs>
-          <w:tab w:val="num" w:pos="2880"/>
-        </w:tabs>
-        <w:ind w:left="3360" w:hanging="480"/>
+        <w:ind w:left="3600" w:hanging="480"/>
       </w:pPr>
     </w:lvl>
     <w:lvl w:ilvl="5">
@@ -6066,10 +6138,7 @@
       <w:lvlText w:val="–"/>
       <w:lvlJc w:val="left"/>
       <w:pPr>
-        <w:tabs>
-          <w:tab w:val="num" w:pos="3600"/>
-        </w:tabs>
-        <w:ind w:left="4080" w:hanging="480"/>
+        <w:ind w:left="4320" w:hanging="480"/>
       </w:pPr>
     </w:lvl>
     <w:lvl w:ilvl="6">
@@ -6077,10 +6146,7 @@
       <w:lvlText w:val="•"/>
       <w:lvlJc w:val="left"/>
       <w:pPr>
-        <w:tabs>
-          <w:tab w:val="num" w:pos="4320"/>
-        </w:tabs>
-        <w:ind w:left="4800" w:hanging="480"/>
+        <w:ind w:left="5040" w:hanging="480"/>
       </w:pPr>
     </w:lvl>
     <w:lvl w:ilvl="7">
@@ -6088,10 +6154,7 @@
       <w:lvlText w:val="–"/>
       <w:lvlJc w:val="left"/>
       <w:pPr>
-        <w:tabs>
-          <w:tab w:val="num" w:pos="5040"/>
-        </w:tabs>
-        <w:ind w:left="5520" w:hanging="480"/>
+        <w:ind w:left="5760" w:hanging="480"/>
       </w:pPr>
     </w:lvl>
     <w:lvl w:ilvl="8">
@@ -6099,15 +6162,12 @@
       <w:lvlText w:val="•"/>
       <w:lvlJc w:val="left"/>
       <w:pPr>
-        <w:tabs>
-          <w:tab w:val="num" w:pos="5760"/>
-        </w:tabs>
-        <w:ind w:left="6240" w:hanging="480"/>
+        <w:ind w:left="6480" w:hanging="480"/>
       </w:pPr>
     </w:lvl>
   </w:abstractNum>
   <w:abstractNum w:abstractNumId="99411">
-    <w:nsid w:val="71315dca"/>
+    <w:nsid w:val="A99411"/>
     <w:multiLevelType w:val="multilevel"/>
     <w:lvl w:ilvl="0">
       <w:start w:val="1"/>
@@ -6115,10 +6175,7 @@
       <w:lvlText w:val="%1."/>
       <w:lvlJc w:val="left"/>
       <w:pPr>
-        <w:tabs>
-          <w:tab w:val="num" w:pos="0"/>
-        </w:tabs>
-        <w:ind w:left="480" w:hanging="480"/>
+        <w:ind w:left="720" w:hanging="480"/>
       </w:pPr>
     </w:lvl>
     <w:lvl w:ilvl="1">
@@ -6127,10 +6184,7 @@
       <w:lvlText w:val="%2."/>
       <w:lvlJc w:val="left"/>
       <w:pPr>
-        <w:tabs>
-          <w:tab w:val="num" w:pos="720"/>
-        </w:tabs>
-        <w:ind w:left="1200" w:hanging="480"/>
+        <w:ind w:left="1440" w:hanging="480"/>
       </w:pPr>
     </w:lvl>
     <w:lvl w:ilvl="2">
@@ -6139,10 +6193,7 @@
       <w:lvlText w:val="%3."/>
       <w:lvlJc w:val="left"/>
       <w:pPr>
-        <w:tabs>
-          <w:tab w:val="num" w:pos="1440"/>
-        </w:tabs>
-        <w:ind w:left="1920" w:hanging="480"/>
+        <w:ind w:left="2160" w:hanging="480"/>
       </w:pPr>
     </w:lvl>
     <w:lvl w:ilvl="3">
@@ -6151,10 +6202,7 @@
       <w:lvlText w:val="%4."/>
       <w:lvlJc w:val="left"/>
       <w:pPr>
-        <w:tabs>
-          <w:tab w:val="num" w:pos="2160"/>
-        </w:tabs>
-        <w:ind w:left="2640" w:hanging="480"/>
+        <w:ind w:left="2880" w:hanging="480"/>
       </w:pPr>
     </w:lvl>
     <w:lvl w:ilvl="4">
@@ -6163,10 +6211,7 @@
       <w:lvlText w:val="%5."/>
       <w:lvlJc w:val="left"/>
       <w:pPr>
-        <w:tabs>
-          <w:tab w:val="num" w:pos="2880"/>
-        </w:tabs>
-        <w:ind w:left="3360" w:hanging="480"/>
+        <w:ind w:left="3600" w:hanging="480"/>
       </w:pPr>
     </w:lvl>
     <w:lvl w:ilvl="5">
@@ -6175,10 +6220,7 @@
       <w:lvlText w:val="%6."/>
       <w:lvlJc w:val="left"/>
       <w:pPr>
-        <w:tabs>
-          <w:tab w:val="num" w:pos="3600"/>
-        </w:tabs>
-        <w:ind w:left="4080" w:hanging="480"/>
+        <w:ind w:left="4320" w:hanging="480"/>
       </w:pPr>
     </w:lvl>
     <w:lvl w:ilvl="6">
@@ -6187,10 +6229,7 @@
       <w:lvlText w:val="%7."/>
       <w:lvlJc w:val="left"/>
       <w:pPr>
-        <w:tabs>
-          <w:tab w:val="num" w:pos="4320"/>
-        </w:tabs>
-        <w:ind w:left="4800" w:hanging="480"/>
+        <w:ind w:left="5040" w:hanging="480"/>
       </w:pPr>
     </w:lvl>
     <w:lvl w:ilvl="7">
@@ -6199,10 +6238,7 @@
       <w:lvlText w:val="%8."/>
       <w:lvlJc w:val="left"/>
       <w:pPr>
-        <w:tabs>
-          <w:tab w:val="num" w:pos="5040"/>
-        </w:tabs>
-        <w:ind w:left="5520" w:hanging="480"/>
+        <w:ind w:left="5760" w:hanging="480"/>
       </w:pPr>
     </w:lvl>
     <w:lvl w:ilvl="8">
@@ -6211,10 +6247,7 @@
       <w:lvlText w:val="%9."/>
       <w:lvlJc w:val="left"/>
       <w:pPr>
-        <w:tabs>
-          <w:tab w:val="num" w:pos="5760"/>
-        </w:tabs>
-        <w:ind w:left="6240" w:hanging="480"/>
+        <w:ind w:left="6480" w:hanging="480"/>
       </w:pPr>
     </w:lvl>
   </w:abstractNum>
@@ -6265,10 +6298,10 @@
   <w:docDefaults>
     <w:rPrDefault>
       <w:rPr>
-        <w:rFonts w:asciiTheme="minorHAnsi" w:eastAsiaTheme="minorHAnsi" w:hAnsiTheme="minorHAnsi" w:cstheme="minorBidi"/>
+        <w:rFonts w:asciiTheme="minorHAnsi" w:cstheme="minorBidi" w:eastAsiaTheme="minorHAnsi" w:hAnsiTheme="minorHAnsi"/>
         <w:sz w:val="24"/>
         <w:szCs w:val="24"/>
-        <w:lang w:val="en-US" w:eastAsia="en-US" w:bidi="ar-SA"/>
+        <w:lang w:bidi="ar-SA" w:eastAsia="en-US" w:val="en-US"/>
       </w:rPr>
     </w:rPrDefault>
     <w:pPrDefault>
@@ -6277,35 +6310,35 @@
       </w:pPr>
     </w:pPrDefault>
   </w:docDefaults>
-  <w:latentStyles w:defLockedState="0" w:defUIPriority="0" w:defSemiHidden="0" w:defUnhideWhenUsed="0" w:defQFormat="0" w:count="276"/>
-  <w:style w:type="paragraph" w:default="1" w:styleId="Normal">
+  <w:latentStyles w:count="276" w:defLockedState="0" w:defQFormat="0" w:defSemiHidden="0" w:defUIPriority="0" w:defUnhideWhenUsed="0"/>
+  <w:style w:default="1" w:styleId="Normal" w:type="paragraph">
     <w:name w:val="Normal"/>
     <w:qFormat/>
   </w:style>
-  <w:style w:type="paragraph" w:styleId="BodyText">
+  <w:style w:styleId="BodyText" w:type="paragraph">
     <w:name w:val="Body Text"/>
     <w:basedOn w:val="Normal"/>
     <w:link w:val="BodyTextChar"/>
     <w:pPr>
-      <w:spacing w:before="180" w:after="180"/>
+      <w:spacing w:after="180" w:before="180"/>
     </w:pPr>
     <w:qFormat/>
   </w:style>
-  <w:style w:type="paragraph" w:customStyle="1" w:styleId="FirstParagraph">
+  <w:style w:customStyle="1" w:styleId="FirstParagraph" w:type="paragraph">
     <w:name w:val="First Paragraph"/>
     <w:basedOn w:val="BodyText"/>
     <w:next w:val="BodyText"/>
     <w:qFormat/>
   </w:style>
-  <w:style w:type="paragraph" w:customStyle="1" w:styleId="Compact">
+  <w:style w:customStyle="1" w:styleId="Compact" w:type="paragraph">
     <w:name w:val="Compact"/>
     <w:basedOn w:val="BodyText"/>
     <w:qFormat/>
     <w:pPr>
-      <w:spacing w:before="36" w:after="36"/>
+      <w:spacing w:after="36" w:before="36"/>
     </w:pPr>
   </w:style>
-  <w:style w:type="paragraph" w:styleId="Title">
+  <w:style w:styleId="Title" w:type="paragraph">
     <w:name w:val="Title"/>
     <w:basedOn w:val="Normal"/>
     <w:next w:val="BodyText"/>
@@ -6313,19 +6346,19 @@
     <w:pPr>
       <w:keepNext/>
       <w:keepLines/>
-      <w:spacing w:before="480" w:after="240"/>
+      <w:spacing w:after="240" w:before="480"/>
       <w:jc w:val="center"/>
     </w:pPr>
     <w:rPr>
-      <w:rFonts w:asciiTheme="majorHAnsi" w:eastAsiaTheme="majorEastAsia" w:hAnsiTheme="majorHAnsi" w:cstheme="majorBidi"/>
+      <w:rFonts w:asciiTheme="majorHAnsi" w:cstheme="majorBidi" w:eastAsiaTheme="majorEastAsia" w:hAnsiTheme="majorHAnsi"/>
       <w:b/>
       <w:bCs/>
-      <w:color w:val="345A8A" w:themeColor="accent1" w:themeShade="B5"/>
+      <w:color w:themeColor="accent1" w:themeShade="B5" w:val="345A8A"/>
       <w:sz w:val="36"/>
       <w:szCs w:val="36"/>
     </w:rPr>
   </w:style>
-  <w:style w:type="paragraph" w:styleId="Subtitle">
+  <w:style w:styleId="Subtitle" w:type="paragraph">
     <w:name w:val="Subtitle"/>
     <w:basedOn w:val="Title"/>
     <w:next w:val="BodyText"/>
@@ -6333,7 +6366,7 @@
     <w:pPr>
       <w:keepNext/>
       <w:keepLines/>
-      <w:spacing w:before="240" w:after="240"/>
+      <w:spacing w:after="240" w:before="240"/>
       <w:jc w:val="center"/>
     </w:pPr>
     <w:rPr>
@@ -6341,7 +6374,7 @@
       <w:szCs w:val="30"/>
     </w:rPr>
   </w:style>
-  <w:style w:type="paragraph" w:customStyle="1" w:styleId="Author">
+  <w:style w:customStyle="1" w:styleId="Author" w:type="paragraph">
     <w:name w:val="Author"/>
     <w:next w:val="BodyText"/>
     <w:qFormat/>
@@ -6351,7 +6384,7 @@
       <w:jc w:val="center"/>
     </w:pPr>
   </w:style>
-  <w:style w:type="paragraph" w:styleId="Date">
+  <w:style w:styleId="Date" w:type="paragraph">
     <w:name w:val="Date"/>
     <w:next w:val="BodyText"/>
     <w:qFormat/>
@@ -6361,7 +6394,26 @@
       <w:jc w:val="center"/>
     </w:pPr>
   </w:style>
-  <w:style w:type="paragraph" w:customStyle="1" w:styleId="Abstract">
+  <w:style w:customStyle="1" w:styleId="AbstractTitle" w:type="paragraph">
+    <w:name w:val="Abstract Title"/>
+    <w:basedOn w:val="Normal"/>
+    <w:next w:val="Abstract"/>
+    <w:qFormat/>
+    <w:pPr>
+      <w:keepNext/>
+      <w:keepLines/>
+      <w:jc w:val="center"/>
+      <w:spacing w:after="0" w:before="300"/>
+    </w:pPr>
+    <w:rPr>
+      <w:sz w:val="20"/>
+      <w:szCs w:val="20"/>
+      <w:b/>
+      <w:color w:val="345A8A"/>
+      &gt;
+    </w:rPr>
+  </w:style>
+  <w:style w:customStyle="1" w:styleId="Abstract" w:type="paragraph">
     <w:name w:val="Abstract"/>
     <w:basedOn w:val="Normal"/>
     <w:next w:val="BodyText"/>
@@ -6369,14 +6421,14 @@
     <w:pPr>
       <w:keepNext/>
       <w:keepLines/>
-      <w:spacing w:before="300" w:after="300"/>
+      <w:spacing w:after="300" w:before="100"/>
     </w:pPr>
     <w:rPr>
       <w:sz w:val="20"/>
       <w:szCs w:val="20"/>
     </w:rPr>
   </w:style>
-  <w:style w:type="paragraph" w:styleId="Bibliography">
+  <w:style w:styleId="Bibliography" w:type="paragraph">
     <w:name w:val="Bibliography"/>
     <w:basedOn w:val="Normal"/>
     <w:next w:val="Bibliography"/>
@@ -6384,7 +6436,7 @@
     <w:pPr/>
     <w:rPr/>
   </w:style>
-  <w:style w:type="paragraph" w:styleId="Heading1">
+  <w:style w:styleId="Heading1" w:type="paragraph">
     <w:name w:val="Heading 1"/>
     <w:basedOn w:val="Normal"/>
     <w:next w:val="BodyText"/>
@@ -6393,19 +6445,19 @@
     <w:pPr>
       <w:keepNext/>
       <w:keepLines/>
-      <w:spacing w:before="480" w:after="0"/>
+      <w:spacing w:after="0" w:before="480"/>
       <w:outlineLvl w:val="0"/>
     </w:pPr>
     <w:rPr>
-      <w:rFonts w:asciiTheme="majorHAnsi" w:eastAsiaTheme="majorEastAsia" w:hAnsiTheme="majorHAnsi" w:cstheme="majorBidi"/>
+      <w:rFonts w:asciiTheme="majorHAnsi" w:cstheme="majorBidi" w:eastAsiaTheme="majorEastAsia" w:hAnsiTheme="majorHAnsi"/>
       <w:b/>
       <w:bCs/>
-      <w:color w:val="4F81BD" w:themeColor="accent1"/>
+      <w:color w:themeColor="accent1" w:val="4F81BD"/>
       <w:sz w:val="32"/>
       <w:szCs w:val="32"/>
     </w:rPr>
   </w:style>
-  <w:style w:type="paragraph" w:styleId="Heading2">
+  <w:style w:styleId="Heading2" w:type="paragraph">
     <w:name w:val="Heading 2"/>
     <w:basedOn w:val="Normal"/>
     <w:next w:val="BodyText"/>
@@ -6415,19 +6467,19 @@
     <w:pPr>
       <w:keepNext/>
       <w:keepLines/>
-      <w:spacing w:before="200" w:after="0"/>
+      <w:spacing w:after="0" w:before="200"/>
       <w:outlineLvl w:val="1"/>
     </w:pPr>
     <w:rPr>
-      <w:rFonts w:asciiTheme="majorHAnsi" w:eastAsiaTheme="majorEastAsia" w:hAnsiTheme="majorHAnsi" w:cstheme="majorBidi"/>
+      <w:rFonts w:asciiTheme="majorHAnsi" w:cstheme="majorBidi" w:eastAsiaTheme="majorEastAsia" w:hAnsiTheme="majorHAnsi"/>
       <w:b/>
       <w:bCs/>
-      <w:color w:val="4F81BD" w:themeColor="accent1"/>
+      <w:color w:themeColor="accent1" w:val="4F81BD"/>
       <w:sz w:val="28"/>
       <w:szCs w:val="28"/>
     </w:rPr>
   </w:style>
-  <w:style w:type="paragraph" w:styleId="Heading3">
+  <w:style w:styleId="Heading3" w:type="paragraph">
     <w:name w:val="Heading 3"/>
     <w:basedOn w:val="Normal"/>
     <w:next w:val="BodyText"/>
@@ -6437,19 +6489,19 @@
     <w:pPr>
       <w:keepNext/>
       <w:keepLines/>
-      <w:spacing w:before="200" w:after="0"/>
+      <w:spacing w:after="0" w:before="200"/>
       <w:outlineLvl w:val="2"/>
     </w:pPr>
     <w:rPr>
-      <w:rFonts w:asciiTheme="majorHAnsi" w:eastAsiaTheme="majorEastAsia" w:hAnsiTheme="majorHAnsi" w:cstheme="majorBidi"/>
+      <w:rFonts w:asciiTheme="majorHAnsi" w:cstheme="majorBidi" w:eastAsiaTheme="majorEastAsia" w:hAnsiTheme="majorHAnsi"/>
       <w:b/>
       <w:bCs/>
-      <w:color w:val="4F81BD" w:themeColor="accent1"/>
+      <w:color w:themeColor="accent1" w:val="4F81BD"/>
       <w:sz w:val="24"/>
       <w:szCs w:val="24"/>
     </w:rPr>
   </w:style>
-  <w:style w:type="paragraph" w:styleId="Heading4">
+  <w:style w:styleId="Heading4" w:type="paragraph">
     <w:name w:val="Heading 4"/>
     <w:basedOn w:val="Normal"/>
     <w:next w:val="BodyText"/>
@@ -6459,19 +6511,19 @@
     <w:pPr>
       <w:keepNext/>
       <w:keepLines/>
-      <w:spacing w:before="200" w:after="0"/>
+      <w:spacing w:after="0" w:before="200"/>
       <w:outlineLvl w:val="3"/>
     </w:pPr>
     <w:rPr>
-      <w:rFonts w:asciiTheme="majorHAnsi" w:eastAsiaTheme="majorEastAsia" w:hAnsiTheme="majorHAnsi" w:cstheme="majorBidi"/>
+      <w:rFonts w:asciiTheme="majorHAnsi" w:cstheme="majorBidi" w:eastAsiaTheme="majorEastAsia" w:hAnsiTheme="majorHAnsi"/>
       <w:i/>
       <w:bCs/>
-      <w:color w:val="4F81BD" w:themeColor="accent1"/>
+      <w:color w:themeColor="accent1" w:val="4F81BD"/>
       <w:sz w:val="24"/>
       <w:szCs w:val="24"/>
     </w:rPr>
   </w:style>
-  <w:style w:type="paragraph" w:styleId="Heading5">
+  <w:style w:styleId="Heading5" w:type="paragraph">
     <w:name w:val="Heading 5"/>
     <w:basedOn w:val="Normal"/>
     <w:next w:val="BodyText"/>
@@ -6481,18 +6533,18 @@
     <w:pPr>
       <w:keepNext/>
       <w:keepLines/>
-      <w:spacing w:before="200" w:after="0"/>
+      <w:spacing w:after="0" w:before="200"/>
       <w:outlineLvl w:val="4"/>
     </w:pPr>
     <w:rPr>
-      <w:rFonts w:asciiTheme="majorHAnsi" w:eastAsiaTheme="majorEastAsia" w:hAnsiTheme="majorHAnsi" w:cstheme="majorBidi"/>
+      <w:rFonts w:asciiTheme="majorHAnsi" w:cstheme="majorBidi" w:eastAsiaTheme="majorEastAsia" w:hAnsiTheme="majorHAnsi"/>
       <w:iCs/>
-      <w:color w:val="4F81BD" w:themeColor="accent1"/>
+      <w:color w:themeColor="accent1" w:val="4F81BD"/>
       <w:sz w:val="24"/>
       <w:szCs w:val="24"/>
     </w:rPr>
   </w:style>
-  <w:style w:type="paragraph" w:styleId="Heading6">
+  <w:style w:styleId="Heading6" w:type="paragraph">
     <w:name w:val="Heading 6"/>
     <w:basedOn w:val="Normal"/>
     <w:next w:val="BodyText"/>
@@ -6502,17 +6554,17 @@
     <w:pPr>
       <w:keepNext/>
       <w:keepLines/>
-      <w:spacing w:before="200" w:after="0"/>
+      <w:spacing w:after="0" w:before="200"/>
       <w:outlineLvl w:val="5"/>
     </w:pPr>
     <w:rPr>
-      <w:rFonts w:asciiTheme="majorHAnsi" w:eastAsiaTheme="majorEastAsia" w:hAnsiTheme="majorHAnsi" w:cstheme="majorBidi"/>
-      <w:color w:val="4F81BD" w:themeColor="accent1"/>
+      <w:rFonts w:asciiTheme="majorHAnsi" w:cstheme="majorBidi" w:eastAsiaTheme="majorEastAsia" w:hAnsiTheme="majorHAnsi"/>
+      <w:color w:themeColor="accent1" w:val="4F81BD"/>
       <w:sz w:val="24"/>
       <w:szCs w:val="24"/>
     </w:rPr>
   </w:style>
-  <w:style w:type="paragraph" w:styleId="Heading7">
+  <w:style w:styleId="Heading7" w:type="paragraph">
     <w:name w:val="Heading 7"/>
     <w:basedOn w:val="Normal"/>
     <w:next w:val="BodyText"/>
@@ -6522,17 +6574,17 @@
     <w:pPr>
       <w:keepNext/>
       <w:keepLines/>
-      <w:spacing w:before="200" w:after="0"/>
+      <w:spacing w:after="0" w:before="200"/>
       <w:outlineLvl w:val="6"/>
     </w:pPr>
     <w:rPr>
-      <w:rFonts w:asciiTheme="majorHAnsi" w:eastAsiaTheme="majorEastAsia" w:hAnsiTheme="majorHAnsi" w:cstheme="majorBidi"/>
-      <w:color w:val="4F81BD" w:themeColor="accent1"/>
+      <w:rFonts w:asciiTheme="majorHAnsi" w:cstheme="majorBidi" w:eastAsiaTheme="majorEastAsia" w:hAnsiTheme="majorHAnsi"/>
+      <w:color w:themeColor="accent1" w:val="4F81BD"/>
       <w:sz w:val="24"/>
       <w:szCs w:val="24"/>
     </w:rPr>
   </w:style>
-  <w:style w:type="paragraph" w:styleId="Heading8">
+  <w:style w:styleId="Heading8" w:type="paragraph">
     <w:name w:val="Heading 8"/>
     <w:basedOn w:val="Normal"/>
     <w:next w:val="BodyText"/>
@@ -6542,17 +6594,17 @@
     <w:pPr>
       <w:keepNext/>
       <w:keepLines/>
-      <w:spacing w:before="200" w:after="0"/>
+      <w:spacing w:after="0" w:before="200"/>
       <w:outlineLvl w:val="7"/>
     </w:pPr>
     <w:rPr>
-      <w:rFonts w:asciiTheme="majorHAnsi" w:eastAsiaTheme="majorEastAsia" w:hAnsiTheme="majorHAnsi" w:cstheme="majorBidi"/>
-      <w:color w:val="4F81BD" w:themeColor="accent1"/>
+      <w:rFonts w:asciiTheme="majorHAnsi" w:cstheme="majorBidi" w:eastAsiaTheme="majorEastAsia" w:hAnsiTheme="majorHAnsi"/>
+      <w:color w:themeColor="accent1" w:val="4F81BD"/>
       <w:sz w:val="24"/>
       <w:szCs w:val="24"/>
     </w:rPr>
   </w:style>
-  <w:style w:type="paragraph" w:styleId="Heading9">
+  <w:style w:styleId="Heading9" w:type="paragraph">
     <w:name w:val="Heading 9"/>
     <w:basedOn w:val="Normal"/>
     <w:next w:val="BodyText"/>
@@ -6562,17 +6614,17 @@
     <w:pPr>
       <w:keepNext/>
       <w:keepLines/>
-      <w:spacing w:before="200" w:after="0"/>
+      <w:spacing w:after="0" w:before="200"/>
       <w:outlineLvl w:val="8"/>
     </w:pPr>
     <w:rPr>
-      <w:rFonts w:asciiTheme="majorHAnsi" w:eastAsiaTheme="majorEastAsia" w:hAnsiTheme="majorHAnsi" w:cstheme="majorBidi"/>
-      <w:color w:val="4F81BD" w:themeColor="accent1"/>
+      <w:rFonts w:asciiTheme="majorHAnsi" w:cstheme="majorBidi" w:eastAsiaTheme="majorEastAsia" w:hAnsiTheme="majorHAnsi"/>
+      <w:color w:themeColor="accent1" w:val="4F81BD"/>
       <w:sz w:val="24"/>
       <w:szCs w:val="24"/>
     </w:rPr>
   </w:style>
-  <w:style w:type="paragraph" w:styleId="BlockText">
+  <w:style w:styleId="BlockText" w:type="paragraph">
     <w:name w:val="Block Text"/>
     <w:basedOn w:val="BodyText"/>
     <w:next w:val="BodyText"/>
@@ -6580,11 +6632,11 @@
     <w:unhideWhenUsed/>
     <w:qFormat/>
     <w:pPr>
-      <w:spacing w:before="100" w:after="100"/>
+      <w:spacing w:after="100" w:before="100"/>
       <w:ind w:firstLine="0" w:left="480" w:right="480"/>
     </w:pPr>
   </w:style>
-  <w:style w:type="paragraph" w:styleId="FootnoteText">
+  <w:style w:styleId="FootnoteText" w:type="paragraph">
     <w:name w:val="Footnote Text"/>
     <w:basedOn w:val="Normal"/>
     <w:next w:val="FootnoteText"/>
@@ -6592,28 +6644,43 @@
     <w:unhideWhenUsed/>
     <w:qFormat/>
   </w:style>
-  <w:style w:type="character" w:default="1" w:styleId="DefaultParagraphFont">
+  <w:style w:default="1" w:styleId="DefaultParagraphFont" w:type="character">
     <w:name w:val="Default Paragraph Font"/>
     <w:semiHidden/>
     <w:unhideWhenUsed/>
   </w:style>
-  <w:style w:type="table" w:default="1" w:styleId="Table">
+  <w:style w:default="1" w:styleId="Table" w:type="table">
     <w:name w:val="Table"/>
     <w:basedOn w:val="TableNormal"/>
     <w:semiHidden/>
     <w:unhideWhenUsed/>
     <w:qFormat/>
     <w:tblPr>
-      <w:tblInd w:w="0" w:type="dxa"/>
+      <w:tblInd w:type="dxa" w:w="0"/>
       <w:tblCellMar>
-        <w:top w:w="0" w:type="dxa"/>
-        <w:left w:w="108" w:type="dxa"/>
-        <w:bottom w:w="0" w:type="dxa"/>
-        <w:right w:w="108" w:type="dxa"/>
+        <w:top w:type="dxa" w:w="0"/>
+        <w:left w:type="dxa" w:w="108"/>
+        <w:bottom w:type="dxa" w:w="0"/>
+        <w:right w:type="dxa" w:w="108"/>
       </w:tblCellMar>
     </w:tblPr>
+    <w:tblStylePr w:type="firstRow">
+      <w:tblPr>
+        <w:jc w:val="left"/>
+        <w:tblInd w:type="dxa" w:w="0"/>
+      </w:tblPr>
+      <w:trPr>
+        <w:jc w:val="left"/>
+      </w:trPr>
+      <w:tcPr>
+        <w:vAlign w:val="bottom"/>
+        <w:tcBorders>
+          <w:bottom w:val="single"/>
+        </w:tcBorders>
+      </w:tcPr>
+    </w:tblStylePr>
   </w:style>
-  <w:style w:type="paragraph" w:customStyle="1" w:styleId="DefinitionTerm">
+  <w:style w:customStyle="1" w:styleId="DefinitionTerm" w:type="paragraph">
     <w:name w:val="Definition Term"/>
     <w:basedOn w:val="Normal"/>
     <w:next w:val="Definition"/>
@@ -6626,49 +6693,49 @@
       <w:b/>
     </w:rPr>
   </w:style>
-  <w:style w:type="paragraph" w:customStyle="1" w:styleId="Definition">
+  <w:style w:customStyle="1" w:styleId="Definition" w:type="paragraph">
     <w:name w:val="Definition"/>
     <w:basedOn w:val="Normal"/>
   </w:style>
-  <w:style w:type="paragraph" w:styleId="Caption">
+  <w:style w:styleId="Caption" w:type="paragraph">
     <w:name w:val="Caption"/>
     <w:basedOn w:val="Normal"/>
     <w:link w:val="BodyTextChar"/>
     <w:pPr>
-      <w:spacing w:before="0" w:after="120"/>
+      <w:spacing w:after="120" w:before="0"/>
     </w:pPr>
     <w:rPr>
       <w:i/>
     </w:rPr>
   </w:style>
-  <w:style w:type="paragraph" w:customStyle="1" w:styleId="TableCaption">
+  <w:style w:customStyle="1" w:styleId="TableCaption" w:type="paragraph">
     <w:name w:val="Table Caption"/>
     <w:basedOn w:val="Caption"/>
     <w:pPr>
       <w:keepNext/>
     </w:pPr>
   </w:style>
-  <w:style w:type="paragraph" w:customStyle="1" w:styleId="ImageCaption">
+  <w:style w:customStyle="1" w:styleId="ImageCaption" w:type="paragraph">
     <w:name w:val="Image Caption"/>
     <w:basedOn w:val="Caption"/>
   </w:style>
-  <w:style w:type="paragraph" w:customStyle="1" w:styleId="Figure">
+  <w:style w:customStyle="1" w:styleId="Figure" w:type="paragraph">
     <w:name w:val="Figure"/>
     <w:basedOn w:val="Normal"/>
   </w:style>
-  <w:style w:type="paragraph" w:customStyle="1" w:styleId="CaptionedFigure">
+  <w:style w:customStyle="1" w:styleId="CaptionedFigure" w:type="paragraph">
     <w:name w:val="Captioned Figure"/>
     <w:basedOn w:val="Figure"/>
     <w:pPr>
       <w:keepNext/>
     </w:pPr>
   </w:style>
-  <w:style w:type="character" w:customStyle="1" w:styleId="BodyTextChar">
+  <w:style w:customStyle="1" w:styleId="BodyTextChar" w:type="character">
     <w:name w:val="Body Text Char"/>
     <w:basedOn w:val="DefaultParagraphFont"/>
     <w:link w:val="BodyText"/>
   </w:style>
-  <w:style w:type="character" w:customStyle="1" w:styleId="VerbatimChar">
+  <w:style w:customStyle="1" w:styleId="VerbatimChar" w:type="character">
     <w:name w:val="Verbatim Char"/>
     <w:basedOn w:val="BodyTextChar"/>
     <w:rPr>
@@ -6676,21 +6743,25 @@
       <w:sz w:val="22"/>
     </w:rPr>
   </w:style>
-  <w:style w:type="character" w:styleId="FootnoteReference">
+  <w:style w:customStyle="1" w:styleId="SectionNumber" w:type="character">
+    <w:name w:val="Section Number"/>
+    <w:basedOn w:val="BodyTextChar"/>
+  </w:style>
+  <w:style w:styleId="FootnoteReference" w:type="character">
     <w:name w:val="Footnote Reference"/>
     <w:basedOn w:val="BodyTextChar"/>
     <w:rPr>
       <w:vertAlign w:val="superscript"/>
     </w:rPr>
   </w:style>
-  <w:style w:type="character" w:styleId="Hyperlink">
+  <w:style w:styleId="Hyperlink" w:type="character">
     <w:name w:val="Hyperlink"/>
     <w:basedOn w:val="BodyTextChar"/>
     <w:rPr>
-      <w:color w:val="4F81BD" w:themeColor="accent1"/>
+      <w:color w:themeColor="accent1" w:val="4F81BD"/>
     </w:rPr>
   </w:style>
-  <w:style w:type="paragraph" w:styleId="TOCHeading">
+  <w:style w:styleId="TOCHeading" w:type="paragraph">
     <w:name w:val="TOC Heading"/>
     <w:basedOn w:val="Heading1"/>
     <w:next w:val="BodyText"/>
@@ -6702,10 +6773,10 @@
       <w:outlineLvl w:val="9"/>
     </w:pPr>
     <w:rPr>
-      <w:rFonts w:asciiTheme="majorHAnsi" w:eastAsiaTheme="majorEastAsia" w:hAnsiTheme="majorHAnsi" w:cstheme="majorBidi"/>
+      <w:rFonts w:asciiTheme="majorHAnsi" w:cstheme="majorBidi" w:eastAsiaTheme="majorEastAsia" w:hAnsiTheme="majorHAnsi"/>
       <w:b w:val="0"/>
       <w:bCs w:val="0"/>
-      <w:color w:val="365F91" w:themeColor="accent1" w:themeShade="BF"/>
+      <w:color w:themeColor="accent1" w:themeShade="BF" w:val="365F91"/>
     </w:rPr>
   </w:style>
   <w:style w:type="paragraph" w:customStyle="1" w:styleId="SourceCode">
@@ -6797,7 +6868,10 @@
   <w:style w:type="character" w:customStyle="1" w:styleId="ImportTok">
     <w:name w:val="ImportTok"/>
     <w:basedOn w:val="VerbatimChar"/>
-    <w:rPr/>
+    <w:rPr>
+      <w:color w:val="008000"/>
+      <w:b/>
+    </w:rPr>
   </w:style>
   <w:style w:type="character" w:customStyle="1" w:styleId="CommentTok">
     <w:name w:val="CommentTok"/>
@@ -6872,7 +6946,9 @@
   <w:style w:type="character" w:customStyle="1" w:styleId="BuiltInTok">
     <w:name w:val="BuiltInTok"/>
     <w:basedOn w:val="VerbatimChar"/>
-    <w:rPr/>
+    <w:rPr>
+      <w:color w:val="008000"/>
+    </w:rPr>
   </w:style>
   <w:style w:type="character" w:customStyle="1" w:styleId="ExtensionTok">
     <w:name w:val="ExtensionTok"/>
